--- a/docs/栖木客服Agent-项目讲解手册.docx
+++ b/docs/栖木客服Agent-项目讲解手册.docx
@@ -4,22 +4,159 @@
   <w:body>
     <w:p>
       <w:pPr>
+        <w:pStyle w:val="Title"/>
+      </w:pPr>
+      <w:r>
+        <w:rPr>
+          <w:b/>
+          <w:sz w:val="52"/>
+        </w:rPr>
+        <w:t xml:space="preserve">栖木客服 Agent：项目讲解手册</w:t>
+      </w:r>
+    </w:p>
+    <w:p>
+      <w:pPr/>
+      <w:r>
+        <w:t xml:space="preserve">Oct 4, 2026</w:t>
+      </w:r>
+      <w:r>
+        <w:t xml:space="preserve"> · </w:t>
+      </w:r>
+      <w:r>
+        <w:t xml:space="preserve">@yxtan</w:t>
+      </w:r>
+    </w:p>
+    <w:p>
+      <w:pPr>
         <w:pStyle w:val="Heading1"/>
       </w:pPr>
       <w:r>
-        <w:t xml:space="preserve">栖木客服 Agent：项目讲解手册</w:t>
-      </w:r>
-    </w:p>
-    <w:p>
-      <w:pPr/>
-      <w:r>
-        <w:t xml:space="preserve">Oct 4, 2026</w:t>
-      </w:r>
-      <w:r>
-        <w:t xml:space="preserve"> · </w:t>
-      </w:r>
-      <w:r>
-        <w:t xml:space="preserve">@yxtan</w:t>
+        <w:t xml:space="preserve">一、一句话讲清这个项目</w:t>
+      </w:r>
+    </w:p>
+    <w:p>
+      <w:pPr/>
+      <w:r>
+        <w:t xml:space="preserve">栖木客服 Agent 是一个电商智能客服 Demo：它先用最便宜的方式判断买家想干什么，能自动办的事（查物流、退换货、尺码推荐）直接办掉，有风险或办不了的事立刻转给真人客服。</w:t>
+      </w:r>
+    </w:p>
+    <w:p>
+      <w:pPr>
+        <w:pStyle w:val="ListParagraph"/>
+        <w:numPr>
+          <w:ilvl w:val="0"/>
+          <w:numId w:val="2"/>
+        </w:numPr>
+      </w:pPr>
+      <w:r>
+        <w:rPr>
+          <w:b/>
+        </w:rPr>
+        <w:t xml:space="preserve">给谁用</w:t>
+      </w:r>
+      <w:r>
+        <w:t xml:space="preserve">：买家在商城网页里找客服；商家在手机上的卖家后台接管会话、管知识库、看数据。</w:t>
+      </w:r>
+    </w:p>
+    <w:p>
+      <w:pPr>
+        <w:pStyle w:val="ListParagraph"/>
+        <w:numPr>
+          <w:ilvl w:val="0"/>
+          <w:numId w:val="2"/>
+        </w:numPr>
+      </w:pPr>
+      <w:r>
+        <w:rPr>
+          <w:b/>
+        </w:rPr>
+        <w:t xml:space="preserve">店是虚构的</w:t>
+      </w:r>
+      <w:r>
+        <w:t xml:space="preserve">：「栖木 QIMU 女装」，36 件商品、12 个买家、90 个订单都是生成的假数据，但前后完全自洽。</w:t>
+      </w:r>
+    </w:p>
+    <w:p>
+      <w:pPr/>
+      <w:r>
+        <w:t xml:space="preserve">演示时最想让人记住三点：</w:t>
+      </w:r>
+    </w:p>
+    <w:p>
+      <w:pPr>
+        <w:pStyle w:val="ListParagraph"/>
+        <w:numPr>
+          <w:ilvl w:val="0"/>
+          <w:numId w:val="3"/>
+        </w:numPr>
+      </w:pPr>
+      <w:r>
+        <w:rPr>
+          <w:b/>
+        </w:rPr>
+        <w:t xml:space="preserve">能办事，不只是能聊</w:t>
+      </w:r>
+      <w:r>
+        <w:t xml:space="preserve">：换货、退款是真的调工具改数据，改之前一定先让买家点「确认」。</w:t>
+      </w:r>
+    </w:p>
+    <w:p>
+      <w:pPr>
+        <w:pStyle w:val="ListParagraph"/>
+        <w:numPr>
+          <w:ilvl w:val="0"/>
+          <w:numId w:val="3"/>
+        </w:numPr>
+      </w:pPr>
+      <w:r>
+        <w:rPr>
+          <w:b/>
+        </w:rPr>
+        <w:t xml:space="preserve">又快又省</w:t>
+      </w:r>
+      <w:r>
+        <w:t xml:space="preserve">：大部分消息在最便宜的两层就处理掉了，只有少数复杂请求才用到大模型。看板上能看到每一层占多少、多快、花多少钱。</w:t>
+      </w:r>
+    </w:p>
+    <w:p>
+      <w:pPr>
+        <w:pStyle w:val="ListParagraph"/>
+        <w:numPr>
+          <w:ilvl w:val="0"/>
+          <w:numId w:val="3"/>
+        </w:numPr>
+      </w:pPr>
+      <w:r>
+        <w:rPr>
+          <w:b/>
+        </w:rPr>
+        <w:t xml:space="preserve">知道自己什么时候该闭嘴</w:t>
+      </w:r>
+      <w:r>
+        <w:t xml:space="preserve">：投诉威胁、过敏受伤、盗号诈骗、情绪激动，秒转人工；人工接手时能看到 AI 已经知道的一切，买家不用重复说。</w:t>
+      </w:r>
+    </w:p>
+    <w:p>
+      <w:pPr>
+        <w:pStyle w:val="Heading1"/>
+      </w:pPr>
+      <w:r>
+        <w:t xml:space="preserve">二、我是怎么总体统筹的</w:t>
+      </w:r>
+    </w:p>
+    <w:p>
+      <w:pPr/>
+      <w:r>
+        <w:t xml:space="preserve">核心思路只有一句：</w:t>
+      </w:r>
+      <w:r>
+        <w:rPr>
+          <w:b/>
+        </w:rPr>
+        <w:t xml:space="preserve">人不写代码，所以要把「人脑子里的默契」全部写成文件</w:t>
+      </w:r>
+      <w:r>
+        <w:t xml:space="preserve">。AI 代码助手最大的问题不是写不出代码，而是不知道该写什么、写到哪算完、和别人怎么对接。所以前期大部分力气花在「先定清楚」上，而不是「先开工」。</w:t>
       </w:r>
     </w:p>
     <w:p>
@@ -27,193 +164,60 @@
         <w:pStyle w:val="Heading2"/>
       </w:pPr>
       <w:r>
-        <w:t xml:space="preserve">一句话讲清这个项目</w:t>
-      </w:r>
-    </w:p>
-    <w:p>
-      <w:pPr/>
-      <w:r>
-        <w:t xml:space="preserve">栖木客服 Agent 是一个电商智能客服 Demo：它先用最便宜的方式判断买家想干什么，能自动办的事（查物流、退换货、尺码推荐）直接办掉，有风险或办不了的事立刻转给真人客服。</w:t>
-      </w:r>
-    </w:p>
-    <w:p>
-      <w:pPr>
-        <w:pStyle w:val="ListParagraph"/>
-        <w:numPr>
-          <w:ilvl w:val="0"/>
-          <w:numId w:val="2"/>
-        </w:numPr>
-      </w:pPr>
-      <w:r>
-        <w:rPr>
-          <w:b/>
-        </w:rPr>
-        <w:t xml:space="preserve">给谁用</w:t>
-      </w:r>
-      <w:r>
-        <w:t xml:space="preserve">：买家在商城网页里找客服；商家在手机上的卖家后台接管会话、管知识库、看数据。</w:t>
-      </w:r>
-    </w:p>
-    <w:p>
-      <w:pPr>
-        <w:pStyle w:val="ListParagraph"/>
-        <w:numPr>
-          <w:ilvl w:val="0"/>
-          <w:numId w:val="2"/>
-        </w:numPr>
-      </w:pPr>
-      <w:r>
-        <w:rPr>
-          <w:b/>
-        </w:rPr>
-        <w:t xml:space="preserve">店是虚构的</w:t>
-      </w:r>
-      <w:r>
-        <w:t xml:space="preserve">：「栖木 QIMU 女装」，36 件商品、12 个买家、90 个订单都是生成的假数据，但前后完全自洽。</w:t>
-      </w:r>
-    </w:p>
-    <w:p>
-      <w:pPr/>
-      <w:r>
-        <w:t xml:space="preserve">演示时最想让人记住三点：</w:t>
-      </w:r>
-    </w:p>
-    <w:p>
-      <w:pPr>
-        <w:pStyle w:val="ListParagraph"/>
-        <w:numPr>
-          <w:ilvl w:val="0"/>
-          <w:numId w:val="3"/>
-        </w:numPr>
-      </w:pPr>
-      <w:r>
-        <w:rPr>
-          <w:b/>
-        </w:rPr>
-        <w:t xml:space="preserve">能办事，不只是能聊</w:t>
-      </w:r>
-      <w:r>
-        <w:t xml:space="preserve">：换货、退款是真的调工具改数据，改之前一定先让买家点「确认」。</w:t>
-      </w:r>
-    </w:p>
-    <w:p>
-      <w:pPr>
-        <w:pStyle w:val="ListParagraph"/>
-        <w:numPr>
-          <w:ilvl w:val="0"/>
-          <w:numId w:val="3"/>
-        </w:numPr>
-      </w:pPr>
-      <w:r>
-        <w:rPr>
-          <w:b/>
-        </w:rPr>
-        <w:t xml:space="preserve">又快又省</w:t>
-      </w:r>
-      <w:r>
-        <w:t xml:space="preserve">：大部分消息在最便宜的两层就处理掉了，只有少数复杂请求才用到大模型。看板上能看到每一层占多少、多快、花多少钱。</w:t>
-      </w:r>
-    </w:p>
-    <w:p>
-      <w:pPr>
-        <w:pStyle w:val="ListParagraph"/>
-        <w:numPr>
-          <w:ilvl w:val="0"/>
-          <w:numId w:val="3"/>
-        </w:numPr>
-      </w:pPr>
-      <w:r>
-        <w:rPr>
-          <w:b/>
-        </w:rPr>
-        <w:t xml:space="preserve">知道自己什么时候该闭嘴</w:t>
-      </w:r>
-      <w:r>
-        <w:t xml:space="preserve">：投诉威胁、过敏受伤、盗号诈骗、情绪激动，秒转人工；人工接手时能看到 AI 已经知道的一切，买家不用重复说。</w:t>
+        <w:t xml:space="preserve">第一步：先对齐，再动手</w:t>
+      </w:r>
+    </w:p>
+    <w:p>
+      <w:pPr/>
+      <w:r>
+        <w:t xml:space="preserve">你一开始给的是一个架构想法（三层漏斗）和一个产品目标（电商客服 Agent）。我先做了两件事：</w:t>
+      </w:r>
+    </w:p>
+    <w:p>
+      <w:pPr>
+        <w:pStyle w:val="ListParagraph"/>
+        <w:numPr>
+          <w:ilvl w:val="0"/>
+          <w:numId w:val="4"/>
+        </w:numPr>
+      </w:pPr>
+      <w:r>
+        <w:rPr>
+          <w:b/>
+        </w:rPr>
+        <w:t xml:space="preserve">挑架构的洞</w:t>
+      </w:r>
+      <w:r>
+        <w:t xml:space="preserve">：比如「高风险」不该是漏斗里的一层，而是每条消息都要过的一道闸门（第三、四节详细讲）。这类问题如果等代码写完才发现，要推倒重来。</w:t>
+      </w:r>
+    </w:p>
+    <w:p>
+      <w:pPr>
+        <w:pStyle w:val="ListParagraph"/>
+        <w:numPr>
+          <w:ilvl w:val="0"/>
+          <w:numId w:val="4"/>
+        </w:numPr>
+      </w:pPr>
+      <w:r>
+        <w:rPr>
+          <w:b/>
+        </w:rPr>
+        <w:t xml:space="preserve">问清楚约束</w:t>
+      </w:r>
+      <w:r>
+        <w:t xml:space="preserve">：买家说中文还是英文（决定 Jev 能不能用）、团队会不会写代码（决定谁来写）、卖家端是什么形态、时间有多少。答案是：中文、都不写代码、手机 app（先做网页）、约 36 小时。</w:t>
+      </w:r>
+    </w:p>
+    <w:p>
+      <w:pPr/>
+      <w:r>
+        <w:t xml:space="preserve">这四个答案直接决定了后面几乎所有选择：既然全靠 AI，就要选 AI 最好写、最不容易出错的技术栈（一个 Next.js 项目、不装数据库、一个 API key）；既然只有 36 小时，就要先定「哪些必须有、哪些可以不要」。</w:t>
       </w:r>
     </w:p>
     <w:p>
       <w:pPr>
         <w:pStyle w:val="Heading2"/>
-      </w:pPr>
-      <w:r>
-        <w:t xml:space="preserve">我是怎么总体统筹的</w:t>
-      </w:r>
-    </w:p>
-    <w:p>
-      <w:pPr/>
-      <w:r>
-        <w:t xml:space="preserve">核心思路只有一句：</w:t>
-      </w:r>
-      <w:r>
-        <w:rPr>
-          <w:b/>
-        </w:rPr>
-        <w:t xml:space="preserve">人不写代码，所以要把「人脑子里的默契」全部写成文件</w:t>
-      </w:r>
-      <w:r>
-        <w:t xml:space="preserve">。AI 代码助手最大的问题不是写不出代码，而是不知道该写什么、写到哪算完、和别人怎么对接。所以前期大部分力气花在「先定清楚」上，而不是「先开工」。</w:t>
-      </w:r>
-    </w:p>
-    <w:p>
-      <w:pPr>
-        <w:pStyle w:val="Heading3"/>
-      </w:pPr>
-      <w:r>
-        <w:t xml:space="preserve">第一步：先对齐，再动手</w:t>
-      </w:r>
-    </w:p>
-    <w:p>
-      <w:pPr/>
-      <w:r>
-        <w:t xml:space="preserve">你一开始给的是一个架构想法（三层漏斗）和一个产品目标（电商客服 Agent）。我先做了两件事：</w:t>
-      </w:r>
-    </w:p>
-    <w:p>
-      <w:pPr>
-        <w:pStyle w:val="ListParagraph"/>
-        <w:numPr>
-          <w:ilvl w:val="0"/>
-          <w:numId w:val="4"/>
-        </w:numPr>
-      </w:pPr>
-      <w:r>
-        <w:rPr>
-          <w:b/>
-        </w:rPr>
-        <w:t xml:space="preserve">挑架构的洞</w:t>
-      </w:r>
-      <w:r>
-        <w:t xml:space="preserve">：比如「高风险」不该是漏斗里的一层，而是每条消息都要过的一道闸门（第四节详细讲）。这类问题如果等代码写完才发现，要推倒重来。</w:t>
-      </w:r>
-    </w:p>
-    <w:p>
-      <w:pPr>
-        <w:pStyle w:val="ListParagraph"/>
-        <w:numPr>
-          <w:ilvl w:val="0"/>
-          <w:numId w:val="4"/>
-        </w:numPr>
-      </w:pPr>
-      <w:r>
-        <w:rPr>
-          <w:b/>
-        </w:rPr>
-        <w:t xml:space="preserve">问清楚约束</w:t>
-      </w:r>
-      <w:r>
-        <w:t xml:space="preserve">：买家说中文还是英文（决定 Jev 能不能用）、团队会不会写代码（决定谁来写）、卖家端是什么形态、时间有多少。答案是：中文、都不写代码、手机 app（先做网页）、约 36 小时。</w:t>
-      </w:r>
-    </w:p>
-    <w:p>
-      <w:pPr/>
-      <w:r>
-        <w:t xml:space="preserve">这四个答案直接决定了后面几乎所有选择：既然全靠 AI，就要选 AI 最好写、最不容易出错的技术栈（一个 Next.js 项目、不装数据库、一个 API key）；既然只有 36 小时，就要先定「哪些必须有、哪些可以不要」。</w:t>
-      </w:r>
-    </w:p>
-    <w:p>
-      <w:pPr>
-        <w:pStyle w:val="Heading3"/>
       </w:pPr>
       <w:r>
         <w:t xml:space="preserve">第二步：写「单一事实来源」</w:t>
@@ -285,9 +289,14 @@
           </w:tcPr>
           <w:p>
             <w:pPr/>
-            <w:r>
-              <w:t xml:space="preserve">PRD.md</w:t>
-            </w:r>
+            <w:hyperlink r:id="rId3" w:history="1">
+              <w:r>
+                <w:rPr>
+                  <w:rStyle w:val="Hyperlink"/>
+                </w:rPr>
+                <w:t xml:space="preserve">PRD.md</w:t>
+              </w:r>
+            </w:hyperlink>
           </w:p>
         </w:tc>
         <w:tc>
@@ -320,9 +329,14 @@
           </w:tcPr>
           <w:p>
             <w:pPr/>
-            <w:r>
-              <w:t xml:space="preserve">ARCHITECTURE.md</w:t>
-            </w:r>
+            <w:hyperlink r:id="rId4" w:history="1">
+              <w:r>
+                <w:rPr>
+                  <w:rStyle w:val="Hyperlink"/>
+                </w:rPr>
+                <w:t xml:space="preserve">ARCHITECTURE.md</w:t>
+              </w:r>
+            </w:hyperlink>
           </w:p>
         </w:tc>
         <w:tc>
@@ -355,9 +369,25 @@
           </w:tcPr>
           <w:p>
             <w:pPr/>
-            <w:r>
-              <w:t xml:space="preserve">CONTRACTS.md + types.ts</w:t>
-            </w:r>
+            <w:hyperlink r:id="rId5" w:history="1">
+              <w:r>
+                <w:rPr>
+                  <w:rStyle w:val="Hyperlink"/>
+                </w:rPr>
+                <w:t xml:space="preserve">CONTRACTS.md</w:t>
+              </w:r>
+            </w:hyperlink>
+            <w:r>
+              <w:t xml:space="preserve"> + </w:t>
+            </w:r>
+            <w:hyperlink r:id="rId6" w:history="1">
+              <w:r>
+                <w:rPr>
+                  <w:rStyle w:val="Hyperlink"/>
+                </w:rPr>
+                <w:t xml:space="preserve">types.ts</w:t>
+              </w:r>
+            </w:hyperlink>
           </w:p>
         </w:tc>
         <w:tc>
@@ -390,9 +420,14 @@
           </w:tcPr>
           <w:p>
             <w:pPr/>
-            <w:r>
-              <w:t xml:space="preserve">DATA_SPEC.md</w:t>
-            </w:r>
+            <w:hyperlink r:id="rId7" w:history="1">
+              <w:r>
+                <w:rPr>
+                  <w:rStyle w:val="Hyperlink"/>
+                </w:rPr>
+                <w:t xml:space="preserve">DATA_SPEC.md</w:t>
+              </w:r>
+            </w:hyperlink>
           </w:p>
         </w:tc>
         <w:tc>
@@ -425,9 +460,14 @@
           </w:tcPr>
           <w:p>
             <w:pPr/>
-            <w:r>
-              <w:t xml:space="preserve">DECISIONS.md</w:t>
-            </w:r>
+            <w:hyperlink r:id="rId8" w:history="1">
+              <w:r>
+                <w:rPr>
+                  <w:rStyle w:val="Hyperlink"/>
+                </w:rPr>
+                <w:t xml:space="preserve">DECISIONS.md</w:t>
+              </w:r>
+            </w:hyperlink>
           </w:p>
         </w:tc>
         <w:tc>
@@ -471,7 +511,7 @@
     </w:p>
     <w:p>
       <w:pPr>
-        <w:pStyle w:val="Heading3"/>
+        <w:pStyle w:val="Heading2"/>
       </w:pPr>
       <w:r>
         <w:t xml:space="preserve">第三步：拆成小任务，每个都能验收</w:t>
@@ -495,12 +535,12 @@
     <w:p>
       <w:pPr/>
       <w:r>
-        <w:t xml:space="preserve">排顺序的原则是先定接口、再并行：脚手架和数据先行，前后端分头推进，最后联调。实际做的时候又根据进度调整了两次（第六节讲）。</w:t>
-      </w:r>
-    </w:p>
-    <w:p>
-      <w:pPr>
-        <w:pStyle w:val="Heading3"/>
+        <w:t xml:space="preserve">排顺序的原则是先定接口、再并行：脚手架和数据先行，前后端分头推进，最后联调。</w:t>
+      </w:r>
+    </w:p>
+    <w:p>
+      <w:pPr>
+        <w:pStyle w:val="Heading2"/>
       </w:pPr>
       <w:r>
         <w:t xml:space="preserve">第四步：每一步都审查，不信 AI 的自我评价</w:t>
@@ -514,30 +554,30 @@
     </w:p>
     <w:p>
       <w:pPr>
+        <w:pStyle w:val="Heading1"/>
+      </w:pPr>
+      <w:r>
+        <w:t xml:space="preserve">三、产品架构：一条消息进来后发生了什么</w:t>
+      </w:r>
+    </w:p>
+    <w:p>
+      <w:pPr/>
+      <w:r>
+        <w:t xml:space="preserve">一句话：</w:t>
+      </w:r>
+      <w:r>
+        <w:rPr>
+          <w:b/>
+        </w:rPr>
+        <w:t xml:space="preserve">先用便宜的办法判断，判断不了再升级到贵的办法；但不管走哪条路，都要先过风险检查。</w:t>
+      </w:r>
+      <w:r>
+        <w:t xml:space="preserve"> 本节末尾有一张整条路线的图，这里先用大白话解释每一层。</w:t>
+      </w:r>
+    </w:p>
+    <w:p>
+      <w:pPr>
         <w:pStyle w:val="Heading2"/>
-      </w:pPr>
-      <w:r>
-        <w:t xml:space="preserve">产品架构：一条消息进来后发生了什么</w:t>
-      </w:r>
-    </w:p>
-    <w:p>
-      <w:pPr/>
-      <w:r>
-        <w:t xml:space="preserve">一句话：</w:t>
-      </w:r>
-      <w:r>
-        <w:rPr>
-          <w:b/>
-        </w:rPr>
-        <w:t xml:space="preserve">先用便宜的办法判断，判断不了再升级到贵的办法；但不管走哪条路，都要先过风险检查。</w:t>
-      </w:r>
-      <w:r>
-        <w:t xml:space="preserve"> 本节末尾有一张整条路线的图，这里先用大白话解释每一层。</w:t>
-      </w:r>
-    </w:p>
-    <w:p>
-      <w:pPr>
-        <w:pStyle w:val="Heading3"/>
       </w:pPr>
       <w:r>
         <w:t xml:space="preserve">三层漏斗（按成本从低到高）</w:t>
@@ -777,7 +817,7 @@
           <w:p>
             <w:pPr/>
             <w:r>
-              <w:t xml:space="preserve">2–7 秒</w:t>
+              <w:t xml:space="preserve">约 3–9 秒</w:t>
             </w:r>
           </w:p>
         </w:tc>
@@ -788,7 +828,7 @@
           <w:p>
             <w:pPr/>
             <w:r>
-              <w:t xml:space="preserve">几分钱</w:t>
+              <w:t xml:space="preserve">约 ¥0.001</w:t>
             </w:r>
           </w:p>
         </w:tc>
@@ -856,7 +896,7 @@
     </w:p>
     <w:p>
       <w:pPr>
-        <w:pStyle w:val="Heading3"/>
+        <w:pStyle w:val="Heading2"/>
       </w:pPr>
       <w:r>
         <w:t xml:space="preserve">风险闸门（不在漏斗里，在漏斗旁边）</w:t>
@@ -939,7 +979,7 @@
     </w:p>
     <w:p>
       <w:pPr>
-        <w:pStyle w:val="Heading3"/>
+        <w:pStyle w:val="Heading2"/>
       </w:pPr>
       <w:r>
         <w:t xml:space="preserve">对话状态：为什么「退款到哪了」能听懂</w:t>
@@ -959,7 +999,7 @@
     </w:p>
     <w:p>
       <w:pPr>
-        <w:pStyle w:val="Heading3"/>
+        <w:pStyle w:val="Heading2"/>
       </w:pPr>
       <w:r>
         <w:t xml:space="preserve">两个安全设计</w:t>
@@ -1016,7 +1056,7 @@
                     <pic:cNvPicPr/>
                   </pic:nvPicPr>
                   <pic:blipFill>
-                    <a:blip r:embed="rId3"/>
+                    <a:blip r:embed="rId9"/>
                     <a:stretch>
                       <a:fillRect/>
                     </a:stretch>
@@ -1051,378 +1091,32 @@
     </w:p>
     <w:p>
       <w:pPr>
+        <w:pStyle w:val="Heading1"/>
+      </w:pPr>
+      <w:r>
+        <w:t xml:space="preserve">四、深入几个关键问题</w:t>
+      </w:r>
+    </w:p>
+    <w:p>
+      <w:pPr/>
+      <w:r>
+        <w:t xml:space="preserve">这一节回答五个最容易被追问的问题。先给结论：</w:t>
+      </w:r>
+      <w:r>
+        <w:rPr>
+          <w:b/>
+        </w:rPr>
+        <w:t xml:space="preserve">整个处理流程本身就是一条写死在代码里的工作流，只有最难的那一层交给模型自由发挥；模型没有微调，靠模型分工、结构化提问、提示词、工具约束和代码兜底来控制；风险闸门是「关键词 + Jev」两道并联的网，各兜对方的底；幻觉主要靠「不让模型有机会编」来预防，运行时还没有自动检测；意图模糊时系统会往上升级或反问，风险五五开时先安抚、递转人工按钮，连续两轮就转人工</w:t>
+      </w:r>
+      <w:r>
+        <w:t xml:space="preserve">。其中运行时的幻觉检测还是真实短板，下面写了可以怎么补。</w:t>
+      </w:r>
+    </w:p>
+    <w:p>
+      <w:pPr>
         <w:pStyle w:val="Heading2"/>
       </w:pPr>
       <w:r>
-        <w:t xml:space="preserve">深入几个关键问题</w:t>
-      </w:r>
-    </w:p>
-    <w:p>
-      <w:pPr/>
-      <w:r>
-        <w:t xml:space="preserve">这一节回答六个最容易被追问的问题。先给结论：</w:t>
-      </w:r>
-      <w:r>
-        <w:rPr>
-          <w:b/>
-        </w:rPr>
-        <w:t xml:space="preserve">数据是按一份规格书用代码生成、再用独立脚本挑错的；整个处理流程本身就是一条写死在代码里的工作流，只有最难的那一层交给模型自由发挥；模型没有微调，靠模型分工、结构化提问、提示词、工具约束和代码兜底来控制；风险闸门是「关键词 + Jev」两道并联的网，各兜对方的底；幻觉主要靠「不让模型有机会编」来预防，运行时还没有自动检测；意图模糊时系统会往上升级或反问，风险五五开时先安抚、递转人工按钮，连续两轮就转人工</w:t>
-      </w:r>
-      <w:r>
-        <w:t xml:space="preserve">。其中运行时的幻觉检测还是真实短板，下面写了可以怎么补。</w:t>
-      </w:r>
-    </w:p>
-    <w:p>
-      <w:pPr>
-        <w:pStyle w:val="Heading3"/>
-      </w:pPr>
-      <w:r>
-        <w:t xml:space="preserve">数据怎么来的</w:t>
-      </w:r>
-    </w:p>
-    <w:p>
-      <w:pPr/>
-      <w:r>
-        <w:t xml:space="preserve">全部是虚构的，但不是「让 AI 随便编一些」。先写了一份数据规格书（</w:t>
-      </w:r>
-      <w:r>
-        <w:rPr>
-          <w:rStyle w:val="CodeChar"/>
-        </w:rPr>
-        <w:t xml:space="preserve">docs/DATA_SPEC.md</w:t>
-      </w:r>
-      <w:r>
-        <w:t xml:space="preserve">），再按它分四类生产：</w:t>
-      </w:r>
-    </w:p>
-    <w:tbl>
-      <w:tblPr>
-        <w:tblStyle w:val="TableGrid"/>
-        <w:tblW w:w="0" w:type="auto"/>
-        <w:tblLayout w:type="fixed"/>
-        <w:tblLook w:val="04A0" w:firstRow="1" w:lastRow="0" w:firstColumn="0" w:lastColumn="0" w:noHBand="0" w:noVBand="1"/>
-      </w:tblPr>
-      <w:tblGrid>
-        <w:gridCol w:w="3120"/>
-        <w:gridCol w:w="3120"/>
-        <w:gridCol w:w="3120"/>
-      </w:tblGrid>
-      <w:tr>
-        <w:trPr>
-          <w:tblHeader/>
-        </w:trPr>
-        <w:tc>
-          <w:tcPr>
-            <w:tcW w:w="3120" w:type="dxa"/>
-            <w:shd w:val="clear" w:color="auto" w:fill="F2F2F2"/>
-          </w:tcPr>
-          <w:p>
-            <w:pPr/>
-            <w:r>
-              <w:t xml:space="preserve">哪类数据</w:t>
-            </w:r>
-          </w:p>
-        </w:tc>
-        <w:tc>
-          <w:tcPr>
-            <w:tcW w:w="3120" w:type="dxa"/>
-            <w:shd w:val="clear" w:color="auto" w:fill="F2F2F2"/>
-          </w:tcPr>
-          <w:p>
-            <w:pPr/>
-            <w:r>
-              <w:t xml:space="preserve">怎么来的</w:t>
-            </w:r>
-          </w:p>
-        </w:tc>
-        <w:tc>
-          <w:tcPr>
-            <w:tcW w:w="3120" w:type="dxa"/>
-            <w:shd w:val="clear" w:color="auto" w:fill="F2F2F2"/>
-          </w:tcPr>
-          <w:p>
-            <w:pPr/>
-            <w:r>
-              <w:t xml:space="preserve">为什么这样做</w:t>
-            </w:r>
-          </w:p>
-        </w:tc>
-      </w:tr>
-      <w:tr>
-        <w:tc>
-          <w:tcPr>
-            <w:tcW w:w="3120" w:type="dxa"/>
-          </w:tcPr>
-          <w:p>
-            <w:pPr/>
-            <w:r>
-              <w:t xml:space="preserve">英雄数据（3 个主演买家、6 个关键订单、5 个关键商品、优惠券）</w:t>
-            </w:r>
-          </w:p>
-        </w:tc>
-        <w:tc>
-          <w:tcPr>
-            <w:tcW w:w="3120" w:type="dxa"/>
-          </w:tcPr>
-          <w:p>
-            <w:pPr/>
-            <w:r>
-              <w:t xml:space="preserve">规格书里逐条写死，代码里手写成常量</w:t>
-            </w:r>
-          </w:p>
-        </w:tc>
-        <w:tc>
-          <w:tcPr>
-            <w:tcW w:w="3120" w:type="dxa"/>
-          </w:tcPr>
-          <w:p>
-            <w:pPr/>
-            <w:r>
-              <w:t xml:space="preserve">演示剧本要靠它们。比如「上周买的外套换成 L」，就必须刚好签收 5 天（在 7 天无理由内）、燕麦色 L 码刚好还有 3 件，一个数字不对演示就翻车</w:t>
-            </w:r>
-          </w:p>
-        </w:tc>
-      </w:tr>
-      <w:tr>
-        <w:tc>
-          <w:tcPr>
-            <w:tcW w:w="3120" w:type="dxa"/>
-          </w:tcPr>
-          <w:p>
-            <w:pPr/>
-            <w:r>
-              <w:t xml:space="preserve">普通数据（36 个商品、12 个买家、约 90 单、约 30 条售后）</w:t>
-            </w:r>
-          </w:p>
-        </w:tc>
-        <w:tc>
-          <w:tcPr>
-            <w:tcW w:w="3120" w:type="dxa"/>
-          </w:tcPr>
-          <w:p>
-            <w:pPr/>
-            <w:r>
-              <w:t xml:space="preserve">脚本加固定随机种子（20261005）生成</w:t>
-            </w:r>
-          </w:p>
-        </w:tc>
-        <w:tc>
-          <w:tcPr>
-            <w:tcW w:w="3120" w:type="dxa"/>
-          </w:tcPr>
-          <w:p>
-            <w:pPr/>
-            <w:r>
-              <w:t xml:space="preserve">同一个种子每次生成的结果一模一样，重置后不会变样，出了问题也能复现</w:t>
-            </w:r>
-          </w:p>
-        </w:tc>
-      </w:tr>
-      <w:tr>
-        <w:tc>
-          <w:tcPr>
-            <w:tcW w:w="3120" w:type="dxa"/>
-          </w:tcPr>
-          <w:p>
-            <w:pPr/>
-            <w:r>
-              <w:t xml:space="preserve">知识库（10 篇：退换货、尺码、洗护、物流、会员……）</w:t>
-            </w:r>
-          </w:p>
-        </w:tc>
-        <w:tc>
-          <w:tcPr>
-            <w:tcW w:w="3120" w:type="dxa"/>
-          </w:tcPr>
-          <w:p>
-            <w:pPr/>
-            <w:r>
-              <w:t xml:space="preserve">按规格书里的业务规则写</w:t>
-            </w:r>
-          </w:p>
-        </w:tc>
-        <w:tc>
-          <w:tcPr>
-            <w:tcW w:w="3120" w:type="dxa"/>
-          </w:tcPr>
-          <w:p>
-            <w:pPr/>
-            <w:r>
-              <w:t xml:space="preserve">知识库说的和工具层校验的必须是同一套规则</w:t>
-            </w:r>
-          </w:p>
-        </w:tc>
-      </w:tr>
-      <w:tr>
-        <w:tc>
-          <w:tcPr>
-            <w:tcW w:w="3120" w:type="dxa"/>
-          </w:tcPr>
-          <w:p>
-            <w:pPr/>
-            <w:r>
-              <w:t xml:space="preserve">模拟流量（295 条历史消息）</w:t>
-            </w:r>
-          </w:p>
-        </w:tc>
-        <w:tc>
-          <w:tcPr>
-            <w:tcW w:w="3120" w:type="dxa"/>
-          </w:tcPr>
-          <w:p>
-            <w:pPr/>
-            <w:r>
-              <w:t xml:space="preserve">脚本生成，每条打上「模拟」标记</w:t>
-            </w:r>
-          </w:p>
-        </w:tc>
-        <w:tc>
-          <w:tcPr>
-            <w:tcW w:w="3120" w:type="dxa"/>
-          </w:tcPr>
-          <w:p>
-            <w:pPr/>
-            <w:r>
-              <w:t xml:space="preserve">让卖家端看板一打开就有数可看；带标记是为了不和真实对话混在一起，卖家的会话列表默认不显示它们</w:t>
-            </w:r>
-          </w:p>
-        </w:tc>
-      </w:tr>
-    </w:tbl>
-    <w:p>
-      <w:pPr/>
-      <w:r>
-        <w:rPr>
-          <w:b/>
-        </w:rPr>
-        <w:t xml:space="preserve">编的时候的规则</w:t>
-      </w:r>
-      <w:r>
-        <w:t xml:space="preserve">，核心就一句：</w:t>
-      </w:r>
-      <w:r>
-        <w:rPr>
-          <w:b/>
-        </w:rPr>
-        <w:t xml:space="preserve">虚构但自洽</w:t>
-      </w:r>
-      <w:r>
-        <w:t xml:space="preserve">。具体有这几条：</w:t>
-      </w:r>
-    </w:p>
-    <w:p>
-      <w:pPr>
-        <w:pStyle w:val="ListParagraph"/>
-        <w:numPr>
-          <w:ilvl w:val="0"/>
-          <w:numId w:val="7"/>
-        </w:numPr>
-      </w:pPr>
-      <w:r>
-        <w:rPr>
-          <w:b/>
-        </w:rPr>
-        <w:t xml:space="preserve">同一个事实处处一致</w:t>
-      </w:r>
-      <w:r>
-        <w:t xml:space="preserve">。「7 天无理由」「金卡免退货运费」「退款 1–3 个工作日到账」这些规则只在规格书里定义一次，商品、订单、知识库、工具校验都以它为准，不会一处写 7 天另一处写 15 天。</w:t>
-      </w:r>
-    </w:p>
-    <w:p>
-      <w:pPr>
-        <w:pStyle w:val="ListParagraph"/>
-        <w:numPr>
-          <w:ilvl w:val="0"/>
-          <w:numId w:val="7"/>
-        </w:numPr>
-      </w:pPr>
-      <w:r>
-        <w:rPr>
-          <w:b/>
-        </w:rPr>
-        <w:t xml:space="preserve">有一个固定的「现在」</w:t>
-      </w:r>
-      <w:r>
-        <w:t xml:space="preserve">。系统里的当前时间永远是 2026-10-05 上午 10 点，所以「签收几天了」「优惠券过没过期」这类判断哪天演示结果都一样。</w:t>
-      </w:r>
-    </w:p>
-    <w:p>
-      <w:pPr>
-        <w:pStyle w:val="ListParagraph"/>
-        <w:numPr>
-          <w:ilvl w:val="0"/>
-          <w:numId w:val="7"/>
-        </w:numPr>
-      </w:pPr>
-      <w:r>
-        <w:rPr>
-          <w:b/>
-        </w:rPr>
-        <w:t xml:space="preserve">像真的</w:t>
-      </w:r>
-      <w:r>
-        <w:t xml:space="preserve">。订单状态按真实女装店的大致比例分布（已完成 45%、已取消 15%……），物流节点时间递增、城市路线合理，约 10% 的规格断货、约 3% 物流异常，售后原因用口语写（「腰太紧了」「M 码偏小」「洗了一次就起球」），而不是整齐的分类标签。</w:t>
-      </w:r>
-    </w:p>
-    <w:p>
-      <w:pPr>
-        <w:pStyle w:val="ListParagraph"/>
-        <w:numPr>
-          <w:ilvl w:val="0"/>
-          <w:numId w:val="7"/>
-        </w:numPr>
-      </w:pPr>
-      <w:r>
-        <w:rPr>
-          <w:b/>
-        </w:rPr>
-        <w:t xml:space="preserve">故意埋点「坑」</w:t>
-      </w:r>
-      <w:r>
-        <w:t xml:space="preserve">。比如一张已过期的优惠券（不应该出现在可用券里）、一条写得太宽的规则（「尺码」两个字就命中，会把「尺码不合适想退」误判成问尺码），用来演示系统和看板能不能发现问题。</w:t>
-      </w:r>
-    </w:p>
-    <w:p>
-      <w:pPr>
-        <w:pStyle w:val="ListParagraph"/>
-        <w:numPr>
-          <w:ilvl w:val="0"/>
-          <w:numId w:val="7"/>
-        </w:numPr>
-      </w:pPr>
-      <w:r>
-        <w:rPr>
-          <w:b/>
-        </w:rPr>
-        <w:t xml:space="preserve">不碰真实信息</w:t>
-      </w:r>
-      <w:r>
-        <w:t xml:space="preserve">。没有真实品牌名，手机号、地址全部虚构并打码。</w:t>
-      </w:r>
-    </w:p>
-    <w:p>
-      <w:pPr/>
-      <w:r>
-        <w:rPr>
-          <w:b/>
-        </w:rPr>
-        <w:t xml:space="preserve">怎么确保编得没错</w:t>
-      </w:r>
-      <w:r>
-        <w:t xml:space="preserve">：另写了一个独立的检查脚本，把规格书里的每条硬要求（英雄订单的日期、库存数、状态比例……）逐条核对。它还带了 11 个「自我破坏测试」：故意把数据改错（比如把燕麦色 L 码库存改成 0），确认检查脚本真的能报错。这是为了防止一种常见情况：检查脚本写得太松，什么都「通过」。</w:t>
-      </w:r>
-    </w:p>
-    <w:p>
-      <w:pPr/>
-      <w:r>
-        <w:t xml:space="preserve">最后，评测用的 60 条测试对话是单独写的，和开发调试时用的例子不重叠，避免「拿考卷调参、再用同一份考卷打分」。</w:t>
-      </w:r>
-    </w:p>
-    <w:p>
-      <w:pPr>
-        <w:pStyle w:val="Heading3"/>
-      </w:pPr>
-      <w:r>
         <w:t xml:space="preserve">工作流是怎么编排的</w:t>
       </w:r>
     </w:p>
@@ -1497,12 +1191,14 @@
       <w:r>
         <w:t xml:space="preserve">：下面这张图就是这个项目的「工作流画布」。和 Dify 的区别只是：Dify 里拖拽节点，我们把同样的节点和连线写在代码里（</w:t>
       </w:r>
-      <w:r>
-        <w:rPr>
-          <w:rStyle w:val="CodeChar"/>
-        </w:rPr>
-        <w:t xml:space="preserve">lib/brain/pipeline.ts</w:t>
-      </w:r>
+      <w:hyperlink r:id="rId10" w:history="1">
+        <w:r>
+          <w:rPr>
+            <w:rStyle w:val="CodeChar"/>
+          </w:rPr>
+          <w:t xml:space="preserve">lib/brain/pipeline.ts</w:t>
+        </w:r>
+      </w:hyperlink>
       <w:r>
         <w:t xml:space="preserve">）。</w:t>
       </w:r>
@@ -1522,7 +1218,7 @@
                     <pic:cNvPicPr/>
                   </pic:nvPicPr>
                   <pic:blipFill>
-                    <a:blip r:embed="rId4"/>
+                    <a:blip r:embed="rId11"/>
                     <a:stretch>
                       <a:fillRect/>
                     </a:stretch>
@@ -1560,7 +1256,7 @@
         <w:pStyle w:val="ListParagraph"/>
         <w:numPr>
           <w:ilvl w:val="0"/>
-          <w:numId w:val="8"/>
+          <w:numId w:val="7"/>
         </w:numPr>
       </w:pPr>
       <w:r>
@@ -1578,7 +1274,7 @@
         <w:pStyle w:val="ListParagraph"/>
         <w:numPr>
           <w:ilvl w:val="0"/>
-          <w:numId w:val="8"/>
+          <w:numId w:val="7"/>
         </w:numPr>
       </w:pPr>
       <w:r>
@@ -1596,7 +1292,7 @@
         <w:pStyle w:val="ListParagraph"/>
         <w:numPr>
           <w:ilvl w:val="0"/>
-          <w:numId w:val="8"/>
+          <w:numId w:val="7"/>
         </w:numPr>
       </w:pPr>
       <w:r>
@@ -1614,7 +1310,7 @@
         <w:pStyle w:val="ListParagraph"/>
         <w:numPr>
           <w:ilvl w:val="0"/>
-          <w:numId w:val="8"/>
+          <w:numId w:val="7"/>
         </w:numPr>
       </w:pPr>
       <w:r>
@@ -1632,7 +1328,7 @@
         <w:pStyle w:val="ListParagraph"/>
         <w:numPr>
           <w:ilvl w:val="0"/>
-          <w:numId w:val="8"/>
+          <w:numId w:val="7"/>
         </w:numPr>
       </w:pPr>
       <w:r>
@@ -1647,7 +1343,7 @@
     </w:p>
     <w:p>
       <w:pPr>
-        <w:pStyle w:val="Heading3"/>
+        <w:pStyle w:val="Heading2"/>
       </w:pPr>
       <w:r>
         <w:t xml:space="preserve">大模型是怎么设置的</w:t>
@@ -2022,7 +1718,7 @@
         <w:pStyle w:val="ListParagraph"/>
         <w:numPr>
           <w:ilvl w:val="0"/>
-          <w:numId w:val="9"/>
+          <w:numId w:val="8"/>
         </w:numPr>
       </w:pPr>
       <w:r>
@@ -2040,7 +1736,7 @@
         <w:pStyle w:val="ListParagraph"/>
         <w:numPr>
           <w:ilvl w:val="0"/>
-          <w:numId w:val="9"/>
+          <w:numId w:val="8"/>
         </w:numPr>
       </w:pPr>
       <w:r>
@@ -2058,7 +1754,7 @@
         <w:pStyle w:val="ListParagraph"/>
         <w:numPr>
           <w:ilvl w:val="0"/>
-          <w:numId w:val="9"/>
+          <w:numId w:val="8"/>
         </w:numPr>
       </w:pPr>
       <w:r>
@@ -2076,7 +1772,7 @@
         <w:pStyle w:val="ListParagraph"/>
         <w:numPr>
           <w:ilvl w:val="0"/>
-          <w:numId w:val="9"/>
+          <w:numId w:val="8"/>
         </w:numPr>
       </w:pPr>
       <w:r>
@@ -2094,7 +1790,7 @@
         <w:pStyle w:val="ListParagraph"/>
         <w:numPr>
           <w:ilvl w:val="0"/>
-          <w:numId w:val="9"/>
+          <w:numId w:val="8"/>
         </w:numPr>
       </w:pPr>
       <w:r>
@@ -2112,7 +1808,7 @@
         <w:pStyle w:val="ListParagraph"/>
         <w:numPr>
           <w:ilvl w:val="0"/>
-          <w:numId w:val="9"/>
+          <w:numId w:val="8"/>
         </w:numPr>
       </w:pPr>
       <w:r>
@@ -2139,7 +1835,7 @@
     </w:p>
     <w:p>
       <w:pPr>
-        <w:pStyle w:val="Heading3"/>
+        <w:pStyle w:val="Heading2"/>
       </w:pPr>
       <w:r>
         <w:t xml:space="preserve">风险闸门是怎么设计的</w:t>
@@ -2345,11 +2041,128 @@
         <w:pStyle w:val="ListParagraph"/>
         <w:numPr>
           <w:ilvl w:val="0"/>
+          <w:numId w:val="9"/>
+        </w:numPr>
+      </w:pPr>
+      <w:r>
+        <w:t xml:space="preserve">「穿了一天脖子痒得睡不着」—— 没说过敏、没说起疹，但就是健康问题。</w:t>
+      </w:r>
+    </w:p>
+    <w:p>
+      <w:pPr>
+        <w:pStyle w:val="ListParagraph"/>
+        <w:numPr>
+          <w:ilvl w:val="0"/>
+          <w:numId w:val="9"/>
+        </w:numPr>
+      </w:pPr>
+      <w:r>
+        <w:t xml:space="preserve">「我要让所有人都知道你们家什么质量」—— 没说曝光，但就是要曝光。</w:t>
+      </w:r>
+    </w:p>
+    <w:p>
+      <w:pPr>
+        <w:pStyle w:val="ListParagraph"/>
+        <w:numPr>
+          <w:ilvl w:val="0"/>
+          <w:numId w:val="9"/>
+        </w:numPr>
+      </w:pPr>
+      <w:r>
+        <w:t xml:space="preserve">「有个自称你们客服的人加我微信，让我扫码退款」—— 没说被骗，但就是诈骗。</w:t>
+      </w:r>
+    </w:p>
+    <w:p>
+      <w:pPr>
+        <w:pStyle w:val="ListParagraph"/>
+        <w:numPr>
+          <w:ilvl w:val="0"/>
+          <w:numId w:val="9"/>
+        </w:numPr>
+      </w:pPr>
+      <w:r>
+        <w:t xml:space="preserve">买家愤怒、阴阳怪气，这些根本没法用关键词列完。</w:t>
+      </w:r>
+    </w:p>
+    <w:p>
+      <w:pPr/>
+      <w:r>
+        <w:t xml:space="preserve">反过来，关键词也在保护 Jev：Jev 超时了、中文理解错了，写着「12315」的消息依然一定会转人工。而且 Jev 的风险判断和意图判断是</w:t>
+      </w:r>
+      <w:r>
+        <w:rPr>
+          <w:b/>
+        </w:rPr>
+        <w:t xml:space="preserve">同一次请求</w:t>
+      </w:r>
+      <w:r>
+        <w:t xml:space="preserve">顺带问的，不增加额外的调用和费用。</w:t>
+      </w:r>
+    </w:p>
+    <w:p>
+      <w:pPr/>
+      <w:r>
+        <w:rPr>
+          <w:b/>
+        </w:rPr>
+        <w:t xml:space="preserve">和 L1 的区别</w:t>
+      </w:r>
+      <w:r>
+        <w:t xml:space="preserve">：技术上都是正则，但目标是反的。L1 追求「不误判」，宁可漏给下一层，所以只对短句生效；风险闸门追求「不漏掉」，宁可多转人工。因为两种错误的代价不一样：多转一个人工，成本是人工客服多花几分钟；漏掉一个过敏投诉让 AI 去套话术，可能就是一次 12315 投诉。</w:t>
+      </w:r>
+    </w:p>
+    <w:p>
+      <w:pPr/>
+      <w:r>
+        <w:rPr>
+          <w:b/>
+        </w:rPr>
+        <w:t xml:space="preserve">时序上</w:t>
+      </w:r>
+      <w:r>
+        <w:t xml:space="preserve">：关键词是同步的，命中立刻转。Jev 的风险分在 L1 已经秒回的情况下不等它，等它回来如果超过阈值，再追加一条转人工消息。这样 L1 的速度不被拖慢，风险也不漏。</w:t>
+      </w:r>
+    </w:p>
+    <w:p>
+      <w:pPr/>
+      <w:r>
+        <w:rPr>
+          <w:b/>
+        </w:rPr>
+        <w:t xml:space="preserve">阈值</w:t>
+      </w:r>
+      <w:r>
+        <w:t xml:space="preserve">：法律、健康、诈骗 ≥ 0.7 转；辱骂极端 ≥ 0.8 转（定得高一点，避免把普通抱怨当成辱骂）；情绪 ≥ 2.5 转（介于「明显生气」和「非常愤怒」之间）。这些数字最初按经验定，后来用 60 条中文评测校准过：风险召回 100%、误报 0。</w:t>
+      </w:r>
+    </w:p>
+    <w:p>
+      <w:pPr/>
+      <w:r>
+        <w:rPr>
+          <w:b/>
+        </w:rPr>
+        <w:t xml:space="preserve">边界情况怎么处理</w:t>
+      </w:r>
+      <w:r>
+        <w:t xml:space="preserve">：</w:t>
+      </w:r>
+    </w:p>
+    <w:p>
+      <w:pPr>
+        <w:pStyle w:val="ListParagraph"/>
+        <w:numPr>
+          <w:ilvl w:val="0"/>
           <w:numId w:val="10"/>
         </w:numPr>
       </w:pPr>
       <w:r>
-        <w:t xml:space="preserve">「穿了一天脖子痒得睡不着」—— 没说过敏、没说起疹，但就是健康问题。</w:t>
+        <w:rPr>
+          <w:b/>
+        </w:rPr>
+        <w:t xml:space="preserve">关键词误伤</w:t>
+      </w:r>
+      <w:r>
+        <w:t xml:space="preserve">：关键词命中后最多再等 Jev 2.5 秒。Jev 明确判为无风险（分数 &lt; 0.3）就降成黄区：AI 先安抚、递「转人工」按钮，而不是直接转走。像「我闺蜜是律师，她说这件挺好看」这种句子，就不会因为一个「律师」被硬转人工。</w:t>
       </w:r>
     </w:p>
     <w:p>
@@ -2361,7 +2174,13 @@
         </w:numPr>
       </w:pPr>
       <w:r>
-        <w:t xml:space="preserve">「我要让所有人都知道你们家什么质量」—— 没说曝光，但就是要曝光。</w:t>
+        <w:rPr>
+          <w:b/>
+        </w:rPr>
+        <w:t xml:space="preserve">黄色区间</w:t>
+      </w:r>
+      <w:r>
+        <w:t xml:space="preserve">：风险分在 0.5 到阈值之间，AI 换成安抚语气并附「转人工」按钮；同一会话连续两轮黄区就自动转人工。</w:t>
       </w:r>
     </w:p>
     <w:p>
@@ -2373,7 +2192,13 @@
         </w:numPr>
       </w:pPr>
       <w:r>
-        <w:t xml:space="preserve">「有个自称你们客服的人加我微信，让我扫码退款」—— 没说被骗，但就是诈骗。</w:t>
+        <w:rPr>
+          <w:b/>
+        </w:rPr>
+        <w:t xml:space="preserve">情绪单独定门槛</w:t>
+      </w:r>
+      <w:r>
+        <w:t xml:space="preserve">：情绪是 0–3 分，黄区单独定在 1.5–2.5，不和其他几项共用 0.5。</w:t>
       </w:r>
     </w:p>
     <w:p>
@@ -2385,70 +2210,45 @@
         </w:numPr>
       </w:pPr>
       <w:r>
-        <w:t xml:space="preserve">买家愤怒、阴阳怪气，这些根本没法用关键词列完。</w:t>
-      </w:r>
-    </w:p>
-    <w:p>
-      <w:pPr/>
-      <w:r>
-        <w:t xml:space="preserve">反过来，关键词也在保护 Jev：Jev 超时了、中文理解错了，写着「12315」的消息依然一定会转人工。而且 Jev 的风险判断和意图判断是</w:t>
-      </w:r>
-      <w:r>
-        <w:rPr>
-          <w:b/>
-        </w:rPr>
-        <w:t xml:space="preserve">同一次请求</w:t>
-      </w:r>
-      <w:r>
-        <w:t xml:space="preserve">顺带问的，不增加额外的调用和费用。</w:t>
-      </w:r>
-    </w:p>
-    <w:p>
-      <w:pPr/>
-      <w:r>
-        <w:rPr>
-          <w:b/>
-        </w:rPr>
-        <w:t xml:space="preserve">和 L1 的区别</w:t>
-      </w:r>
-      <w:r>
-        <w:t xml:space="preserve">：技术上都是正则，但目标是反的。L1 追求「不误判」，宁可漏给下一层，所以只对短句生效；风险闸门追求「不漏掉」，宁可多转人工。因为两种错误的代价不一样：多转一个人工，成本是人工客服多花几分钟；漏掉一个过敏投诉让 AI 去套话术，可能就是一次 12315 投诉。</w:t>
-      </w:r>
-    </w:p>
-    <w:p>
-      <w:pPr/>
-      <w:r>
-        <w:rPr>
-          <w:b/>
-        </w:rPr>
-        <w:t xml:space="preserve">时序上</w:t>
-      </w:r>
-      <w:r>
-        <w:t xml:space="preserve">：关键词是同步的，命中立刻转。Jev 的风险分在 L1 已经秒回的情况下不等它，等它回来如果超过阈值，再追加一条转人工消息。这样 L1 的速度不被拖慢，风险也不漏。</w:t>
-      </w:r>
-    </w:p>
-    <w:p>
-      <w:pPr/>
-      <w:r>
-        <w:rPr>
-          <w:b/>
-        </w:rPr>
-        <w:t xml:space="preserve">阈值</w:t>
-      </w:r>
-      <w:r>
-        <w:t xml:space="preserve">：法律、健康、诈骗 ≥ 0.7 转；辱骂极端 ≥ 0.8 转（定得高一点，避免把普通抱怨当成辱骂）；情绪 ≥ 2.5 转（介于「明显生气」和「非常愤怒」之间）。这些数字是按经验定的，因为我们跳过了 Jev 中文预测试，还没有用数据校准过；评测任务（T06）会给出风险召回率，到时可以再调。</w:t>
-      </w:r>
-    </w:p>
-    <w:p>
-      <w:pPr/>
-      <w:r>
-        <w:rPr>
-          <w:b/>
-        </w:rPr>
-        <w:t xml:space="preserve">已知缺口（对外要如实说）</w:t>
-      </w:r>
-      <w:r>
-        <w:t xml:space="preserve">：</w:t>
+        <w:rPr>
+          <w:b/>
+        </w:rPr>
+        <w:t xml:space="preserve">仍有的缺口：双重失效时会漏</w:t>
+      </w:r>
+      <w:r>
+        <w:t xml:space="preserve">（对外要如实说）。Jev 和备用模型都挂了、消息又不带关键词时，只剩最简单的关键词打分兜底，换个说法的风险就拦不住。</w:t>
+      </w:r>
+    </w:p>
+    <w:p>
+      <w:pPr>
+        <w:pStyle w:val="Heading2"/>
+      </w:pPr>
+      <w:r>
+        <w:t xml:space="preserve">模型幻觉怎么处理</w:t>
+      </w:r>
+    </w:p>
+    <w:p>
+      <w:pPr/>
+      <w:r>
+        <w:t xml:space="preserve">结论先说：</w:t>
+      </w:r>
+      <w:r>
+        <w:rPr>
+          <w:b/>
+        </w:rPr>
+        <w:t xml:space="preserve">主要靠「预防」，让模型尽量没有机会编；运行时还没有自动检测。如果模型在某一句话里编了，现在这句话会发给买家</w:t>
+      </w:r>
+      <w:r>
+        <w:t xml:space="preserve">。但编了也编不出大事，因为真正改数据的那一步不听模型的。</w:t>
+      </w:r>
+    </w:p>
+    <w:p>
+      <w:pPr/>
+      <w:r>
+        <w:rPr>
+          <w:b/>
+        </w:rPr>
+        <w:t xml:space="preserve">预防：从源头上少让模型说事实</w:t>
       </w:r>
     </w:p>
     <w:p>
@@ -2463,10 +2263,10 @@
         <w:rPr>
           <w:b/>
         </w:rPr>
-        <w:t xml:space="preserve">关键词误伤</w:t>
-      </w:r>
-      <w:r>
-        <w:t xml:space="preserve">。「我闺蜜是律师，她说这件挺好看」会因为「律师」转人工；「这件是防过敏面料吗」会因为「过敏」转人工。现在关键词一旦命中就算满分，Jev 说「不是」也没用。</w:t>
+        <w:t xml:space="preserve">事实类问题不让模型来答。</w:t>
+      </w:r>
+      <w:r>
+        <w:t xml:space="preserve"> 物流、订单状态、退款进度、优惠券，都是工具查数据 → 做成卡片 + 一句模板文案。尺码推荐是按尺码表算出来的，不让模型估。这些场景里模型根本不参与生成。</w:t>
       </w:r>
     </w:p>
     <w:p>
@@ -2481,10 +2281,10 @@
         <w:rPr>
           <w:b/>
         </w:rPr>
-        <w:t xml:space="preserve">「黄色区间」只做了一半</w:t>
-      </w:r>
-      <w:r>
-        <w:t xml:space="preserve">。设计上风险分在 0.5 到阈值之间时，应该打黄标 + AI 换成安抚语气。现在只打了标，语气没变。</w:t>
+        <w:t xml:space="preserve">Jev 不写字。</w:t>
+      </w:r>
+      <w:r>
+        <w:t xml:space="preserve"> 它只在给定选项里选、或者打分，可能判错，但不可能编出一条不存在的政策。</w:t>
       </w:r>
     </w:p>
     <w:p>
@@ -2499,10 +2299,10 @@
         <w:rPr>
           <w:b/>
         </w:rPr>
-        <w:t xml:space="preserve">情绪黄标的门槛有 bug</w:t>
-      </w:r>
-      <w:r>
-        <w:t xml:space="preserve">。情绪是 0–3 分，代码却和其他项一样用 0.5 当黄标门槛，结果是买家稍微有点不满就会被标黄，卖家端的黄标会偏多。</w:t>
+        <w:t xml:space="preserve">咨询类只准按资料回答。</w:t>
+      </w:r>
+      <w:r>
+        <w:t xml:space="preserve"> 先从知识库检索最相关的 4 段（加上商品资料），提示词要求「只根据以下资料回答，不要编造政策、库存或承诺，资料没有就说不确定」，回答下方附「来源」卡片，买家和卖家都能点开看依据。</w:t>
       </w:r>
     </w:p>
     <w:p>
@@ -2517,66 +2317,73 @@
         <w:rPr>
           <w:b/>
         </w:rPr>
-        <w:t xml:space="preserve">双重失效时会漏</w:t>
-      </w:r>
-      <w:r>
-        <w:t xml:space="preserve">。Jev 和备用模型都挂了、消息又不带关键词时，只剩最简单的关键词打分兜底，换个说法的风险就拦不住。</w:t>
-      </w:r>
-    </w:p>
-    <w:p>
-      <w:pPr/>
-      <w:r>
-        <w:rPr>
-          <w:b/>
-        </w:rPr>
-        <w:t xml:space="preserve">可以怎么补</w:t>
-      </w:r>
-      <w:r>
-        <w:t xml:space="preserve">：关键词命中但 Jev 判得很低（比如 &lt; 0.3）时，改为打黄标继续服务，而不是直接转；情绪黄标门槛改成 1.5；把安抚语气做上。这三项加起来改动很小，可以开一个小任务。</w:t>
-      </w:r>
-    </w:p>
-    <w:p>
-      <w:pPr/>
-      <w:r>
-        <w:rPr>
-          <w:b/>
-        </w:rPr>
-        <w:t xml:space="preserve">更新（10 月 4 日已落地）</w:t>
-      </w:r>
-      <w:r>
-        <w:t xml:space="preserve">：上面的缺口已经修了。情绪黄标门槛改成 1.5；关键词命中但 Jev 明确否定（分数 &lt; 0.3）时降为黄标，不再直接转；黄区加了安抚语和「转人工」按钮，连续两轮黄标就转人工；风险问题改成问「已经发生的伤害」和「买家本人的威胁」，「这件是防过敏面料吗」「我闺蜜是律师」这类话不再误转。</w:t>
-      </w:r>
-    </w:p>
-    <w:p>
-      <w:pPr>
-        <w:pStyle w:val="Heading3"/>
-      </w:pPr>
-      <w:r>
-        <w:t xml:space="preserve">模型幻觉怎么处理</w:t>
-      </w:r>
-    </w:p>
-    <w:p>
-      <w:pPr/>
-      <w:r>
-        <w:t xml:space="preserve">结论先说：</w:t>
-      </w:r>
-      <w:r>
-        <w:rPr>
-          <w:b/>
-        </w:rPr>
-        <w:t xml:space="preserve">主要靠「预防」，让模型尽量没有机会编；运行时还没有自动检测。如果模型在某一句话里编了，现在这句话会发给买家</w:t>
-      </w:r>
-      <w:r>
-        <w:t xml:space="preserve">。但编了也编不出大事，因为真正改数据的那一步不听模型的。</w:t>
-      </w:r>
-    </w:p>
-    <w:p>
-      <w:pPr/>
-      <w:r>
-        <w:rPr>
-          <w:b/>
-        </w:rPr>
-        <w:t xml:space="preserve">预防：从源头上少让模型说事实</w:t>
+        <w:t xml:space="preserve">查不到资料就不调模型。</w:t>
+      </w:r>
+      <w:r>
+        <w:t xml:space="preserve"> 检索不到足够相关的内容时，直接回复「现有资料还无法确认这个问题，可以帮您转人工核实」，而不是让模型硬答。</w:t>
+      </w:r>
+    </w:p>
+    <w:p>
+      <w:pPr>
+        <w:pStyle w:val="ListParagraph"/>
+        <w:numPr>
+          <w:ilvl w:val="0"/>
+          <w:numId w:val="11"/>
+        </w:numPr>
+      </w:pPr>
+      <w:r>
+        <w:rPr>
+          <w:b/>
+        </w:rPr>
+        <w:t xml:space="preserve">写操作模型说了不算。</w:t>
+      </w:r>
+      <w:r>
+        <w:t xml:space="preserve"> 退款、换货、改地址、取消订单，模型只能「提议」；工具会独立校验业务规则（过没过 7 天、有没有货），再由买家点确认卡才生效。模型就算误以为「可以换」，规则不满足也换不了。</w:t>
+      </w:r>
+    </w:p>
+    <w:p>
+      <w:pPr>
+        <w:pStyle w:val="ListParagraph"/>
+        <w:numPr>
+          <w:ilvl w:val="0"/>
+          <w:numId w:val="11"/>
+        </w:numPr>
+      </w:pPr>
+      <w:r>
+        <w:rPr>
+          <w:b/>
+        </w:rPr>
+        <w:t xml:space="preserve">模型碰不到别人的数据。</w:t>
+      </w:r>
+      <w:r>
+        <w:t xml:space="preserve"> 买家身份是从会话里取的，不是模型传的。模型就算编了一个别人的订单号去查，工具也会拒绝。</w:t>
+      </w:r>
+    </w:p>
+    <w:p>
+      <w:pPr/>
+      <w:r>
+        <w:rPr>
+          <w:b/>
+        </w:rPr>
+        <w:t xml:space="preserve">现在能不能发现：不能自动发现。</w:t>
+      </w:r>
+    </w:p>
+    <w:p>
+      <w:pPr/>
+      <w:r>
+        <w:t xml:space="preserve">还剩下的风险点有两个：一是咨询类的生成回答（模型可能在资料基础上「发挥」一点），二是 L3 最后的总结话（比如工具查到「预计 10-06 送达」，模型却说成「今天就能到」）。这两种情况下，卡片里的数据是对的，文字可能是错的，而系统不会自动拦。现在能做的只是事后查：卖家在会话详情里能看到每条回复用了哪些资料、调了哪些工具。离线评测主要测的是「分流对不对」，不专门测「回答有没有编」。</w:t>
+      </w:r>
+    </w:p>
+    <w:p>
+      <w:pPr/>
+      <w:r>
+        <w:rPr>
+          <w:b/>
+        </w:rPr>
+        <w:t xml:space="preserve">可以加什么</w:t>
+      </w:r>
+      <w:r>
+        <w:t xml:space="preserve">（按性价比排）：</w:t>
       </w:r>
     </w:p>
     <w:p>
@@ -2591,10 +2398,10 @@
         <w:rPr>
           <w:b/>
         </w:rPr>
-        <w:t xml:space="preserve">事实类问题不让模型来答。</w:t>
-      </w:r>
-      <w:r>
-        <w:t xml:space="preserve"> 物流、订单状态、退款进度、优惠券，都是工具查数据 → 做成卡片 + 一句模板文案。尺码推荐是按尺码表算出来的，不让模型估。这些场景里模型根本不参与生成。</w:t>
+        <w:t xml:space="preserve">用 Jev 做一道「核对」</w:t>
+      </w:r>
+      <w:r>
+        <w:t xml:space="preserve">。模型写完回答后，把回答和它用的资料一起交给 Jev，问一个「是不是」问题：「这段回答里的每一条事实都能在资料里找到吗？」分数低就不发这段，换成模板回答或「帮您转人工核实」。一次大约 0.00006 美元、几百毫秒，而且正好对应 Jev 在这个项目里的定位：只做判断、不做生成。</w:t>
       </w:r>
     </w:p>
     <w:p>
@@ -2609,10 +2416,10 @@
         <w:rPr>
           <w:b/>
         </w:rPr>
-        <w:t xml:space="preserve">Jev 不写字。</w:t>
-      </w:r>
-      <w:r>
-        <w:t xml:space="preserve"> 它只在给定选项里选、或者打分，可能判错，但不可能编出一条不存在的政策。</w:t>
+        <w:t xml:space="preserve">数字和承诺词规则检查</w:t>
+      </w:r>
+      <w:r>
+        <w:t xml:space="preserve">。回复里出现的金额、天数、日期，必须在资料或工具结果里出现过；出现「保证」「一定」「明天就到」这类承诺词时拦下或标记。纯规则，不花钱。</w:t>
       </w:r>
     </w:p>
     <w:p>
@@ -2627,10 +2434,10 @@
         <w:rPr>
           <w:b/>
         </w:rPr>
-        <w:t xml:space="preserve">咨询类只准按资料回答。</w:t>
-      </w:r>
-      <w:r>
-        <w:t xml:space="preserve"> 先从知识库检索最相关的 4 段（加上商品资料），提示词要求「只根据以下资料回答，不要编造政策、库存或承诺，资料没有就说不确定」，回答下方附「来源」卡片，买家和卖家都能点开看依据。</w:t>
+        <w:t xml:space="preserve">卖家一键标记「回答有误」</w:t>
+      </w:r>
+      <w:r>
+        <w:t xml:space="preserve">，进入看板统计，按来源文档汇总，反过来发现是哪篇知识库写得不清楚。</w:t>
       </w:r>
     </w:p>
     <w:p>
@@ -2645,141 +2452,6 @@
         <w:rPr>
           <w:b/>
         </w:rPr>
-        <w:t xml:space="preserve">查不到资料就不调模型。</w:t>
-      </w:r>
-      <w:r>
-        <w:t xml:space="preserve"> 检索不到足够相关的内容时，直接回复「现有资料还无法确认这个问题，可以帮您转人工核实」，而不是让模型硬答。</w:t>
-      </w:r>
-    </w:p>
-    <w:p>
-      <w:pPr>
-        <w:pStyle w:val="ListParagraph"/>
-        <w:numPr>
-          <w:ilvl w:val="0"/>
-          <w:numId w:val="12"/>
-        </w:numPr>
-      </w:pPr>
-      <w:r>
-        <w:rPr>
-          <w:b/>
-        </w:rPr>
-        <w:t xml:space="preserve">写操作模型说了不算。</w:t>
-      </w:r>
-      <w:r>
-        <w:t xml:space="preserve"> 退款、换货、改地址、取消订单，模型只能「提议」；工具会独立校验业务规则（过没过 7 天、有没有货），再由买家点确认卡才生效。模型就算误以为「可以换」，规则不满足也换不了。</w:t>
-      </w:r>
-    </w:p>
-    <w:p>
-      <w:pPr>
-        <w:pStyle w:val="ListParagraph"/>
-        <w:numPr>
-          <w:ilvl w:val="0"/>
-          <w:numId w:val="12"/>
-        </w:numPr>
-      </w:pPr>
-      <w:r>
-        <w:rPr>
-          <w:b/>
-        </w:rPr>
-        <w:t xml:space="preserve">模型碰不到别人的数据。</w:t>
-      </w:r>
-      <w:r>
-        <w:t xml:space="preserve"> 买家身份是从会话里取的，不是模型传的。模型就算编了一个别人的订单号去查，工具也会拒绝。</w:t>
-      </w:r>
-    </w:p>
-    <w:p>
-      <w:pPr/>
-      <w:r>
-        <w:rPr>
-          <w:b/>
-        </w:rPr>
-        <w:t xml:space="preserve">现在能不能发现：不能自动发现。</w:t>
-      </w:r>
-    </w:p>
-    <w:p>
-      <w:pPr/>
-      <w:r>
-        <w:t xml:space="preserve">还剩下的风险点有两个：一是咨询类的生成回答（模型可能在资料基础上「发挥」一点），二是 L3 最后的总结话（比如工具查到「预计 10-06 送达」，模型却说成「今天就能到」）。这两种情况下，卡片里的数据是对的，文字可能是错的，而系统不会自动拦。现在能做的只是事后查：卖家在会话详情里能看到每条回复用了哪些资料、调了哪些工具。离线评测主要测的是「分流对不对」，不专门测「回答有没有编」。</w:t>
-      </w:r>
-    </w:p>
-    <w:p>
-      <w:pPr/>
-      <w:r>
-        <w:rPr>
-          <w:b/>
-        </w:rPr>
-        <w:t xml:space="preserve">可以加什么</w:t>
-      </w:r>
-      <w:r>
-        <w:t xml:space="preserve">（按性价比排）：</w:t>
-      </w:r>
-    </w:p>
-    <w:p>
-      <w:pPr>
-        <w:pStyle w:val="ListParagraph"/>
-        <w:numPr>
-          <w:ilvl w:val="0"/>
-          <w:numId w:val="13"/>
-        </w:numPr>
-      </w:pPr>
-      <w:r>
-        <w:rPr>
-          <w:b/>
-        </w:rPr>
-        <w:t xml:space="preserve">用 Jev 做一道「核对」</w:t>
-      </w:r>
-      <w:r>
-        <w:t xml:space="preserve">。模型写完回答后，把回答和它用的资料一起交给 Jev，问一个「是不是」问题：「这段回答里的每一条事实都能在资料里找到吗？」分数低就不发这段，换成模板回答或「帮您转人工核实」。一次大约 0.00006 美元、几百毫秒，而且正好对应 Jev 在这个项目里的定位：只做判断、不做生成。</w:t>
-      </w:r>
-    </w:p>
-    <w:p>
-      <w:pPr>
-        <w:pStyle w:val="ListParagraph"/>
-        <w:numPr>
-          <w:ilvl w:val="0"/>
-          <w:numId w:val="13"/>
-        </w:numPr>
-      </w:pPr>
-      <w:r>
-        <w:rPr>
-          <w:b/>
-        </w:rPr>
-        <w:t xml:space="preserve">数字和承诺词规则检查</w:t>
-      </w:r>
-      <w:r>
-        <w:t xml:space="preserve">。回复里出现的金额、天数、日期，必须在资料或工具结果里出现过；出现「保证」「一定」「明天就到」这类承诺词时拦下或标记。纯规则，不花钱。</w:t>
-      </w:r>
-    </w:p>
-    <w:p>
-      <w:pPr>
-        <w:pStyle w:val="ListParagraph"/>
-        <w:numPr>
-          <w:ilvl w:val="0"/>
-          <w:numId w:val="13"/>
-        </w:numPr>
-      </w:pPr>
-      <w:r>
-        <w:rPr>
-          <w:b/>
-        </w:rPr>
-        <w:t xml:space="preserve">卖家一键标记「回答有误」</w:t>
-      </w:r>
-      <w:r>
-        <w:t xml:space="preserve">，进入看板统计，按来源文档汇总，反过来发现是哪篇知识库写得不清楚。</w:t>
-      </w:r>
-    </w:p>
-    <w:p>
-      <w:pPr>
-        <w:pStyle w:val="ListParagraph"/>
-        <w:numPr>
-          <w:ilvl w:val="0"/>
-          <w:numId w:val="13"/>
-        </w:numPr>
-      </w:pPr>
-      <w:r>
-        <w:rPr>
-          <w:b/>
-        </w:rPr>
         <w:t xml:space="preserve">评测集里加「回答忠实度」用例</w:t>
       </w:r>
       <w:r>
@@ -2787,14 +2459,8 @@
       </w:r>
     </w:p>
     <w:p>
-      <w:pPr/>
-      <w:r>
-        <w:t xml:space="preserve">前两项加起来大约半天工作量，如果演示时想把「幻觉可控」当卖点讲，建议做第 1 项。</w:t>
-      </w:r>
-    </w:p>
-    <w:p>
-      <w:pPr>
-        <w:pStyle w:val="Heading3"/>
+      <w:pPr>
+        <w:pStyle w:val="Heading2"/>
       </w:pPr>
       <w:r>
         <w:t xml:space="preserve">意图模糊时怎么办</w:t>
@@ -2994,7 +2660,7 @@
           <w:p>
             <w:pPr/>
             <w:r>
-              <w:t xml:space="preserve">风险分在 0.5–0.7 之间只打黄标，AI 照常回答；意图在「转人工」和其他之间摇摆就丢给 L3，由大模型决定要不要调用「转人工」工具</w:t>
+              <w:t xml:space="preserve">风险分在 0.5 到阈值之间（或情绪 1.5–2.5）：AI 换成安抚语气并附「转人工」按钮，连续两轮就自动转人工；意图在「转人工」和其他之间摇摆，交给 L3 决定要不要调用「转人工」工具</w:t>
             </w:r>
           </w:p>
         </w:tc>
@@ -3008,7 +2674,7 @@
               <w:rPr>
                 <w:b/>
               </w:rPr>
-              <w:t xml:space="preserve">薄弱，没有针对性加强</w:t>
+              <w:t xml:space="preserve">有，先安抚，再把选择权交给买家</w:t>
             </w:r>
           </w:p>
         </w:tc>
@@ -3026,14 +2692,17 @@
         <w:rPr>
           <w:b/>
         </w:rPr>
-        <w:t xml:space="preserve">「五五开」这种情况，现在的真实状态是</w:t>
-      </w:r>
-      <w:r>
-        <w:t xml:space="preserve">：系统知道自己拿不准（分数就在那），但除了标黄和升级，没有做任何不一样的事。买家感受不到区别，而且阈值是按单条消息判的，买家连续几句都「有点不满」也不会累计。</w:t>
-      </w:r>
-    </w:p>
-    <w:p>
-      <w:pPr/>
+        <w:t xml:space="preserve">「五五开」这种情况</w:t>
+      </w:r>
+      <w:r>
+        <w:t xml:space="preserve">：系统知道自己拿不准（分数就在那）。风险类的五五开会先安抚、递「转人工」按钮，并跨轮累计；普通意图的五五开，目前是升级给 L3 让大模型结合上下文判断，还不会直接反问买家。</w:t>
+      </w:r>
+    </w:p>
+    <w:p>
+      <w:pPr/>
+      <w:r>
+        <w:t xml:space="preserve">还</w:t>
+      </w:r>
       <w:r>
         <w:rPr>
           <w:b/>
@@ -3049,6 +2718,306 @@
         <w:pStyle w:val="ListParagraph"/>
         <w:numPr>
           <w:ilvl w:val="0"/>
+          <w:numId w:val="13"/>
+        </w:numPr>
+      </w:pPr>
+      <w:r>
+        <w:rPr>
+          <w:b/>
+        </w:rPr>
+        <w:t xml:space="preserve">拿不准就问买家，而不是替买家猜。</w:t>
+      </w:r>
+      <w:r>
+        <w:t xml:space="preserve"> Jev 本来就会返回每个选项的概率。当第一名和第二名差距很小（比如不到 0.15）时，不升级 L3，而是弹两个按钮：「您是想查物流，还是想退货？」多一轮对话，但比大模型猜更准、更便宜。</w:t>
+      </w:r>
+    </w:p>
+    <w:p>
+      <w:pPr>
+        <w:pStyle w:val="ListParagraph"/>
+        <w:numPr>
+          <w:ilvl w:val="0"/>
+          <w:numId w:val="13"/>
+        </w:numPr>
+      </w:pPr>
+      <w:r>
+        <w:rPr>
+          <w:b/>
+        </w:rPr>
+        <w:t xml:space="preserve">卖家端把黄标会话排前面</w:t>
+      </w:r>
+      <w:r>
+        <w:t xml:space="preserve">，让人工客服有空时主动接管，而不是等买家爆发。</w:t>
+      </w:r>
+    </w:p>
+    <w:p>
+      <w:pPr>
+        <w:pStyle w:val="ListParagraph"/>
+        <w:numPr>
+          <w:ilvl w:val="0"/>
+          <w:numId w:val="13"/>
+        </w:numPr>
+      </w:pPr>
+      <w:r>
+        <w:rPr>
+          <w:b/>
+        </w:rPr>
+        <w:t xml:space="preserve">持续用评测数据调阈值</w:t>
+      </w:r>
+      <w:r>
+        <w:t xml:space="preserve">：专门看分数落在 0.5–0.7 之间的用例，判断阈值该上调还是下调。</w:t>
+      </w:r>
+    </w:p>
+    <w:p>
+      <w:pPr/>
+      <w:r>
+        <w:t xml:space="preserve">背后的原则是：不确定时，风险类偏向给人工入口（漏转代价大），普通类偏向反问（猜错代价大）。</w:t>
+      </w:r>
+    </w:p>
+    <w:p>
+      <w:pPr>
+        <w:pStyle w:val="Heading1"/>
+      </w:pPr>
+      <w:r>
+        <w:t xml:space="preserve">五、虚构数据是怎么编的</w:t>
+      </w:r>
+    </w:p>
+    <w:p>
+      <w:pPr/>
+      <w:r>
+        <w:t xml:space="preserve">全部是虚构的，但不是「让 AI 随便编一些」。先写了一份数据规格书（</w:t>
+      </w:r>
+      <w:hyperlink r:id="rId7" w:history="1">
+        <w:r>
+          <w:rPr>
+            <w:rStyle w:val="CodeChar"/>
+          </w:rPr>
+          <w:t xml:space="preserve">docs/DATA_SPEC.md</w:t>
+        </w:r>
+      </w:hyperlink>
+      <w:r>
+        <w:t xml:space="preserve">），再按它分四类生产：</w:t>
+      </w:r>
+    </w:p>
+    <w:tbl>
+      <w:tblPr>
+        <w:tblStyle w:val="TableGrid"/>
+        <w:tblW w:w="0" w:type="auto"/>
+        <w:tblLayout w:type="fixed"/>
+        <w:tblLook w:val="04A0" w:firstRow="1" w:lastRow="0" w:firstColumn="0" w:lastColumn="0" w:noHBand="0" w:noVBand="1"/>
+      </w:tblPr>
+      <w:tblGrid>
+        <w:gridCol w:w="3120"/>
+        <w:gridCol w:w="3120"/>
+        <w:gridCol w:w="3120"/>
+      </w:tblGrid>
+      <w:tr>
+        <w:trPr>
+          <w:tblHeader/>
+        </w:trPr>
+        <w:tc>
+          <w:tcPr>
+            <w:tcW w:w="3120" w:type="dxa"/>
+            <w:shd w:val="clear" w:color="auto" w:fill="F2F2F2"/>
+          </w:tcPr>
+          <w:p>
+            <w:pPr/>
+            <w:r>
+              <w:t xml:space="preserve">哪类数据</w:t>
+            </w:r>
+          </w:p>
+        </w:tc>
+        <w:tc>
+          <w:tcPr>
+            <w:tcW w:w="3120" w:type="dxa"/>
+            <w:shd w:val="clear" w:color="auto" w:fill="F2F2F2"/>
+          </w:tcPr>
+          <w:p>
+            <w:pPr/>
+            <w:r>
+              <w:t xml:space="preserve">怎么来的</w:t>
+            </w:r>
+          </w:p>
+        </w:tc>
+        <w:tc>
+          <w:tcPr>
+            <w:tcW w:w="3120" w:type="dxa"/>
+            <w:shd w:val="clear" w:color="auto" w:fill="F2F2F2"/>
+          </w:tcPr>
+          <w:p>
+            <w:pPr/>
+            <w:r>
+              <w:t xml:space="preserve">为什么这样做</w:t>
+            </w:r>
+          </w:p>
+        </w:tc>
+      </w:tr>
+      <w:tr>
+        <w:tc>
+          <w:tcPr>
+            <w:tcW w:w="3120" w:type="dxa"/>
+          </w:tcPr>
+          <w:p>
+            <w:pPr/>
+            <w:r>
+              <w:t xml:space="preserve">英雄数据（3 个主演买家、6 个关键订单、5 个关键商品、优惠券）</w:t>
+            </w:r>
+          </w:p>
+        </w:tc>
+        <w:tc>
+          <w:tcPr>
+            <w:tcW w:w="3120" w:type="dxa"/>
+          </w:tcPr>
+          <w:p>
+            <w:pPr/>
+            <w:r>
+              <w:t xml:space="preserve">规格书里逐条写死，代码里手写成常量</w:t>
+            </w:r>
+          </w:p>
+        </w:tc>
+        <w:tc>
+          <w:tcPr>
+            <w:tcW w:w="3120" w:type="dxa"/>
+          </w:tcPr>
+          <w:p>
+            <w:pPr/>
+            <w:r>
+              <w:t xml:space="preserve">演示剧本要靠它们。比如「上周买的外套换成 L」，就必须刚好签收 5 天（在 7 天无理由内）、燕麦色 L 码刚好还有 3 件，一个数字不对演示就翻车</w:t>
+            </w:r>
+          </w:p>
+        </w:tc>
+      </w:tr>
+      <w:tr>
+        <w:tc>
+          <w:tcPr>
+            <w:tcW w:w="3120" w:type="dxa"/>
+          </w:tcPr>
+          <w:p>
+            <w:pPr/>
+            <w:r>
+              <w:t xml:space="preserve">普通数据（36 个商品、12 个买家、约 90 单、约 30 条售后）</w:t>
+            </w:r>
+          </w:p>
+        </w:tc>
+        <w:tc>
+          <w:tcPr>
+            <w:tcW w:w="3120" w:type="dxa"/>
+          </w:tcPr>
+          <w:p>
+            <w:pPr/>
+            <w:r>
+              <w:t xml:space="preserve">脚本加固定随机种子（20261005）生成</w:t>
+            </w:r>
+          </w:p>
+        </w:tc>
+        <w:tc>
+          <w:tcPr>
+            <w:tcW w:w="3120" w:type="dxa"/>
+          </w:tcPr>
+          <w:p>
+            <w:pPr/>
+            <w:r>
+              <w:t xml:space="preserve">同一个种子每次生成的结果一模一样，重置后不会变样，出了问题也能复现</w:t>
+            </w:r>
+          </w:p>
+        </w:tc>
+      </w:tr>
+      <w:tr>
+        <w:tc>
+          <w:tcPr>
+            <w:tcW w:w="3120" w:type="dxa"/>
+          </w:tcPr>
+          <w:p>
+            <w:pPr/>
+            <w:r>
+              <w:t xml:space="preserve">知识库（10 篇：退换货、尺码、洗护、物流、会员……）</w:t>
+            </w:r>
+          </w:p>
+        </w:tc>
+        <w:tc>
+          <w:tcPr>
+            <w:tcW w:w="3120" w:type="dxa"/>
+          </w:tcPr>
+          <w:p>
+            <w:pPr/>
+            <w:r>
+              <w:t xml:space="preserve">按规格书里的业务规则写</w:t>
+            </w:r>
+          </w:p>
+        </w:tc>
+        <w:tc>
+          <w:tcPr>
+            <w:tcW w:w="3120" w:type="dxa"/>
+          </w:tcPr>
+          <w:p>
+            <w:pPr/>
+            <w:r>
+              <w:t xml:space="preserve">知识库说的和工具层校验的必须是同一套规则</w:t>
+            </w:r>
+          </w:p>
+        </w:tc>
+      </w:tr>
+      <w:tr>
+        <w:tc>
+          <w:tcPr>
+            <w:tcW w:w="3120" w:type="dxa"/>
+          </w:tcPr>
+          <w:p>
+            <w:pPr/>
+            <w:r>
+              <w:t xml:space="preserve">模拟流量（295 条历史消息）</w:t>
+            </w:r>
+          </w:p>
+        </w:tc>
+        <w:tc>
+          <w:tcPr>
+            <w:tcW w:w="3120" w:type="dxa"/>
+          </w:tcPr>
+          <w:p>
+            <w:pPr/>
+            <w:r>
+              <w:t xml:space="preserve">脚本生成，每条打上「模拟」标记</w:t>
+            </w:r>
+          </w:p>
+        </w:tc>
+        <w:tc>
+          <w:tcPr>
+            <w:tcW w:w="3120" w:type="dxa"/>
+          </w:tcPr>
+          <w:p>
+            <w:pPr/>
+            <w:r>
+              <w:t xml:space="preserve">让卖家端看板一打开就有数可看；带标记是为了不和真实对话混在一起，卖家的会话列表默认不显示它们</w:t>
+            </w:r>
+          </w:p>
+        </w:tc>
+      </w:tr>
+    </w:tbl>
+    <w:p>
+      <w:pPr/>
+      <w:r>
+        <w:rPr>
+          <w:b/>
+        </w:rPr>
+        <w:t xml:space="preserve">编的时候的规则</w:t>
+      </w:r>
+      <w:r>
+        <w:t xml:space="preserve">，核心就一句：</w:t>
+      </w:r>
+      <w:r>
+        <w:rPr>
+          <w:b/>
+        </w:rPr>
+        <w:t xml:space="preserve">虚构但自洽</w:t>
+      </w:r>
+      <w:r>
+        <w:t xml:space="preserve">。具体有这几条：</w:t>
+      </w:r>
+    </w:p>
+    <w:p>
+      <w:pPr>
+        <w:pStyle w:val="ListParagraph"/>
+        <w:numPr>
+          <w:ilvl w:val="0"/>
           <w:numId w:val="14"/>
         </w:numPr>
       </w:pPr>
@@ -3056,10 +3025,10 @@
         <w:rPr>
           <w:b/>
         </w:rPr>
-        <w:t xml:space="preserve">拿不准就问买家，而不是替买家猜。</w:t>
-      </w:r>
-      <w:r>
-        <w:t xml:space="preserve"> Jev 本来就会返回每个选项的概率。当第一名和第二名差距很小（比如不到 0.15）时，不升级 L3，而是弹两个按钮：「您是想查物流，还是想退货？」多一轮对话，但比大模型猜更准、更便宜。</w:t>
+        <w:t xml:space="preserve">同一个事实处处一致</w:t>
+      </w:r>
+      <w:r>
+        <w:t xml:space="preserve">。「7 天无理由」「金卡免退货运费」「退款 1–3 个工作日到账」这些规则只在规格书里定义一次，商品、订单、知识库、工具校验都以它为准，不会一处写 7 天另一处写 15 天。</w:t>
       </w:r>
     </w:p>
     <w:p>
@@ -3074,10 +3043,10 @@
         <w:rPr>
           <w:b/>
         </w:rPr>
-        <w:t xml:space="preserve">转不转人工拿不准，就把选择权给买家。</w:t>
-      </w:r>
-      <w:r>
-        <w:t xml:space="preserve"> 在黄色区间时，回复里换成安抚语气，并附一个「现在转人工」按钮：「我先帮您查一下，也可以现在就为您转人工。」买家自己点的，永远是对的。</w:t>
+        <w:t xml:space="preserve">有一个固定的「现在」</w:t>
+      </w:r>
+      <w:r>
+        <w:t xml:space="preserve">。系统里的当前时间永远是 2026-10-05 上午 10 点，所以「签收几天了」「优惠券过没过期」这类判断哪天演示结果都一样。</w:t>
       </w:r>
     </w:p>
     <w:p>
@@ -3092,10 +3061,10 @@
         <w:rPr>
           <w:b/>
         </w:rPr>
-        <w:t xml:space="preserve">跨轮累计。</w:t>
-      </w:r>
-      <w:r>
-        <w:t xml:space="preserve"> 同一个会话连续 2 条黄标，就升级为转人工。看趋势比看单条更接近真人客服的判断。</w:t>
+        <w:t xml:space="preserve">像真的</w:t>
+      </w:r>
+      <w:r>
+        <w:t xml:space="preserve">。订单状态按真实女装店的大致比例分布（已完成 45%、已取消 15%……），物流节点时间递增、城市路线合理，约 10% 的规格断货、约 3% 物流异常，售后原因用口语写（「腰太紧了」「M 码偏小」「洗了一次就起球」），而不是整齐的分类标签。</w:t>
       </w:r>
     </w:p>
     <w:p>
@@ -3110,10 +3079,10 @@
         <w:rPr>
           <w:b/>
         </w:rPr>
-        <w:t xml:space="preserve">卖家端把黄标会话排前面</w:t>
-      </w:r>
-      <w:r>
-        <w:t xml:space="preserve">，让人工客服有空时主动接管，而不是等买家爆发。</w:t>
+        <w:t xml:space="preserve">故意埋点「坑」</w:t>
+      </w:r>
+      <w:r>
+        <w:t xml:space="preserve">。比如一张已过期的优惠券（不应该出现在可用券里）、一条写得太宽的规则（「尺码」两个字就命中，会把「尺码不合适想退」误判成问尺码），用来演示系统和看板能不能发现问题。</w:t>
       </w:r>
     </w:p>
     <w:p>
@@ -3128,28 +3097,28 @@
         <w:rPr>
           <w:b/>
         </w:rPr>
-        <w:t xml:space="preserve">用评测数据调阈值</w:t>
-      </w:r>
-      <w:r>
-        <w:t xml:space="preserve">。T06 跑完后，专门看分数落在 0.5–0.7 之间的用例，判断阈值该上调还是下调。</w:t>
-      </w:r>
-    </w:p>
-    <w:p>
-      <w:pPr/>
-      <w:r>
-        <w:t xml:space="preserve">其中第 1–3 项都是小改动，和风险闸门那三项可以合成一个「边界情况处理」任务。背后的原则是：不确定时，风险类偏向给人工入口（漏转代价大），普通类偏向反问（猜错代价大）。</w:t>
-      </w:r>
-    </w:p>
-    <w:p>
-      <w:pPr/>
-      <w:r>
-        <w:rPr>
-          <w:b/>
-        </w:rPr>
-        <w:t xml:space="preserve">更新（10 月 4 日已落地）</w:t>
-      </w:r>
-      <w:r>
-        <w:t xml:space="preserve">：第 2、3 条已经做了（黄区递「转人工」按钮、连续两轮黄标就转人工），情绪门槛的 bug 也修了。第 1 条「拿不准就弹按钮问买家」还没做。</w:t>
+        <w:t xml:space="preserve">不碰真实信息</w:t>
+      </w:r>
+      <w:r>
+        <w:t xml:space="preserve">。没有真实品牌名，手机号、地址全部虚构并打码。</w:t>
+      </w:r>
+    </w:p>
+    <w:p>
+      <w:pPr/>
+      <w:r>
+        <w:rPr>
+          <w:b/>
+        </w:rPr>
+        <w:t xml:space="preserve">怎么确保编得没错</w:t>
+      </w:r>
+      <w:r>
+        <w:t xml:space="preserve">：另写了一个独立的检查脚本，把规格书里的每条硬要求（英雄订单的日期、库存数、状态比例……）逐条核对。它还带了 11 个「自我破坏测试」：故意把数据改错（比如把燕麦色 L 码库存改成 0），确认检查脚本真的能报错。这是为了防止一种常见情况：检查脚本写得太松，什么都「通过」。</w:t>
+      </w:r>
+    </w:p>
+    <w:p>
+      <w:pPr/>
+      <w:r>
+        <w:t xml:space="preserve">最后，评测用的 60 条测试对话是单独写的，和开发调试时用的例子不重叠，避免「拿考卷调参、再用同一份考卷打分」。</w:t>
       </w:r>
     </w:p>
     <w:p>
@@ -3157,21 +3126,142 @@
         <w:pStyle w:val="Heading2"/>
       </w:pPr>
       <w:r>
-        <w:t xml:space="preserve">任务地图：每一步让 AI 做了什么</w:t>
-      </w:r>
-    </w:p>
-    <w:p>
-      <w:pPr/>
-      <w:r>
-        <w:t xml:space="preserve">全项目拆成 20 个任务。编号规则：T0x 原本归 Codex（后端），T1x 归 Cursor（前端），T20 归 Claude。下表按实际执行顺序排列，「为什么要这一步」是对外讲时最值得说的部分。</w:t>
-      </w:r>
-    </w:p>
-    <w:p>
-      <w:pPr>
-        <w:pStyle w:val="Heading3"/>
-      </w:pPr>
-      <w:r>
-        <w:t xml:space="preserve">阶段一：搭地基（后端为主）</w:t>
+        <w:t xml:space="preserve">店铺设定：所有数据的共同前提</w:t>
+      </w:r>
+    </w:p>
+    <w:p>
+      <w:pPr>
+        <w:pStyle w:val="ListParagraph"/>
+        <w:numPr>
+          <w:ilvl w:val="0"/>
+          <w:numId w:val="15"/>
+        </w:numPr>
+      </w:pPr>
+      <w:r>
+        <w:rPr>
+          <w:b/>
+        </w:rPr>
+        <w:t xml:space="preserve">店铺</w:t>
+      </w:r>
+      <w:r>
+        <w:t xml:space="preserve">：栖木 QIMU，slogan「慢一点，穿久一点」，定位 25–35 岁通勤 / 日常女装，价格带 ¥129–¥899，不用任何真实品牌名。</w:t>
+      </w:r>
+    </w:p>
+    <w:p>
+      <w:pPr>
+        <w:pStyle w:val="ListParagraph"/>
+        <w:numPr>
+          <w:ilvl w:val="0"/>
+          <w:numId w:val="15"/>
+        </w:numPr>
+      </w:pPr>
+      <w:r>
+        <w:rPr>
+          <w:b/>
+        </w:rPr>
+        <w:t xml:space="preserve">客服</w:t>
+      </w:r>
+      <w:r>
+        <w:t xml:space="preserve">：人工 9:00–23:00（人工客服叫「阿栖」），智能客服 24 小时。</w:t>
+      </w:r>
+    </w:p>
+    <w:p>
+      <w:pPr>
+        <w:pStyle w:val="ListParagraph"/>
+        <w:numPr>
+          <w:ilvl w:val="0"/>
+          <w:numId w:val="15"/>
+        </w:numPr>
+      </w:pPr>
+      <w:r>
+        <w:rPr>
+          <w:b/>
+        </w:rPr>
+        <w:t xml:space="preserve">物流</w:t>
+      </w:r>
+      <w:r>
+        <w:t xml:space="preserve">：满 ¥99 包邮（中通），金卡会员全部顺丰；付款后 48 小时内发货。</w:t>
+      </w:r>
+    </w:p>
+    <w:p>
+      <w:pPr>
+        <w:pStyle w:val="ListParagraph"/>
+        <w:numPr>
+          <w:ilvl w:val="0"/>
+          <w:numId w:val="15"/>
+        </w:numPr>
+      </w:pPr>
+      <w:r>
+        <w:rPr>
+          <w:b/>
+        </w:rPr>
+        <w:t xml:space="preserve">会员</w:t>
+      </w:r>
+      <w:r>
+        <w:t xml:space="preserve">：银卡可参加活动、领券；金卡全部顺丰、免退货运费。优惠券一单限用一张，不可叠加。</w:t>
+      </w:r>
+    </w:p>
+    <w:p>
+      <w:pPr>
+        <w:pStyle w:val="ListParagraph"/>
+        <w:numPr>
+          <w:ilvl w:val="0"/>
+          <w:numId w:val="15"/>
+        </w:numPr>
+      </w:pPr>
+      <w:r>
+        <w:rPr>
+          <w:b/>
+        </w:rPr>
+        <w:t xml:space="preserve">「现在」</w:t>
+      </w:r>
+      <w:r>
+        <w:t xml:space="preserve">：固定为 2026-10-05 上午 10 点（演示时钟 </w:t>
+      </w:r>
+      <w:hyperlink r:id="rId12" w:history="1">
+        <w:r>
+          <w:rPr>
+            <w:rStyle w:val="CodeChar"/>
+          </w:rPr>
+          <w:t xml:space="preserve">lib/demo-clock.ts</w:t>
+        </w:r>
+      </w:hyperlink>
+      <w:r>
+        <w:t xml:space="preserve">），所有日期都相对它来编。</w:t>
+      </w:r>
+    </w:p>
+    <w:p>
+      <w:pPr>
+        <w:pStyle w:val="Heading2"/>
+      </w:pPr>
+      <w:r>
+        <w:t xml:space="preserve">英雄数据：每一条都为一句演示话术服务</w:t>
+      </w:r>
+    </w:p>
+    <w:p>
+      <w:pPr/>
+      <w:r>
+        <w:t xml:space="preserve">3 个主演买家、5 个关键商品、6 个关键订单、3 张优惠券，在规格书里逐条写死，代码里手写成常量（</w:t>
+      </w:r>
+      <w:hyperlink r:id="rId13" w:history="1">
+        <w:r>
+          <w:rPr>
+            <w:rStyle w:val="CodeChar"/>
+          </w:rPr>
+          <w:t xml:space="preserve">scripts/seed-heroes.ts</w:t>
+        </w:r>
+      </w:hyperlink>
+      <w:r>
+        <w:t xml:space="preserve">）。编法是</w:t>
+      </w:r>
+      <w:r>
+        <w:rPr>
+          <w:b/>
+        </w:rPr>
+        <w:t xml:space="preserve">倒推</w:t>
+      </w:r>
+      <w:r>
+        <w:t xml:space="preserve">：先定演示时买家要说哪句话，再把订单的状态、日期、库存凑到刚好能演出来。</w:t>
       </w:r>
     </w:p>
     <w:tbl>
@@ -3199,7 +3289,7 @@
           <w:p>
             <w:pPr/>
             <w:r>
-              <w:t xml:space="preserve">任务</w:t>
+              <w:t xml:space="preserve">订单号</w:t>
             </w:r>
           </w:p>
         </w:tc>
@@ -3211,7 +3301,7 @@
           <w:p>
             <w:pPr/>
             <w:r>
-              <w:t xml:space="preserve">谁</w:t>
+              <w:t xml:space="preserve">买家</w:t>
             </w:r>
           </w:p>
         </w:tc>
@@ -3223,7 +3313,7 @@
           <w:p>
             <w:pPr/>
             <w:r>
-              <w:t xml:space="preserve">让 AI 做了什么</w:t>
+              <w:t xml:space="preserve">状态和关键时间</w:t>
             </w:r>
           </w:p>
         </w:tc>
@@ -3235,237 +3325,283 @@
           <w:p>
             <w:pPr/>
             <w:r>
-              <w:t xml:space="preserve">为什么要这一步</w:t>
-            </w:r>
-          </w:p>
-        </w:tc>
-      </w:tr>
-      <w:tr>
-        <w:tc>
-          <w:tcPr>
-            <w:tcW w:w="2340" w:type="dxa"/>
-          </w:tcPr>
-          <w:p>
-            <w:pPr/>
-            <w:r>
-              <w:t xml:space="preserve">T00 脚手架</w:t>
-            </w:r>
-          </w:p>
-        </w:tc>
-        <w:tc>
-          <w:tcPr>
-            <w:tcW w:w="2340" w:type="dxa"/>
-          </w:tcPr>
-          <w:p>
-            <w:pPr/>
-            <w:r>
-              <w:t xml:space="preserve">Codex</w:t>
-            </w:r>
-          </w:p>
-        </w:tc>
-        <w:tc>
-          <w:tcPr>
-            <w:tcW w:w="2340" w:type="dxa"/>
-          </w:tcPr>
-          <w:p>
-            <w:pPr/>
-            <w:r>
-              <w:t xml:space="preserve">创建 Next.js 项目，封装调用模型的三个函数、简易数据存储、「演示时钟」，并去 OpenRouter 查当下最划算的模型</w:t>
-            </w:r>
-          </w:p>
-        </w:tc>
-        <w:tc>
-          <w:tcPr>
-            <w:tcW w:w="2340" w:type="dxa"/>
-          </w:tcPr>
-          <w:p>
-            <w:pPr/>
-            <w:r>
-              <w:t xml:space="preserve">所有人在同一个地基上盖房子；演示时钟让「上周买的外套」这类日期永远成立</w:t>
-            </w:r>
-          </w:p>
-        </w:tc>
-      </w:tr>
-      <w:tr>
-        <w:tc>
-          <w:tcPr>
-            <w:tcW w:w="2340" w:type="dxa"/>
-          </w:tcPr>
-          <w:p>
-            <w:pPr/>
-            <w:r>
-              <w:t xml:space="preserve">T01 分类器</w:t>
-            </w:r>
-          </w:p>
-        </w:tc>
-        <w:tc>
-          <w:tcPr>
-            <w:tcW w:w="2340" w:type="dxa"/>
-          </w:tcPr>
-          <w:p>
-            <w:pPr/>
-            <w:r>
-              <w:t xml:space="preserve">Codex</w:t>
-            </w:r>
-          </w:p>
-        </w:tc>
-        <w:tc>
-          <w:tcPr>
-            <w:tcW w:w="2340" w:type="dxa"/>
-          </w:tcPr>
-          <w:p>
-            <w:pPr/>
-            <w:r>
-              <w:t xml:space="preserve">把 20 种意图和 5 个风险问题写成 Jev 的「选择题」；做了三套实现：Jev、备用大模型、无网络的关键词版，出错自动逐级降级</w:t>
-            </w:r>
-          </w:p>
-        </w:tc>
-        <w:tc>
-          <w:tcPr>
-            <w:tcW w:w="2340" w:type="dxa"/>
-          </w:tcPr>
-          <w:p>
-            <w:pPr/>
-            <w:r>
-              <w:t xml:space="preserve">这是整个漏斗的「耳朵」；降级链保证 Jev 挂了也不会让买家看到报错</w:t>
-            </w:r>
-          </w:p>
-        </w:tc>
-      </w:tr>
-      <w:tr>
-        <w:tc>
-          <w:tcPr>
-            <w:tcW w:w="2340" w:type="dxa"/>
-          </w:tcPr>
-          <w:p>
-            <w:pPr/>
-            <w:r>
-              <w:t xml:space="preserve">T01b 测速</w:t>
-            </w:r>
-          </w:p>
-        </w:tc>
-        <w:tc>
-          <w:tcPr>
-            <w:tcW w:w="2340" w:type="dxa"/>
-          </w:tcPr>
-          <w:p>
-            <w:pPr/>
-            <w:r>
-              <w:t xml:space="preserve">Codex</w:t>
-            </w:r>
-          </w:p>
-        </w:tc>
-        <w:tc>
-          <w:tcPr>
-            <w:tcW w:w="2340" w:type="dxa"/>
-          </w:tcPr>
-          <w:p>
-            <w:pPr/>
-            <w:r>
-              <w:t xml:space="preserve">用 7 种配置各跑 30 轮，查 Jev 为什么要 6 秒；顺便关掉大模型的「思考」模式、给分类设总时限</w:t>
-            </w:r>
-          </w:p>
-        </w:tc>
-        <w:tc>
-          <w:tcPr>
-            <w:tcW w:w="2340" w:type="dxa"/>
-          </w:tcPr>
-          <w:p>
-            <w:pPr/>
-            <w:r>
-              <w:t xml:space="preserve">临时加的一步（见第六节）。结论决定了 L2 的最终方案</w:t>
-            </w:r>
-          </w:p>
-        </w:tc>
-      </w:tr>
-      <w:tr>
-        <w:tc>
-          <w:tcPr>
-            <w:tcW w:w="2340" w:type="dxa"/>
-          </w:tcPr>
-          <w:p>
-            <w:pPr/>
-            <w:r>
-              <w:t xml:space="preserve">T02 虚构数据</w:t>
-            </w:r>
-          </w:p>
-        </w:tc>
-        <w:tc>
-          <w:tcPr>
-            <w:tcW w:w="2340" w:type="dxa"/>
-          </w:tcPr>
-          <w:p>
-            <w:pPr/>
-            <w:r>
-              <w:t xml:space="preserve">Codex</w:t>
-            </w:r>
-          </w:p>
-        </w:tc>
-        <w:tc>
-          <w:tcPr>
-            <w:tcW w:w="2340" w:type="dxa"/>
-          </w:tcPr>
-          <w:p>
-            <w:pPr/>
-            <w:r>
-              <w:t xml:space="preserve">生成 36 件商品、12 个买家、90 个订单、30 条售后、10 篇知识库，并写自检脚本；做商城的 6 个只读接口</w:t>
-            </w:r>
-          </w:p>
-        </w:tc>
-        <w:tc>
-          <w:tcPr>
-            <w:tcW w:w="2340" w:type="dxa"/>
-          </w:tcPr>
-          <w:p>
-            <w:pPr/>
-            <w:r>
-              <w:t xml:space="preserve">演示剧本依赖 6 个「英雄订单」，数据错一个字演示就对不上；自检脚本保证「虚构但自洽」</w:t>
-            </w:r>
-          </w:p>
-        </w:tc>
-      </w:tr>
-      <w:tr>
-        <w:tc>
-          <w:tcPr>
-            <w:tcW w:w="2340" w:type="dxa"/>
-          </w:tcPr>
-          <w:p>
-            <w:pPr/>
-            <w:r>
-              <w:t xml:space="preserve">T03 工具 + 知识库</w:t>
-            </w:r>
-          </w:p>
-        </w:tc>
-        <w:tc>
-          <w:tcPr>
-            <w:tcW w:w="2340" w:type="dxa"/>
-          </w:tcPr>
-          <w:p>
-            <w:pPr/>
-            <w:r>
-              <w:t xml:space="preserve">Codex</w:t>
-            </w:r>
-          </w:p>
-        </w:tc>
-        <w:tc>
-          <w:tcPr>
-            <w:tcW w:w="2340" w:type="dxa"/>
-          </w:tcPr>
-          <w:p>
-            <w:pPr/>
-            <w:r>
-              <w:t xml:space="preserve">15 个工具（查订单、查物流、申请退款等）、尺码计算、知识库分块 + 向量检索、知识库管理接口</w:t>
-            </w:r>
-          </w:p>
-        </w:tc>
-        <w:tc>
-          <w:tcPr>
-            <w:tcW w:w="2340" w:type="dxa"/>
-          </w:tcPr>
-          <w:p>
-            <w:pPr/>
-            <w:r>
-              <w:t xml:space="preserve">这是「手」：AI 能办事全靠它。写操作只生成待确认，越权访问一律拒绝</w:t>
+              <w:t xml:space="preserve">为哪句话准备</w:t>
+            </w:r>
+          </w:p>
+        </w:tc>
+      </w:tr>
+      <w:tr>
+        <w:tc>
+          <w:tcPr>
+            <w:tcW w:w="2340" w:type="dxa"/>
+          </w:tcPr>
+          <w:p>
+            <w:pPr/>
+            <w:r>
+              <w:t xml:space="preserve">QM2026092801</w:t>
+            </w:r>
+          </w:p>
+        </w:tc>
+        <w:tc>
+          <w:tcPr>
+            <w:tcW w:w="2340" w:type="dxa"/>
+          </w:tcPr>
+          <w:p>
+            <w:pPr/>
+            <w:r>
+              <w:t xml:space="preserve">林小满（B001，金卡）</w:t>
+            </w:r>
+          </w:p>
+        </w:tc>
+        <w:tc>
+          <w:tcPr>
+            <w:tcW w:w="2340" w:type="dxa"/>
+          </w:tcPr>
+          <w:p>
+            <w:pPr/>
+            <w:r>
+              <w:t xml:space="preserve">燕麦色大衣 M，09-26 下单、09-30 签收</w:t>
+            </w:r>
+          </w:p>
+        </w:tc>
+        <w:tc>
+          <w:tcPr>
+            <w:tcW w:w="2340" w:type="dxa"/>
+          </w:tcPr>
+          <w:p>
+            <w:pPr/>
+            <w:r>
+              <w:t xml:space="preserve">「上周买的外套换成 L」：签收 5 天，在 7 天无理由内；燕麦色 L 刚好剩 3 件</w:t>
+            </w:r>
+          </w:p>
+        </w:tc>
+      </w:tr>
+      <w:tr>
+        <w:tc>
+          <w:tcPr>
+            <w:tcW w:w="2340" w:type="dxa"/>
+          </w:tcPr>
+          <w:p>
+            <w:pPr/>
+            <w:r>
+              <w:t xml:space="preserve">QM2026100201</w:t>
+            </w:r>
+          </w:p>
+        </w:tc>
+        <w:tc>
+          <w:tcPr>
+            <w:tcW w:w="2340" w:type="dxa"/>
+          </w:tcPr>
+          <w:p>
+            <w:pPr/>
+            <w:r>
+              <w:t xml:space="preserve">林小满</w:t>
+            </w:r>
+          </w:p>
+        </w:tc>
+        <w:tc>
+          <w:tcPr>
+            <w:tcW w:w="2340" w:type="dxa"/>
+          </w:tcPr>
+          <w:p>
+            <w:pPr/>
+            <w:r>
+              <w:t xml:space="preserve">西装裤 + 开衫，10-03 顺丰发货，预计 10-06 到</w:t>
+            </w:r>
+          </w:p>
+        </w:tc>
+        <w:tc>
+          <w:tcPr>
+            <w:tcW w:w="2340" w:type="dxa"/>
+          </w:tcPr>
+          <w:p>
+            <w:pPr/>
+            <w:r>
+              <w:t xml:space="preserve">「到哪了」：至少 5 个节点的物流时间线</w:t>
+            </w:r>
+          </w:p>
+        </w:tc>
+      </w:tr>
+      <w:tr>
+        <w:tc>
+          <w:tcPr>
+            <w:tcW w:w="2340" w:type="dxa"/>
+          </w:tcPr>
+          <w:p>
+            <w:pPr/>
+            <w:r>
+              <w:t xml:space="preserve">QM2026091501</w:t>
+            </w:r>
+          </w:p>
+        </w:tc>
+        <w:tc>
+          <w:tcPr>
+            <w:tcW w:w="2340" w:type="dxa"/>
+          </w:tcPr>
+          <w:p>
+            <w:pPr/>
+            <w:r>
+              <w:t xml:space="preserve">林小满</w:t>
+            </w:r>
+          </w:p>
+        </w:tc>
+        <w:tc>
+          <w:tcPr>
+            <w:tcW w:w="2340" w:type="dxa"/>
+          </w:tcPr>
+          <w:p>
+            <w:pPr/>
+            <w:r>
+              <w:t xml:space="preserve">已完成；一单退货退款在退款中，原因「腰有点紧」</w:t>
+            </w:r>
+          </w:p>
+        </w:tc>
+        <w:tc>
+          <w:tcPr>
+            <w:tcW w:w="2340" w:type="dxa"/>
+          </w:tcPr>
+          <w:p>
+            <w:pPr/>
+            <w:r>
+              <w:t xml:space="preserve">「退款到哪了」：退款中，1–3 个工作日原路退回</w:t>
+            </w:r>
+          </w:p>
+        </w:tc>
+      </w:tr>
+      <w:tr>
+        <w:tc>
+          <w:tcPr>
+            <w:tcW w:w="2340" w:type="dxa"/>
+          </w:tcPr>
+          <w:p>
+            <w:pPr/>
+            <w:r>
+              <w:t xml:space="preserve">QM2026092902</w:t>
+            </w:r>
+          </w:p>
+        </w:tc>
+        <w:tc>
+          <w:tcPr>
+            <w:tcW w:w="2340" w:type="dxa"/>
+          </w:tcPr>
+          <w:p>
+            <w:pPr/>
+            <w:r>
+              <w:t xml:space="preserve">周雨桐（B002，银卡）</w:t>
+            </w:r>
+          </w:p>
+        </w:tc>
+        <w:tc>
+          <w:tcPr>
+            <w:tcW w:w="2340" w:type="dxa"/>
+          </w:tcPr>
+          <w:p>
+            <w:pPr/>
+            <w:r>
+              <w:t xml:space="preserve">真丝衬衫，10-01 签收</w:t>
+            </w:r>
+          </w:p>
+        </w:tc>
+        <w:tc>
+          <w:tcPr>
+            <w:tcW w:w="2340" w:type="dxa"/>
+          </w:tcPr>
+          <w:p>
+            <w:pPr/>
+            <w:r>
+              <w:t xml:space="preserve">「穿了全身起红疹…12315」：触发风险闸门</w:t>
+            </w:r>
+          </w:p>
+        </w:tc>
+      </w:tr>
+      <w:tr>
+        <w:tc>
+          <w:tcPr>
+            <w:tcW w:w="2340" w:type="dxa"/>
+          </w:tcPr>
+          <w:p>
+            <w:pPr/>
+            <w:r>
+              <w:t xml:space="preserve">QM2026100401</w:t>
+            </w:r>
+          </w:p>
+        </w:tc>
+        <w:tc>
+          <w:tcPr>
+            <w:tcW w:w="2340" w:type="dxa"/>
+          </w:tcPr>
+          <w:p>
+            <w:pPr/>
+            <w:r>
+              <w:t xml:space="preserve">陈思（B003，普通）</w:t>
+            </w:r>
+          </w:p>
+        </w:tc>
+        <w:tc>
+          <w:tcPr>
+            <w:tcW w:w="2340" w:type="dxa"/>
+          </w:tcPr>
+          <w:p>
+            <w:pPr/>
+            <w:r>
+              <w:t xml:space="preserve">已付款、未发货</w:t>
+            </w:r>
+          </w:p>
+        </w:tc>
+        <w:tc>
+          <w:tcPr>
+            <w:tcW w:w="2340" w:type="dxa"/>
+          </w:tcPr>
+          <w:p>
+            <w:pPr/>
+            <w:r>
+              <w:t xml:space="preserve">「地址填错了」可改；「不想要了」可取消</w:t>
+            </w:r>
+          </w:p>
+        </w:tc>
+      </w:tr>
+      <w:tr>
+        <w:tc>
+          <w:tcPr>
+            <w:tcW w:w="2340" w:type="dxa"/>
+          </w:tcPr>
+          <w:p>
+            <w:pPr/>
+            <w:r>
+              <w:t xml:space="preserve">QM2026100402</w:t>
+            </w:r>
+          </w:p>
+        </w:tc>
+        <w:tc>
+          <w:tcPr>
+            <w:tcW w:w="2340" w:type="dxa"/>
+          </w:tcPr>
+          <w:p>
+            <w:pPr/>
+            <w:r>
+              <w:t xml:space="preserve">陈思</w:t>
+            </w:r>
+          </w:p>
+        </w:tc>
+        <w:tc>
+          <w:tcPr>
+            <w:tcW w:w="2340" w:type="dxa"/>
+          </w:tcPr>
+          <w:p>
+            <w:pPr/>
+            <w:r>
+              <w:t xml:space="preserve">待付款</w:t>
+            </w:r>
+          </w:p>
+        </w:tc>
+        <w:tc>
+          <w:tcPr>
+            <w:tcW w:w="2340" w:type="dxa"/>
+          </w:tcPr>
+          <w:p>
+            <w:pPr/>
+            <w:r>
+              <w:t xml:space="preserve">「怎么付款失败」：查订单状态</w:t>
             </w:r>
           </w:p>
         </w:tc>
@@ -3473,1480 +3609,64 @@
     </w:tbl>
     <w:p>
       <w:pPr>
-        <w:pStyle w:val="Heading3"/>
-      </w:pPr>
-      <w:r>
-        <w:t xml:space="preserve">阶段二：界面（前端，和阶段一同时进行）</w:t>
-      </w:r>
-    </w:p>
-    <w:tbl>
-      <w:tblPr>
-        <w:tblStyle w:val="TableGrid"/>
-        <w:tblW w:w="0" w:type="auto"/>
-        <w:tblLayout w:type="fixed"/>
-        <w:tblLook w:val="04A0" w:firstRow="1" w:lastRow="0" w:firstColumn="0" w:lastColumn="0" w:noHBand="0" w:noVBand="1"/>
-      </w:tblPr>
-      <w:tblGrid>
-        <w:gridCol w:w="2340"/>
-        <w:gridCol w:w="2340"/>
-        <w:gridCol w:w="2340"/>
-        <w:gridCol w:w="2340"/>
-      </w:tblGrid>
-      <w:tr>
-        <w:trPr>
-          <w:tblHeader/>
-        </w:trPr>
-        <w:tc>
-          <w:tcPr>
-            <w:tcW w:w="2340" w:type="dxa"/>
-            <w:shd w:val="clear" w:color="auto" w:fill="F2F2F2"/>
-          </w:tcPr>
-          <w:p>
-            <w:pPr/>
-            <w:r>
-              <w:t xml:space="preserve">任务</w:t>
-            </w:r>
-          </w:p>
-        </w:tc>
-        <w:tc>
-          <w:tcPr>
-            <w:tcW w:w="2340" w:type="dxa"/>
-            <w:shd w:val="clear" w:color="auto" w:fill="F2F2F2"/>
-          </w:tcPr>
-          <w:p>
-            <w:pPr/>
-            <w:r>
-              <w:t xml:space="preserve">谁</w:t>
-            </w:r>
-          </w:p>
-        </w:tc>
-        <w:tc>
-          <w:tcPr>
-            <w:tcW w:w="2340" w:type="dxa"/>
-            <w:shd w:val="clear" w:color="auto" w:fill="F2F2F2"/>
-          </w:tcPr>
-          <w:p>
-            <w:pPr/>
-            <w:r>
-              <w:t xml:space="preserve">让 AI 做了什么</w:t>
-            </w:r>
-          </w:p>
-        </w:tc>
-        <w:tc>
-          <w:tcPr>
-            <w:tcW w:w="2340" w:type="dxa"/>
-            <w:shd w:val="clear" w:color="auto" w:fill="F2F2F2"/>
-          </w:tcPr>
-          <w:p>
-            <w:pPr/>
-            <w:r>
-              <w:t xml:space="preserve">为什么要这一步</w:t>
-            </w:r>
-          </w:p>
-        </w:tc>
-      </w:tr>
-      <w:tr>
-        <w:tc>
-          <w:tcPr>
-            <w:tcW w:w="2340" w:type="dxa"/>
-          </w:tcPr>
-          <w:p>
-            <w:pPr/>
-            <w:r>
-              <w:t xml:space="preserve">T10 买家商城</w:t>
-            </w:r>
-          </w:p>
-        </w:tc>
-        <w:tc>
-          <w:tcPr>
-            <w:tcW w:w="2340" w:type="dxa"/>
-          </w:tcPr>
-          <w:p>
-            <w:pPr/>
-            <w:r>
-              <w:t xml:space="preserve">Cursor</w:t>
-            </w:r>
-          </w:p>
-        </w:tc>
-        <w:tc>
-          <w:tcPr>
-            <w:tcW w:w="2340" w:type="dxa"/>
-          </w:tcPr>
-          <w:p>
-            <w:pPr/>
-            <w:r>
-              <w:t xml:space="preserve">首页、商品详情、订单列表和详情、买家切换器；全部用假数据开发</w:t>
-            </w:r>
-          </w:p>
-        </w:tc>
-        <w:tc>
-          <w:tcPr>
-            <w:tcW w:w="2340" w:type="dxa"/>
-          </w:tcPr>
-          <w:p>
-            <w:pPr/>
-            <w:r>
-              <w:t xml:space="preserve">演示的第一印象；用假数据是为了不等后端</w:t>
-            </w:r>
-          </w:p>
-        </w:tc>
-      </w:tr>
-      <w:tr>
-        <w:tc>
-          <w:tcPr>
-            <w:tcW w:w="2340" w:type="dxa"/>
-          </w:tcPr>
-          <w:p>
-            <w:pPr/>
-            <w:r>
-              <w:t xml:space="preserve">T11 卖家端骨架</w:t>
-            </w:r>
-          </w:p>
-        </w:tc>
-        <w:tc>
-          <w:tcPr>
-            <w:tcW w:w="2340" w:type="dxa"/>
-          </w:tcPr>
-          <w:p>
-            <w:pPr/>
-            <w:r>
-              <w:t xml:space="preserve">Cursor</w:t>
-            </w:r>
-          </w:p>
-        </w:tc>
-        <w:tc>
-          <w:tcPr>
-            <w:tcW w:w="2340" w:type="dxa"/>
-          </w:tcPr>
-          <w:p>
-            <w:pPr/>
-            <w:r>
-              <w:t xml:space="preserve">手机尺寸的会话列表、会话详情、「AI 上下文」面板；做成 PWA，手机能「添加到主屏幕」</w:t>
-            </w:r>
-          </w:p>
-        </w:tc>
-        <w:tc>
-          <w:tcPr>
-            <w:tcW w:w="2340" w:type="dxa"/>
-          </w:tcPr>
-          <w:p>
-            <w:pPr/>
-            <w:r>
-              <w:t xml:space="preserve">卖家端要做 app，但 36 小时做不了原生 app，PWA 是最便宜的替代</w:t>
-            </w:r>
-          </w:p>
-        </w:tc>
-      </w:tr>
-      <w:tr>
-        <w:tc>
-          <w:tcPr>
-            <w:tcW w:w="2340" w:type="dxa"/>
-          </w:tcPr>
-          <w:p>
-            <w:pPr/>
-            <w:r>
-              <w:t xml:space="preserve">T12 客服聊天窗</w:t>
-            </w:r>
-          </w:p>
-        </w:tc>
-        <w:tc>
-          <w:tcPr>
-            <w:tcW w:w="2340" w:type="dxa"/>
-          </w:tcPr>
-          <w:p>
-            <w:pPr/>
-            <w:r>
-              <w:t xml:space="preserve">Cursor</w:t>
-            </w:r>
-          </w:p>
-        </w:tc>
-        <w:tc>
-          <w:tcPr>
-            <w:tcW w:w="2340" w:type="dxa"/>
-          </w:tcPr>
-          <w:p>
-            <w:pPr/>
-            <w:r>
-              <w:t xml:space="preserve">右下角聊天窗、快捷按钮、9 种卡片（物流、确认、优惠券……）、调试开关；顺手把商品图从随机风景照换成衣服轮廓图</w:t>
-            </w:r>
-          </w:p>
-        </w:tc>
-        <w:tc>
-          <w:tcPr>
-            <w:tcW w:w="2340" w:type="dxa"/>
-          </w:tcPr>
-          <w:p>
-            <w:pPr/>
-            <w:r>
-              <w:t xml:space="preserve">演示的主舞台；调试开关让观众看到「这条是哪一层处理的、花了多少钱」</w:t>
-            </w:r>
-          </w:p>
-        </w:tc>
-      </w:tr>
-      <w:tr>
-        <w:tc>
-          <w:tcPr>
-            <w:tcW w:w="2340" w:type="dxa"/>
-          </w:tcPr>
-          <w:p>
-            <w:pPr/>
-            <w:r>
-              <w:t xml:space="preserve">T13 接管台 / 知识库 / 规则页</w:t>
-            </w:r>
-          </w:p>
-        </w:tc>
-        <w:tc>
-          <w:tcPr>
-            <w:tcW w:w="2340" w:type="dxa"/>
-          </w:tcPr>
-          <w:p>
-            <w:pPr/>
-            <w:r>
-              <w:t xml:space="preserve">Cursor</w:t>
-            </w:r>
-          </w:p>
-        </w:tc>
-        <w:tc>
-          <w:tcPr>
-            <w:tcW w:w="2340" w:type="dxa"/>
-          </w:tcPr>
-          <w:p>
-            <w:pPr/>
-            <w:r>
-              <w:t xml:space="preserve">路由轨迹、知识库导入和试搜、规则开关和「建议删除」标记</w:t>
-            </w:r>
-          </w:p>
-        </w:tc>
-        <w:tc>
-          <w:tcPr>
-            <w:tcW w:w="2340" w:type="dxa"/>
-          </w:tcPr>
-          <w:p>
-            <w:pPr/>
-            <w:r>
-              <w:t xml:space="preserve">把你方案里「规则层要做减法」变成看得见的证据</w:t>
-            </w:r>
-          </w:p>
-        </w:tc>
-      </w:tr>
-      <w:tr>
-        <w:tc>
-          <w:tcPr>
-            <w:tcW w:w="2340" w:type="dxa"/>
-          </w:tcPr>
-          <w:p>
-            <w:pPr/>
-            <w:r>
-              <w:t xml:space="preserve">T14 路由看板</w:t>
-            </w:r>
-          </w:p>
-        </w:tc>
-        <w:tc>
-          <w:tcPr>
-            <w:tcW w:w="2340" w:type="dxa"/>
-          </w:tcPr>
-          <w:p>
-            <w:pPr/>
-            <w:r>
-              <w:t xml:space="preserve">Cursor</w:t>
-            </w:r>
-          </w:p>
-        </w:tc>
-        <w:tc>
-          <w:tcPr>
-            <w:tcW w:w="2340" w:type="dxa"/>
-          </w:tcPr>
-          <w:p>
-            <w:pPr/>
-            <w:r>
-              <w:t xml:space="preserve">大字主结论、漏斗、每层成本对比、低置信度样本、评测成绩卡</w:t>
-            </w:r>
-          </w:p>
-        </w:tc>
-        <w:tc>
-          <w:tcPr>
-            <w:tcW w:w="2340" w:type="dxa"/>
-          </w:tcPr>
-          <w:p>
-            <w:pPr/>
-            <w:r>
-              <w:t xml:space="preserve">演示的收尾高光：一屏讲清「又快又省」</w:t>
-            </w:r>
-          </w:p>
-        </w:tc>
-      </w:tr>
-      <w:tr>
-        <w:tc>
-          <w:tcPr>
-            <w:tcW w:w="2340" w:type="dxa"/>
-          </w:tcPr>
-          <w:p>
-            <w:pPr/>
-            <w:r>
-              <w:t xml:space="preserve">T15a 打磨</w:t>
-            </w:r>
-          </w:p>
-        </w:tc>
-        <w:tc>
-          <w:tcPr>
-            <w:tcW w:w="2340" w:type="dxa"/>
-          </w:tcPr>
-          <w:p>
-            <w:pPr/>
-            <w:r>
-              <w:t xml:space="preserve">Cursor</w:t>
-            </w:r>
-          </w:p>
-        </w:tc>
-        <w:tc>
-          <w:tcPr>
-            <w:tcW w:w="2340" w:type="dxa"/>
-          </w:tcPr>
-          <w:p>
-            <w:pPr/>
-            <w:r>
-              <w:t xml:space="preserve">空状态、出错提示、「重置演示数据」、</w:t>
-            </w:r>
-            <w:r>
-              <w:rPr>
-                <w:b/>
-              </w:rPr>
-              <w:t xml:space="preserve">演示指南</w:t>
-            </w:r>
-            <w:r>
-              <w:t xml:space="preserve">（点一下就跳到对应场景并填好话术）</w:t>
-            </w:r>
-          </w:p>
-        </w:tc>
-        <w:tc>
-          <w:tcPr>
-            <w:tcW w:w="2340" w:type="dxa"/>
-          </w:tcPr>
-          <w:p>
-            <w:pPr/>
-            <w:r>
-              <w:t xml:space="preserve">演示时不用背台词，照着点就行</w:t>
-            </w:r>
-          </w:p>
-        </w:tc>
-      </w:tr>
-    </w:tbl>
-    <w:p>
-      <w:pPr>
-        <w:pStyle w:val="Heading3"/>
-      </w:pPr>
-      <w:r>
-        <w:t xml:space="preserve">阶段三：后端分派给 Cursor（重排后新增）</w:t>
-      </w:r>
-    </w:p>
-    <w:tbl>
-      <w:tblPr>
-        <w:tblStyle w:val="TableGrid"/>
-        <w:tblW w:w="0" w:type="auto"/>
-        <w:tblLayout w:type="fixed"/>
-        <w:tblLook w:val="04A0" w:firstRow="1" w:lastRow="0" w:firstColumn="0" w:lastColumn="0" w:noHBand="0" w:noVBand="1"/>
-      </w:tblPr>
-      <w:tblGrid>
-        <w:gridCol w:w="2340"/>
-        <w:gridCol w:w="2340"/>
-        <w:gridCol w:w="2340"/>
-        <w:gridCol w:w="2340"/>
-      </w:tblGrid>
-      <w:tr>
-        <w:trPr>
-          <w:tblHeader/>
-        </w:trPr>
-        <w:tc>
-          <w:tcPr>
-            <w:tcW w:w="2340" w:type="dxa"/>
-            <w:shd w:val="clear" w:color="auto" w:fill="F2F2F2"/>
-          </w:tcPr>
-          <w:p>
-            <w:pPr/>
-            <w:r>
-              <w:t xml:space="preserve">任务</w:t>
-            </w:r>
-          </w:p>
-        </w:tc>
-        <w:tc>
-          <w:tcPr>
-            <w:tcW w:w="2340" w:type="dxa"/>
-            <w:shd w:val="clear" w:color="auto" w:fill="F2F2F2"/>
-          </w:tcPr>
-          <w:p>
-            <w:pPr/>
-            <w:r>
-              <w:t xml:space="preserve">谁</w:t>
-            </w:r>
-          </w:p>
-        </w:tc>
-        <w:tc>
-          <w:tcPr>
-            <w:tcW w:w="2340" w:type="dxa"/>
-            <w:shd w:val="clear" w:color="auto" w:fill="F2F2F2"/>
-          </w:tcPr>
-          <w:p>
-            <w:pPr/>
-            <w:r>
-              <w:t xml:space="preserve">让 AI 做了什么</w:t>
-            </w:r>
-          </w:p>
-        </w:tc>
-        <w:tc>
-          <w:tcPr>
-            <w:tcW w:w="2340" w:type="dxa"/>
-            <w:shd w:val="clear" w:color="auto" w:fill="F2F2F2"/>
-          </w:tcPr>
-          <w:p>
-            <w:pPr/>
-            <w:r>
-              <w:t xml:space="preserve">为什么要这一步</w:t>
-            </w:r>
-          </w:p>
-        </w:tc>
-      </w:tr>
-      <w:tr>
-        <w:tc>
-          <w:tcPr>
-            <w:tcW w:w="2340" w:type="dxa"/>
-          </w:tcPr>
-          <w:p>
-            <w:pPr/>
-            <w:r>
-              <w:t xml:space="preserve">T16 会话数据层</w:t>
-            </w:r>
-          </w:p>
-        </w:tc>
-        <w:tc>
-          <w:tcPr>
-            <w:tcW w:w="2340" w:type="dxa"/>
-          </w:tcPr>
-          <w:p>
-            <w:pPr/>
-            <w:r>
-              <w:t xml:space="preserve">Cursor</w:t>
-            </w:r>
-          </w:p>
-        </w:tc>
-        <w:tc>
-          <w:tcPr>
-            <w:tcW w:w="2340" w:type="dxa"/>
-          </w:tcPr>
-          <w:p>
-            <w:pPr/>
-            <w:r>
-              <w:t xml:space="preserve">会话 / 消息 / 路由记录的存储函数，卖家接管、规则、重置接口</w:t>
-            </w:r>
-          </w:p>
-        </w:tc>
-        <w:tc>
-          <w:tcPr>
-            <w:tcW w:w="2340" w:type="dxa"/>
-          </w:tcPr>
-          <w:p>
-            <w:pPr/>
-            <w:r>
-              <w:t xml:space="preserve">从 Codex 身上拆下来的活；Cursor 写过这些的假数据版，最熟</w:t>
-            </w:r>
-          </w:p>
-        </w:tc>
-      </w:tr>
-      <w:tr>
-        <w:tc>
-          <w:tcPr>
-            <w:tcW w:w="2340" w:type="dxa"/>
-          </w:tcPr>
-          <w:p>
-            <w:pPr/>
-            <w:r>
-              <w:t xml:space="preserve">T17 模拟历史 + 看板接口</w:t>
-            </w:r>
-          </w:p>
-        </w:tc>
-        <w:tc>
-          <w:tcPr>
-            <w:tcW w:w="2340" w:type="dxa"/>
-          </w:tcPr>
-          <w:p>
-            <w:pPr/>
-            <w:r>
-              <w:t xml:space="preserve">Cursor</w:t>
-            </w:r>
-          </w:p>
-        </w:tc>
-        <w:tc>
-          <w:tcPr>
-            <w:tcW w:w="2340" w:type="dxa"/>
-          </w:tcPr>
-          <w:p>
-            <w:pPr/>
-            <w:r>
-              <w:t xml:space="preserve">生成 295 条模拟历史消息（各层占比接近 4/22/56/12/6%），实现看板数据接口</w:t>
-            </w:r>
-          </w:p>
-        </w:tc>
-        <w:tc>
-          <w:tcPr>
-            <w:tcW w:w="2340" w:type="dxa"/>
-          </w:tcPr>
-          <w:p>
-            <w:pPr/>
-            <w:r>
-              <w:t xml:space="preserve">看板打开就有内容；所有模拟数据都打了标记，不冒充实测</w:t>
-            </w:r>
-          </w:p>
-        </w:tc>
-      </w:tr>
-      <w:tr>
-        <w:tc>
-          <w:tcPr>
-            <w:tcW w:w="2340" w:type="dxa"/>
-          </w:tcPr>
-          <w:p>
-            <w:pPr/>
-            <w:r>
-              <w:t xml:space="preserve">T18 自动化冒烟测试</w:t>
-            </w:r>
-          </w:p>
-        </w:tc>
-        <w:tc>
-          <w:tcPr>
-            <w:tcW w:w="2340" w:type="dxa"/>
-          </w:tcPr>
-          <w:p>
-            <w:pPr/>
-            <w:r>
-              <w:t xml:space="preserve">Cursor</w:t>
-            </w:r>
-          </w:p>
-        </w:tc>
-        <w:tc>
-          <w:tcPr>
-            <w:tcW w:w="2340" w:type="dxa"/>
-          </w:tcPr>
-          <w:p>
-            <w:pPr/>
-            <w:r>
-              <w:t xml:space="preserve">一条命令 </w:t>
-            </w:r>
-            <w:r>
-              <w:rPr>
-                <w:rStyle w:val="CodeChar"/>
-              </w:rPr>
-              <w:t xml:space="preserve">npm run e2e</w:t>
-            </w:r>
-            <w:r>
-              <w:t xml:space="preserve">，像真人一样点着演示指南把 6 步走一遍并截图</w:t>
-            </w:r>
-          </w:p>
-        </w:tc>
-        <w:tc>
-          <w:tcPr>
-            <w:tcW w:w="2340" w:type="dxa"/>
-          </w:tcPr>
-          <w:p>
-            <w:pPr/>
-            <w:r>
-              <w:t xml:space="preserve">成了后端的「验收关卡」：跑通才算交付</w:t>
-            </w:r>
-          </w:p>
-        </w:tc>
-      </w:tr>
-      <w:tr>
-        <w:tc>
-          <w:tcPr>
-            <w:tcW w:w="2340" w:type="dxa"/>
-          </w:tcPr>
-          <w:p>
-            <w:pPr/>
-            <w:r>
-              <w:t xml:space="preserve">T06 评测</w:t>
-            </w:r>
-          </w:p>
-        </w:tc>
-        <w:tc>
-          <w:tcPr>
-            <w:tcW w:w="2340" w:type="dxa"/>
-          </w:tcPr>
-          <w:p>
-            <w:pPr/>
-            <w:r>
-              <w:t xml:space="preserve">Cursor</w:t>
-            </w:r>
-          </w:p>
-        </w:tc>
-        <w:tc>
-          <w:tcPr>
-            <w:tcW w:w="2340" w:type="dxa"/>
-          </w:tcPr>
-          <w:p>
-            <w:pPr/>
-            <w:r>
-              <w:t xml:space="preserve">用提前写好的 60 条测试句评估意图、路由、风险的准确率，给出 Jev 中文表现和门槛建议</w:t>
-            </w:r>
-          </w:p>
-        </w:tc>
-        <w:tc>
-          <w:tcPr>
-            <w:tcW w:w="2340" w:type="dxa"/>
-          </w:tcPr>
-          <w:p>
-            <w:pPr/>
-            <w:r>
-              <w:t xml:space="preserve">演示的「成绩单」，也是对 Jev 中文效果的实测</w:t>
-            </w:r>
-          </w:p>
-        </w:tc>
-      </w:tr>
-    </w:tbl>
-    <w:p>
-      <w:pPr>
-        <w:pStyle w:val="Heading3"/>
-      </w:pPr>
-      <w:r>
-        <w:t xml:space="preserve">阶段四：大脑接通与收尾</w:t>
-      </w:r>
-    </w:p>
-    <w:tbl>
-      <w:tblPr>
-        <w:tblStyle w:val="TableGrid"/>
-        <w:tblW w:w="0" w:type="auto"/>
-        <w:tblLayout w:type="fixed"/>
-        <w:tblLook w:val="04A0" w:firstRow="1" w:lastRow="0" w:firstColumn="0" w:lastColumn="0" w:noHBand="0" w:noVBand="1"/>
-      </w:tblPr>
-      <w:tblGrid>
-        <w:gridCol w:w="2340"/>
-        <w:gridCol w:w="2340"/>
-        <w:gridCol w:w="2340"/>
-        <w:gridCol w:w="2340"/>
-      </w:tblGrid>
-      <w:tr>
-        <w:trPr>
-          <w:tblHeader/>
-        </w:trPr>
-        <w:tc>
-          <w:tcPr>
-            <w:tcW w:w="2340" w:type="dxa"/>
-            <w:shd w:val="clear" w:color="auto" w:fill="F2F2F2"/>
-          </w:tcPr>
-          <w:p>
-            <w:pPr/>
-            <w:r>
-              <w:t xml:space="preserve">任务</w:t>
-            </w:r>
-          </w:p>
-        </w:tc>
-        <w:tc>
-          <w:tcPr>
-            <w:tcW w:w="2340" w:type="dxa"/>
-            <w:shd w:val="clear" w:color="auto" w:fill="F2F2F2"/>
-          </w:tcPr>
-          <w:p>
-            <w:pPr/>
-            <w:r>
-              <w:t xml:space="preserve">谁</w:t>
-            </w:r>
-          </w:p>
-        </w:tc>
-        <w:tc>
-          <w:tcPr>
-            <w:tcW w:w="2340" w:type="dxa"/>
-            <w:shd w:val="clear" w:color="auto" w:fill="F2F2F2"/>
-          </w:tcPr>
-          <w:p>
-            <w:pPr/>
-            <w:r>
-              <w:t xml:space="preserve">让 AI 做了什么</w:t>
-            </w:r>
-          </w:p>
-        </w:tc>
-        <w:tc>
-          <w:tcPr>
-            <w:tcW w:w="2340" w:type="dxa"/>
-            <w:shd w:val="clear" w:color="auto" w:fill="F2F2F2"/>
-          </w:tcPr>
-          <w:p>
-            <w:pPr/>
-            <w:r>
-              <w:t xml:space="preserve">为什么要这一步</w:t>
-            </w:r>
-          </w:p>
-        </w:tc>
-      </w:tr>
-      <w:tr>
-        <w:tc>
-          <w:tcPr>
-            <w:tcW w:w="2340" w:type="dxa"/>
-          </w:tcPr>
-          <w:p>
-            <w:pPr/>
-            <w:r>
-              <w:t xml:space="preserve">T04 大脑流水线</w:t>
-            </w:r>
-          </w:p>
-        </w:tc>
-        <w:tc>
-          <w:tcPr>
-            <w:tcW w:w="2340" w:type="dxa"/>
-          </w:tcPr>
-          <w:p>
-            <w:pPr/>
-            <w:r>
-              <w:t xml:space="preserve">Codex</w:t>
-            </w:r>
-          </w:p>
-        </w:tc>
-        <w:tc>
-          <w:tcPr>
-            <w:tcW w:w="2340" w:type="dxa"/>
-          </w:tcPr>
-          <w:p>
-            <w:pPr/>
-            <w:r>
-              <w:t xml:space="preserve">把状态本、风险闸门、L1/L2、20 个意图的处理、确认动作全部串起来，开放聊天接口</w:t>
-            </w:r>
-          </w:p>
-        </w:tc>
-        <w:tc>
-          <w:tcPr>
-            <w:tcW w:w="2340" w:type="dxa"/>
-          </w:tcPr>
-          <w:p>
-            <w:pPr/>
-            <w:r>
-              <w:t xml:space="preserve">整个项目的心脏；合并后买家端第一次能跟真 AI 聊天</w:t>
-            </w:r>
-          </w:p>
-        </w:tc>
-      </w:tr>
-      <w:tr>
-        <w:tc>
-          <w:tcPr>
-            <w:tcW w:w="2340" w:type="dxa"/>
-          </w:tcPr>
-          <w:p>
-            <w:pPr/>
-            <w:r>
-              <w:t xml:space="preserve">T05 L3 + 转人工 + 重置提速</w:t>
-            </w:r>
-          </w:p>
-        </w:tc>
-        <w:tc>
-          <w:tcPr>
-            <w:tcW w:w="2340" w:type="dxa"/>
-          </w:tcPr>
-          <w:p>
-            <w:pPr/>
-            <w:r>
-              <w:t xml:space="preserve">Codex</w:t>
-            </w:r>
-          </w:p>
-        </w:tc>
-        <w:tc>
-          <w:tcPr>
-            <w:tcW w:w="2340" w:type="dxa"/>
-          </w:tcPr>
-          <w:p>
-            <w:pPr/>
-            <w:r>
-              <w:t xml:space="preserve">大模型多步调工具、转人工时的一句话摘要、把「重置演示数据」从 1 分钟压到 5 秒内</w:t>
-            </w:r>
-          </w:p>
-        </w:tc>
-        <w:tc>
-          <w:tcPr>
-            <w:tcW w:w="2340" w:type="dxa"/>
-          </w:tcPr>
-          <w:p>
-            <w:pPr/>
-            <w:r>
-              <w:t xml:space="preserve">演示第 3 步（一句话换码 + 查券）靠它</w:t>
-            </w:r>
-          </w:p>
-        </w:tc>
-      </w:tr>
-      <w:tr>
-        <w:tc>
-          <w:tcPr>
-            <w:tcW w:w="2340" w:type="dxa"/>
-          </w:tcPr>
-          <w:p>
-            <w:pPr/>
-            <w:r>
-              <w:t xml:space="preserve">T15 前后端联调</w:t>
-            </w:r>
-          </w:p>
-        </w:tc>
-        <w:tc>
-          <w:tcPr>
-            <w:tcW w:w="2340" w:type="dxa"/>
-          </w:tcPr>
-          <w:p>
-            <w:pPr/>
-            <w:r>
-              <w:t xml:space="preserve">Cursor</w:t>
-            </w:r>
-          </w:p>
-        </w:tc>
-        <w:tc>
-          <w:tcPr>
-            <w:tcW w:w="2340" w:type="dxa"/>
-          </w:tcPr>
-          <w:p>
-            <w:pPr/>
-            <w:r>
-              <w:t xml:space="preserve">关掉假数据，用真实后端把演示跑通，修所有对不上的地方</w:t>
-            </w:r>
-          </w:p>
-        </w:tc>
-        <w:tc>
-          <w:tcPr>
-            <w:tcW w:w="2340" w:type="dxa"/>
-          </w:tcPr>
-          <w:p>
-            <w:pPr/>
-            <w:r>
-              <w:t xml:space="preserve">前端一直用假数据，接上真后端一定会冒出一批问题</w:t>
-            </w:r>
-          </w:p>
-        </w:tc>
-      </w:tr>
-      <w:tr>
-        <w:tc>
-          <w:tcPr>
-            <w:tcW w:w="2340" w:type="dxa"/>
-          </w:tcPr>
-          <w:p>
-            <w:pPr/>
-            <w:r>
-              <w:t xml:space="preserve">T07 店铺 AI 助手（可选）</w:t>
-            </w:r>
-          </w:p>
-        </w:tc>
-        <w:tc>
-          <w:tcPr>
-            <w:tcW w:w="2340" w:type="dxa"/>
-          </w:tcPr>
-          <w:p>
-            <w:pPr/>
-            <w:r>
-              <w:t xml:space="preserve">Codex</w:t>
-            </w:r>
-          </w:p>
-        </w:tc>
-        <w:tc>
-          <w:tcPr>
-            <w:tcW w:w="2340" w:type="dxa"/>
-          </w:tcPr>
-          <w:p>
-            <w:pPr/>
-            <w:r>
-              <w:t xml:space="preserve">卖家用自然语言做分析，如「上周退款最多的 3 个商品，按原因分类导出」</w:t>
-            </w:r>
-          </w:p>
-        </w:tc>
-        <w:tc>
-          <w:tcPr>
-            <w:tcW w:w="2340" w:type="dxa"/>
-          </w:tcPr>
-          <w:p>
-            <w:pPr/>
-            <w:r>
-              <w:t xml:space="preserve">加分项，有时间再做</w:t>
-            </w:r>
-          </w:p>
-        </w:tc>
-      </w:tr>
-      <w:tr>
-        <w:tc>
-          <w:tcPr>
-            <w:tcW w:w="2340" w:type="dxa"/>
-          </w:tcPr>
-          <w:p>
-            <w:pPr/>
-            <w:r>
-              <w:t xml:space="preserve">T20 演示剧本 + 最终审查</w:t>
-            </w:r>
-          </w:p>
-        </w:tc>
-        <w:tc>
-          <w:tcPr>
-            <w:tcW w:w="2340" w:type="dxa"/>
-          </w:tcPr>
-          <w:p>
-            <w:pPr/>
-            <w:r>
-              <w:t xml:space="preserve">Claude</w:t>
-            </w:r>
-          </w:p>
-        </w:tc>
-        <w:tc>
-          <w:tcPr>
-            <w:tcW w:w="2340" w:type="dxa"/>
-          </w:tcPr>
-          <w:p>
-            <w:pPr/>
-            <w:r>
-              <w:t xml:space="preserve">通读代码和报告，写逐句演示台词和常见追问</w:t>
-            </w:r>
-          </w:p>
-        </w:tc>
-        <w:tc>
-          <w:tcPr>
-            <w:tcW w:w="2340" w:type="dxa"/>
-          </w:tcPr>
-          <w:p>
-            <w:pPr/>
-            <w:r>
-              <w:t xml:space="preserve">你对外讲的时候用</w:t>
-            </w:r>
-          </w:p>
-        </w:tc>
-      </w:tr>
-    </w:tbl>
+        <w:pStyle w:val="ListParagraph"/>
+        <w:numPr>
+          <w:ilvl w:val="0"/>
+          <w:numId w:val="16"/>
+        </w:numPr>
+      </w:pPr>
+      <w:r>
+        <w:rPr>
+          <w:b/>
+        </w:rPr>
+        <w:t xml:space="preserve">埋好的分支</w:t>
+      </w:r>
+      <w:r>
+        <w:t xml:space="preserve">：大衣炭灰色 L 码库存为 0、10-12 补货，用来演示「想换的码没货」。</w:t>
+      </w:r>
+    </w:p>
+    <w:p>
+      <w:pPr>
+        <w:pStyle w:val="ListParagraph"/>
+        <w:numPr>
+          <w:ilvl w:val="0"/>
+          <w:numId w:val="16"/>
+        </w:numPr>
+      </w:pPr>
+      <w:r>
+        <w:rPr>
+          <w:b/>
+        </w:rPr>
+        <w:t xml:space="preserve">优惠券</w:t>
+      </w:r>
+      <w:r>
+        <w:t xml:space="preserve">：林小满有三张券，满 299 减 30 和外套满 199 减 20 可用；满 99 减 10 在 09-30 已过期，不应该出现在可用券里。</w:t>
+      </w:r>
+    </w:p>
+    <w:p>
+      <w:pPr>
+        <w:pStyle w:val="ListParagraph"/>
+        <w:numPr>
+          <w:ilvl w:val="0"/>
+          <w:numId w:val="16"/>
+        </w:numPr>
+      </w:pPr>
+      <w:r>
+        <w:rPr>
+          <w:b/>
+        </w:rPr>
+        <w:t xml:space="preserve">尺码</w:t>
+      </w:r>
+      <w:r>
+        <w:t xml:space="preserve">：三位主演的身高体重写死（160/50、165/54、158/47）。尺码推荐不交给模型，按尺码表确定性计算：身高、体重各查一个码取较大的；宽松版型两项都在区间下半段可小一码，修身版型任一项卡在上沿就大一码；超出表格范围不推荐、建议转人工。例：160cm / 50kg → M。</w:t>
+      </w:r>
+    </w:p>
     <w:p>
       <w:pPr>
         <w:pStyle w:val="Heading2"/>
       </w:pPr>
       <w:r>
-        <w:t xml:space="preserve">过程中的关键转折</w:t>
-      </w:r>
-    </w:p>
-    <w:p>
-      <w:pPr/>
-      <w:r>
-        <w:t xml:space="preserve">计划赶不上变化，下面六次调整是这个项目最值得讲的部分：每次都是数据或事实推着改，不是拍脑袋。</w:t>
-      </w:r>
-    </w:p>
-    <w:p>
-      <w:pPr>
-        <w:pStyle w:val="Heading3"/>
-      </w:pPr>
-      <w:r>
-        <w:t xml:space="preserve">1. 取消 Jev 中文前置测试</w:t>
-      </w:r>
-    </w:p>
-    <w:p>
-      <w:pPr>
-        <w:pStyle w:val="ListParagraph"/>
-        <w:numPr>
-          <w:ilvl w:val="0"/>
-          <w:numId w:val="15"/>
-        </w:numPr>
-      </w:pPr>
-      <w:r>
-        <w:rPr>
-          <w:b/>
-        </w:rPr>
-        <w:t xml:space="preserve">原计划</w:t>
-      </w:r>
-      <w:r>
-        <w:t xml:space="preserve">：Jev 以英文为主，所以先拿 52 条中文测试句测准确率，再决定 L2 用不用它。</w:t>
-      </w:r>
-    </w:p>
-    <w:p>
-      <w:pPr>
-        <w:pStyle w:val="ListParagraph"/>
-        <w:numPr>
-          <w:ilvl w:val="0"/>
-          <w:numId w:val="15"/>
-        </w:numPr>
-      </w:pPr>
-      <w:r>
-        <w:rPr>
-          <w:b/>
-        </w:rPr>
-        <w:t xml:space="preserve">调整</w:t>
-      </w:r>
-      <w:r>
-        <w:t xml:space="preserve">：你决定跳过测试直接用 Jev，时间优先。</w:t>
-      </w:r>
-    </w:p>
-    <w:p>
-      <w:pPr>
-        <w:pStyle w:val="ListParagraph"/>
-        <w:numPr>
-          <w:ilvl w:val="0"/>
-          <w:numId w:val="15"/>
-        </w:numPr>
-      </w:pPr>
-      <w:r>
-        <w:rPr>
-          <w:b/>
-        </w:rPr>
-        <w:t xml:space="preserve">我的处理</w:t>
-      </w:r>
-      <w:r>
-        <w:t xml:space="preserve">：不硬拦，但加了三道保险——拿不准的消息自动掉到 L3、风险检查有硬关键词兜底、最后用 T06 评测补测中文效果。代价也写进了决策记录：门槛是在评测集上调的，分数会偏乐观。</w:t>
-      </w:r>
-    </w:p>
-    <w:p>
-      <w:pPr>
-        <w:pStyle w:val="Heading3"/>
-      </w:pPr>
-      <w:r>
-        <w:t xml:space="preserve">2. Jev 一次要 6.4 秒？查清楚是「冷启动」</w:t>
-      </w:r>
-    </w:p>
-    <w:p>
-      <w:pPr>
-        <w:pStyle w:val="ListParagraph"/>
-        <w:numPr>
-          <w:ilvl w:val="0"/>
-          <w:numId w:val="16"/>
-        </w:numPr>
-      </w:pPr>
-      <w:r>
-        <w:rPr>
-          <w:b/>
-        </w:rPr>
-        <w:t xml:space="preserve">发现</w:t>
-      </w:r>
-      <w:r>
-        <w:t xml:space="preserve">：T01 实测 Jev 单次 6.4 秒，官方宣称 0.07–0.5 秒。如果是真的，L2 比大模型还慢，「又快又省」就只剩「省」。</w:t>
-      </w:r>
-    </w:p>
-    <w:p>
-      <w:pPr>
-        <w:pStyle w:val="ListParagraph"/>
-        <w:numPr>
-          <w:ilvl w:val="0"/>
-          <w:numId w:val="16"/>
-        </w:numPr>
-      </w:pPr>
-      <w:r>
-        <w:rPr>
-          <w:b/>
-        </w:rPr>
-        <w:t xml:space="preserve">处理</w:t>
-      </w:r>
-      <w:r>
-        <w:t xml:space="preserve">：不猜，加一个测速任务 T01b：7 种配置×30 轮，总共花了不到 1 美分。</w:t>
-      </w:r>
-    </w:p>
-    <w:p>
-      <w:pPr>
-        <w:pStyle w:val="ListParagraph"/>
-        <w:numPr>
-          <w:ilvl w:val="0"/>
-          <w:numId w:val="16"/>
-        </w:numPr>
-      </w:pPr>
-      <w:r>
-        <w:rPr>
-          <w:b/>
-        </w:rPr>
-        <w:t xml:space="preserve">结果</w:t>
-      </w:r>
-      <w:r>
-        <w:t xml:space="preserve">：热状态下 7 个问题一次问完只要 0.38 秒；慢的都是「很久没调用后的第一次」。于是加了预热 + 每 4 分钟保温一次（每小时约 ¥0.007）。</w:t>
-      </w:r>
-    </w:p>
-    <w:p>
-      <w:pPr>
-        <w:pStyle w:val="ListParagraph"/>
-        <w:numPr>
-          <w:ilvl w:val="0"/>
-          <w:numId w:val="16"/>
-        </w:numPr>
-      </w:pPr>
-      <w:r>
-        <w:rPr>
-          <w:b/>
-        </w:rPr>
-        <w:t xml:space="preserve">还纠正了 AI 的错误结论</w:t>
-      </w:r>
-      <w:r>
-        <w:t xml:space="preserve">：Codex 的报告说「慢在 OpenRouter 的调用路径」，但它自己的数据里，走同一条路径的 120 轮除了开头几次冷调用，都在 0.4 秒左右。</w:t>
-      </w:r>
-    </w:p>
-    <w:p>
-      <w:pPr>
-        <w:pStyle w:val="Heading3"/>
-      </w:pPr>
-      <w:r>
-        <w:t xml:space="preserve">3. 规则层不再等风险检查</w:t>
-      </w:r>
-    </w:p>
-    <w:p>
-      <w:pPr>
-        <w:pStyle w:val="ListParagraph"/>
-        <w:numPr>
-          <w:ilvl w:val="0"/>
-          <w:numId w:val="17"/>
-        </w:numPr>
-      </w:pPr>
-      <w:r>
-        <w:rPr>
-          <w:b/>
-        </w:rPr>
-        <w:t xml:space="preserve">问题</w:t>
-      </w:r>
-      <w:r>
-        <w:t xml:space="preserve">：原设计是每条消息等 Jev 风险检查完再回复，连「到哪了」也要等。</w:t>
-      </w:r>
-    </w:p>
-    <w:p>
-      <w:pPr>
-        <w:pStyle w:val="ListParagraph"/>
-        <w:numPr>
-          <w:ilvl w:val="0"/>
-          <w:numId w:val="17"/>
-        </w:numPr>
-      </w:pPr>
-      <w:r>
-        <w:rPr>
-          <w:b/>
-        </w:rPr>
-        <w:t xml:space="preserve">改法</w:t>
-      </w:r>
-      <w:r>
-        <w:t xml:space="preserve">：风险检查拆成两段——关键词同步、模型异步。L1 先秒回，后台发现风险再追加转人工。代价是极少数情况下先回了一句、几秒后才转人工。</w:t>
-      </w:r>
-    </w:p>
-    <w:p>
-      <w:pPr>
-        <w:pStyle w:val="Heading3"/>
-      </w:pPr>
-      <w:r>
-        <w:t xml:space="preserve">4. 后端是瓶颈，把一部分后端派给前端 AI</w:t>
-      </w:r>
-    </w:p>
-    <w:p>
-      <w:pPr>
-        <w:pStyle w:val="ListParagraph"/>
-        <w:numPr>
-          <w:ilvl w:val="0"/>
-          <w:numId w:val="18"/>
-        </w:numPr>
-      </w:pPr>
-      <w:r>
-        <w:rPr>
-          <w:b/>
-        </w:rPr>
-        <w:t xml:space="preserve">观察</w:t>
-      </w:r>
-      <w:r>
-        <w:t xml:space="preserve">：前端 5 个任务都做完了，后端还有 4 个排队，Cursor 要闲着。</w:t>
-      </w:r>
-    </w:p>
-    <w:p>
-      <w:pPr>
-        <w:pStyle w:val="ListParagraph"/>
-        <w:numPr>
-          <w:ilvl w:val="0"/>
-          <w:numId w:val="18"/>
-        </w:numPr>
-      </w:pPr>
-      <w:r>
-        <w:rPr>
-          <w:b/>
-        </w:rPr>
-        <w:t xml:space="preserve">做法</w:t>
-      </w:r>
-      <w:r>
-        <w:t xml:space="preserve">：把「不依赖大脑」的后端活（会话存储、卖家接口、看板接口、模拟数据、评测）拆给 Cursor，重新划分文件归属。Codex 的关键路径缩短约 3.5 小时。</w:t>
-      </w:r>
-    </w:p>
-    <w:p>
-      <w:pPr>
-        <w:pStyle w:val="ListParagraph"/>
-        <w:numPr>
-          <w:ilvl w:val="0"/>
-          <w:numId w:val="18"/>
-        </w:numPr>
-      </w:pPr>
-      <w:r>
-        <w:rPr>
-          <w:b/>
-        </w:rPr>
-        <w:t xml:space="preserve">交接点</w:t>
-      </w:r>
-      <w:r>
-        <w:t xml:space="preserve">：Cursor 写的会话存储必须在 Codex 写大脑之前合并，大脑直接用它，不重复造。</w:t>
-      </w:r>
-    </w:p>
-    <w:p>
-      <w:pPr>
-        <w:pStyle w:val="Heading3"/>
-      </w:pPr>
-      <w:r>
-        <w:t xml:space="preserve">5. 用一条命令当验收关卡</w:t>
-      </w:r>
-    </w:p>
-    <w:p>
-      <w:pPr>
-        <w:pStyle w:val="ListParagraph"/>
-        <w:numPr>
-          <w:ilvl w:val="0"/>
-          <w:numId w:val="19"/>
-        </w:numPr>
-      </w:pPr>
-      <w:r>
-        <w:t xml:space="preserve">前端没事做时，让 Cursor 写了自动化测试，把「演示能不能跑通」变成一条命令。之后每个后端任务都必须用真实 AI 跑过它才算交付。</w:t>
-      </w:r>
-    </w:p>
-    <w:p>
-      <w:pPr>
-        <w:pStyle w:val="ListParagraph"/>
-        <w:numPr>
-          <w:ilvl w:val="0"/>
-          <w:numId w:val="19"/>
-        </w:numPr>
-      </w:pPr>
-      <w:r>
-        <w:t xml:space="preserve">T04 交付时它就起了作用：第 1 步客观地超时失败，逼着 Codex 把咨询类回复的时间预算修好了。</w:t>
-      </w:r>
-    </w:p>
-    <w:p>
-      <w:pPr>
-        <w:pStyle w:val="Heading3"/>
-      </w:pPr>
-      <w:r>
-        <w:t xml:space="preserve">6. 审查中抓到的产品问题</w:t>
-      </w:r>
-    </w:p>
-    <w:tbl>
-      <w:tblPr>
-        <w:tblStyle w:val="TableGrid"/>
-        <w:tblW w:w="0" w:type="auto"/>
-        <w:tblLayout w:type="fixed"/>
-        <w:tblLook w:val="04A0" w:firstRow="1" w:lastRow="0" w:firstColumn="0" w:lastColumn="0" w:noHBand="0" w:noVBand="1"/>
-      </w:tblPr>
-      <w:tblGrid>
-        <w:gridCol w:w="3120"/>
-        <w:gridCol w:w="3120"/>
-        <w:gridCol w:w="3120"/>
-      </w:tblGrid>
-      <w:tr>
-        <w:trPr>
-          <w:tblHeader/>
-        </w:trPr>
-        <w:tc>
-          <w:tcPr>
-            <w:tcW w:w="3120" w:type="dxa"/>
-            <w:shd w:val="clear" w:color="auto" w:fill="F2F2F2"/>
-          </w:tcPr>
-          <w:p>
-            <w:pPr/>
-            <w:r>
-              <w:t xml:space="preserve">发现</w:t>
-            </w:r>
-          </w:p>
-        </w:tc>
-        <w:tc>
-          <w:tcPr>
-            <w:tcW w:w="3120" w:type="dxa"/>
-            <w:shd w:val="clear" w:color="auto" w:fill="F2F2F2"/>
-          </w:tcPr>
-          <w:p>
-            <w:pPr/>
-            <w:r>
-              <w:t xml:space="preserve">为什么是问题</w:t>
-            </w:r>
-          </w:p>
-        </w:tc>
-        <w:tc>
-          <w:tcPr>
-            <w:tcW w:w="3120" w:type="dxa"/>
-            <w:shd w:val="clear" w:color="auto" w:fill="F2F2F2"/>
-          </w:tcPr>
-          <w:p>
-            <w:pPr/>
-            <w:r>
-              <w:t xml:space="preserve">怎么修的</w:t>
-            </w:r>
-          </w:p>
-        </w:tc>
-      </w:tr>
-      <w:tr>
-        <w:tc>
-          <w:tcPr>
-            <w:tcW w:w="3120" w:type="dxa"/>
-          </w:tcPr>
-          <w:p>
-            <w:pPr/>
-            <w:r>
-              <w:t xml:space="preserve">商品图是路灯、咖啡、山景</w:t>
-            </w:r>
-          </w:p>
-        </w:tc>
-        <w:tc>
-          <w:tcPr>
-            <w:tcW w:w="3120" w:type="dxa"/>
-          </w:tcPr>
-          <w:p>
-            <w:pPr/>
-            <w:r>
-              <w:t xml:space="preserve">女装店配风景照，演示很出戏</w:t>
-            </w:r>
-          </w:p>
-        </w:tc>
-        <w:tc>
-          <w:tcPr>
-            <w:tcW w:w="3120" w:type="dxa"/>
-          </w:tcPr>
-          <w:p>
-            <w:pPr/>
-            <w:r>
-              <w:t xml:space="preserve">换成按类别和颜色画的衣服轮廓</w:t>
-            </w:r>
-          </w:p>
-        </w:tc>
-      </w:tr>
-      <w:tr>
-        <w:tc>
-          <w:tcPr>
-            <w:tcW w:w="3120" w:type="dxa"/>
-          </w:tcPr>
-          <w:p>
-            <w:pPr/>
-            <w:r>
-              <w:t xml:space="preserve">知识库写了「L 码还有 3 件」</w:t>
-            </w:r>
-          </w:p>
-        </w:tc>
-        <w:tc>
-          <w:tcPr>
-            <w:tcW w:w="3120" w:type="dxa"/>
-          </w:tcPr>
-          <w:p>
-            <w:pPr/>
-            <w:r>
-              <w:t xml:space="preserve">演示里一换货就变 2 件，知识库和实际对不上</w:t>
-            </w:r>
-          </w:p>
-        </w:tc>
-        <w:tc>
-          <w:tcPr>
-            <w:tcW w:w="3120" w:type="dxa"/>
-          </w:tcPr>
-          <w:p>
-            <w:pPr/>
-            <w:r>
-              <w:t xml:space="preserve">知识库只写规则，库存实时查</w:t>
-            </w:r>
-          </w:p>
-        </w:tc>
-      </w:tr>
-      <w:tr>
-        <w:tc>
-          <w:tcPr>
-            <w:tcW w:w="3120" w:type="dxa"/>
-          </w:tcPr>
-          <w:p>
-            <w:pPr/>
-            <w:r>
-              <w:t xml:space="preserve">知识库检索超时 8 秒</w:t>
-            </w:r>
-          </w:p>
-        </w:tc>
-        <w:tc>
-          <w:tcPr>
-            <w:tcW w:w="3120" w:type="dxa"/>
-          </w:tcPr>
-          <w:p>
-            <w:pPr/>
-            <w:r>
-              <w:t xml:space="preserve">偶尔一慢，买家问「真丝怎么洗」要等 8 秒</w:t>
-            </w:r>
-          </w:p>
-        </w:tc>
-        <w:tc>
-          <w:tcPr>
-            <w:tcW w:w="3120" w:type="dxa"/>
-          </w:tcPr>
-          <w:p>
-            <w:pPr/>
-            <w:r>
-              <w:t xml:space="preserve">在线检索改 2 秒，超时用字面匹配结果</w:t>
-            </w:r>
-          </w:p>
-        </w:tc>
-      </w:tr>
-      <w:tr>
-        <w:tc>
-          <w:tcPr>
-            <w:tcW w:w="3120" w:type="dxa"/>
-          </w:tcPr>
-          <w:p>
-            <w:pPr/>
-            <w:r>
-              <w:t xml:space="preserve">重置演示数据要等 1 分钟</w:t>
-            </w:r>
-          </w:p>
-        </w:tc>
-        <w:tc>
-          <w:tcPr>
-            <w:tcW w:w="3120" w:type="dxa"/>
-          </w:tcPr>
-          <w:p>
-            <w:pPr/>
-            <w:r>
-              <w:t xml:space="preserve">演示现场点一下就冷场</w:t>
-            </w:r>
-          </w:p>
-        </w:tc>
-        <w:tc>
-          <w:tcPr>
-            <w:tcW w:w="3120" w:type="dxa"/>
-          </w:tcPr>
-          <w:p>
-            <w:pPr/>
-            <w:r>
-              <w:t xml:space="preserve">内容没变的知识库向量直接复用（T05）</w:t>
-            </w:r>
-          </w:p>
-        </w:tc>
-      </w:tr>
-      <w:tr>
-        <w:tc>
-          <w:tcPr>
-            <w:tcW w:w="3120" w:type="dxa"/>
-          </w:tcPr>
-          <w:p>
-            <w:pPr/>
-            <w:r>
-              <w:t xml:space="preserve">「74% 在 L1/L2 解决」和「自动解决率 86%」并排</w:t>
-            </w:r>
-          </w:p>
-        </w:tc>
-        <w:tc>
-          <w:tcPr>
-            <w:tcW w:w="3120" w:type="dxa"/>
-          </w:tcPr>
-          <w:p>
-            <w:pPr/>
-            <w:r>
-              <w:t xml:space="preserve">观众会问哪个对</w:t>
-            </w:r>
-          </w:p>
-        </w:tc>
-        <w:tc>
-          <w:tcPr>
-            <w:tcW w:w="3120" w:type="dxa"/>
-          </w:tcPr>
-          <w:p>
-            <w:pPr/>
-            <w:r>
-              <w:t xml:space="preserve">加半句说明：差的 12% 是大模型自动解决的</w:t>
-            </w:r>
-          </w:p>
-        </w:tc>
-      </w:tr>
-    </w:tbl>
-    <w:p>
-      <w:pPr>
-        <w:pStyle w:val="Heading2"/>
-      </w:pPr>
-      <w:r>
-        <w:t xml:space="preserve">现在做到哪了</w:t>
-      </w:r>
-    </w:p>
-    <w:p>
-      <w:pPr/>
-      <w:r>
-        <w:t xml:space="preserve">截至写这份文档时，20 个任务完成了 15 个；买家已经能和真 AI 聊天，演示剧本 6 步里第 1、2、4 步在真实后端上跑通了。</w:t>
+        <w:t xml:space="preserve">业务规则：只定义一次，处处一致</w:t>
       </w:r>
     </w:p>
     <w:tbl>
@@ -4972,7 +3692,7 @@
           <w:p>
             <w:pPr/>
             <w:r>
-              <w:t xml:space="preserve">状态</w:t>
+              <w:t xml:space="preserve">规则</w:t>
             </w:r>
           </w:p>
         </w:tc>
@@ -4984,7 +3704,7 @@
           <w:p>
             <w:pPr/>
             <w:r>
-              <w:t xml:space="preserve">任务</w:t>
+              <w:t xml:space="preserve">内容</w:t>
             </w:r>
           </w:p>
         </w:tc>
@@ -4997,7 +3717,7 @@
           <w:p>
             <w:pPr/>
             <w:r>
-              <w:t xml:space="preserve">已完成</w:t>
+              <w:t xml:space="preserve">7 天无理由</w:t>
             </w:r>
           </w:p>
         </w:tc>
@@ -5008,7 +3728,7 @@
           <w:p>
             <w:pPr/>
             <w:r>
-              <w:t xml:space="preserve">T00、T01、T01b、T02、T03、T04；T10–T14、T15a、T16、T17、T18</w:t>
+              <w:t xml:space="preserve">签收后 7 天内（含第 7 天），吊牌完好、未洗涤，可无理由退货或换货</w:t>
             </w:r>
           </w:p>
         </w:tc>
@@ -5021,7 +3741,7 @@
           <w:p>
             <w:pPr/>
             <w:r>
-              <w:t xml:space="preserve">进行中</w:t>
+              <w:t xml:space="preserve">退货运费</w:t>
             </w:r>
           </w:p>
         </w:tc>
@@ -5032,7 +3752,7 @@
           <w:p>
             <w:pPr/>
             <w:r>
-              <w:t xml:space="preserve">T05 L3 + 转人工 + 重置提速（Codex）；T06 评测（Cursor）</w:t>
+              <w:t xml:space="preserve">非质量问题买家承担；金卡会员免退货运费；质量问题商家承担</w:t>
             </w:r>
           </w:p>
         </w:tc>
@@ -5045,7 +3765,7 @@
           <w:p>
             <w:pPr/>
             <w:r>
-              <w:t xml:space="preserve">待开始</w:t>
+              <w:t xml:space="preserve">质量问题</w:t>
             </w:r>
           </w:p>
         </w:tc>
@@ -5056,7 +3776,7 @@
           <w:p>
             <w:pPr/>
             <w:r>
-              <w:t xml:space="preserve">T15 前后端联调（等 T05）；T20 演示台词（Claude）</w:t>
+              <w:t xml:space="preserve">签收后 15 天内可申请，需提供照片；金额超过 ¥500 转人工审核</w:t>
             </w:r>
           </w:p>
         </w:tc>
@@ -5069,7 +3789,7 @@
           <w:p>
             <w:pPr/>
             <w:r>
-              <w:t xml:space="preserve">可选</w:t>
+              <w:t xml:space="preserve">换货</w:t>
             </w:r>
           </w:p>
         </w:tc>
@@ -5080,7 +3800,127 @@
           <w:p>
             <w:pPr/>
             <w:r>
-              <w:t xml:space="preserve">T07 店铺 AI 助手，等前面都稳了再决定</w:t>
+              <w:t xml:space="preserve">同款换码 / 换色，每单每件限 1 次，目标规格必须有货；收到退回件后 24 小时内发新件</w:t>
+            </w:r>
+          </w:p>
+        </w:tc>
+      </w:tr>
+      <w:tr>
+        <w:tc>
+          <w:tcPr>
+            <w:tcW w:w="4680" w:type="dxa"/>
+          </w:tcPr>
+          <w:p>
+            <w:pPr/>
+            <w:r>
+              <w:t xml:space="preserve">退款到账</w:t>
+            </w:r>
+          </w:p>
+        </w:tc>
+        <w:tc>
+          <w:tcPr>
+            <w:tcW w:w="4680" w:type="dxa"/>
+          </w:tcPr>
+          <w:p>
+            <w:pPr/>
+            <w:r>
+              <w:t xml:space="preserve">商家确认收到退货后 24 小时内发起，原路退回 1–3 个工作日</w:t>
+            </w:r>
+          </w:p>
+        </w:tc>
+      </w:tr>
+      <w:tr>
+        <w:tc>
+          <w:tcPr>
+            <w:tcW w:w="4680" w:type="dxa"/>
+          </w:tcPr>
+          <w:p>
+            <w:pPr/>
+            <w:r>
+              <w:t xml:space="preserve">仅退款</w:t>
+            </w:r>
+          </w:p>
+        </w:tc>
+        <w:tc>
+          <w:tcPr>
+            <w:tcW w:w="4680" w:type="dxa"/>
+          </w:tcPr>
+          <w:p>
+            <w:pPr/>
+            <w:r>
+              <w:t xml:space="preserve">未发货订单申请即退；已发货需先拒收或退回</w:t>
+            </w:r>
+          </w:p>
+        </w:tc>
+      </w:tr>
+      <w:tr>
+        <w:tc>
+          <w:tcPr>
+            <w:tcW w:w="4680" w:type="dxa"/>
+          </w:tcPr>
+          <w:p>
+            <w:pPr/>
+            <w:r>
+              <w:t xml:space="preserve">取消订单</w:t>
+            </w:r>
+          </w:p>
+        </w:tc>
+        <w:tc>
+          <w:tcPr>
+            <w:tcW w:w="4680" w:type="dxa"/>
+          </w:tcPr>
+          <w:p>
+            <w:pPr/>
+            <w:r>
+              <w:t xml:space="preserve">只有待付款、已付款可取消；已付款取消后自动全额退款</w:t>
+            </w:r>
+          </w:p>
+        </w:tc>
+      </w:tr>
+      <w:tr>
+        <w:tc>
+          <w:tcPr>
+            <w:tcW w:w="4680" w:type="dxa"/>
+          </w:tcPr>
+          <w:p>
+            <w:pPr/>
+            <w:r>
+              <w:t xml:space="preserve">改地址</w:t>
+            </w:r>
+          </w:p>
+        </w:tc>
+        <w:tc>
+          <w:tcPr>
+            <w:tcW w:w="4680" w:type="dxa"/>
+          </w:tcPr>
+          <w:p>
+            <w:pPr/>
+            <w:r>
+              <w:t xml:space="preserve">只有已付款未发货可改</w:t>
+            </w:r>
+          </w:p>
+        </w:tc>
+      </w:tr>
+      <w:tr>
+        <w:tc>
+          <w:tcPr>
+            <w:tcW w:w="4680" w:type="dxa"/>
+          </w:tcPr>
+          <w:p>
+            <w:pPr/>
+            <w:r>
+              <w:t xml:space="preserve">发票</w:t>
+            </w:r>
+          </w:p>
+        </w:tc>
+        <w:tc>
+          <w:tcPr>
+            <w:tcW w:w="4680" w:type="dxa"/>
+          </w:tcPr>
+          <w:p>
+            <w:pPr/>
+            <w:r>
+              <w:t xml:space="preserve">电子普通发票，确认收货后申请，1 个工作日内开具</w:t>
             </w:r>
           </w:p>
         </w:tc>
@@ -5089,25 +3929,1269 @@
     <w:p>
       <w:pPr/>
       <w:r>
-        <w:t xml:space="preserve">剩下的关键路径是 </w:t>
-      </w:r>
-      <w:r>
-        <w:rPr>
-          <w:b/>
-        </w:rPr>
-        <w:t xml:space="preserve">T05 → T15</w:t>
-      </w:r>
-      <w:r>
-        <w:t xml:space="preserve">：T05 让第 3 步（多步换货）通，T15 让前端和真后端完全对上。这两步做完，</w:t>
+        <w:t xml:space="preserve">这套规则同时出现在两个地方：知识库文章里（给检索用），工具层校验里（</w:t>
+      </w:r>
+      <w:hyperlink r:id="rId14" w:history="1">
+        <w:r>
+          <w:rPr>
+            <w:rStyle w:val="CodeChar"/>
+          </w:rPr>
+          <w:t xml:space="preserve">lib/tools/write-rules.ts</w:t>
+        </w:r>
+      </w:hyperlink>
+      <w:r>
+        <w:t xml:space="preserve">，决定能不能真的执行）。两边必须是同一句话，否则就会出现「客服说能退、系统不让退」。</w:t>
+      </w:r>
+    </w:p>
+    <w:p>
+      <w:pPr/>
+      <w:r>
+        <w:t xml:space="preserve">知识库共 10 篇（</w:t>
+      </w:r>
+      <w:hyperlink r:id="rId15" w:history="1">
+        <w:r>
+          <w:rPr>
+            <w:rStyle w:val="CodeChar"/>
+          </w:rPr>
+          <w:t xml:space="preserve">data/seed/kb/</w:t>
+        </w:r>
+      </w:hyperlink>
+      <w:r>
+        <w:t xml:space="preserve">）：退换货政策、尺码指南、洗护指南、发货与物流、优惠与会员、发票说明、质量问题处理、退款时效说明、店铺介绍与客服时间、常见问题 FAQ。每篇 400–1200 字，用二级标题分节，方便切块检索。知识库只写规则，不写库存这类会变的数字，库存一律实时查。</w:t>
+      </w:r>
+    </w:p>
+    <w:p>
+      <w:pPr>
+        <w:pStyle w:val="Heading2"/>
+      </w:pPr>
+      <w:r>
+        <w:t xml:space="preserve">L1 规则：故意留了两条「坏规则」</w:t>
+      </w:r>
+    </w:p>
+    <w:p>
+      <w:pPr/>
+      <w:r>
+        <w:t xml:space="preserve">规则页的 8 条规则（</w:t>
+      </w:r>
+      <w:hyperlink r:id="rId16" w:history="1">
+        <w:r>
+          <w:rPr>
+            <w:rStyle w:val="CodeChar"/>
+          </w:rPr>
+          <w:t xml:space="preserve">data/seed/rules.json</w:t>
+        </w:r>
+      </w:hyperlink>
+      <w:r>
+        <w:t xml:space="preserve">）里，6 条是正常的：转人工、查物流、退款进度、打招呼、发票、运费险。另外两条是故意埋的反面教材：</w:t>
+      </w:r>
+    </w:p>
+    <w:p>
+      <w:pPr>
+        <w:pStyle w:val="ListParagraph"/>
+        <w:numPr>
+          <w:ilvl w:val="0"/>
+          <w:numId w:val="17"/>
+        </w:numPr>
+      </w:pPr>
+      <w:r>
+        <w:rPr>
+          <w:b/>
+        </w:rPr>
+        <w:t xml:space="preserve">R007「尺码」写得太宽</w:t>
+      </w:r>
+      <w:r>
+        <w:t xml:space="preserve">：只要出现「尺码」两个字就命中，「尺码不合适想退」也会被误判成问尺码。预置了 9 次误命中。</w:t>
+      </w:r>
+    </w:p>
+    <w:p>
+      <w:pPr>
+        <w:pStyle w:val="ListParagraph"/>
+        <w:numPr>
+          <w:ilvl w:val="0"/>
+          <w:numId w:val="17"/>
+        </w:numPr>
+      </w:pPr>
+      <w:r>
+        <w:rPr>
+          <w:b/>
+        </w:rPr>
+        <w:t xml:space="preserve">R008「优惠码」7 天零命中</w:t>
+      </w:r>
+      <w:r>
+        <w:t xml:space="preserve">：留着没用，只占地方。</w:t>
+      </w:r>
+    </w:p>
+    <w:p>
+      <w:pPr/>
+      <w:r>
+        <w:t xml:space="preserve">两条都会在规则页被标成「建议删除」，用来演示「规则层要做减法」。每条规则还预置了命中次数、误命中次数和最近命中时间；创建时间统一设在 09-01，满 7 天，零命中的判断才成立。</w:t>
+      </w:r>
+    </w:p>
+    <w:p>
+      <w:pPr>
+        <w:pStyle w:val="Heading2"/>
+      </w:pPr>
+      <w:r>
+        <w:t xml:space="preserve">普通数据：用代码按比例生成</w:t>
+      </w:r>
+    </w:p>
+    <w:p>
+      <w:pPr>
+        <w:pStyle w:val="ListParagraph"/>
+        <w:numPr>
+          <w:ilvl w:val="0"/>
+          <w:numId w:val="18"/>
+        </w:numPr>
+      </w:pPr>
+      <w:r>
+        <w:rPr>
+          <w:b/>
+        </w:rPr>
+        <w:t xml:space="preserve">规模</w:t>
+      </w:r>
+      <w:r>
+        <w:t xml:space="preserve">：36 件商品（6 类 × 6）、12 个买家、90 个订单、30 张优惠券、约 30 条售后。</w:t>
+      </w:r>
+    </w:p>
+    <w:p>
+      <w:pPr>
+        <w:pStyle w:val="ListParagraph"/>
+        <w:numPr>
+          <w:ilvl w:val="0"/>
+          <w:numId w:val="18"/>
+        </w:numPr>
+      </w:pPr>
+      <w:r>
+        <w:rPr>
+          <w:b/>
+        </w:rPr>
+        <w:t xml:space="preserve">固定随机种子 20261005</w:t>
+      </w:r>
+      <w:r>
+        <w:t xml:space="preserve">：同一份代码每次生成的结果完全一样（</w:t>
+      </w:r>
+      <w:hyperlink r:id="rId17" w:history="1">
+        <w:r>
+          <w:rPr>
+            <w:rStyle w:val="CodeChar"/>
+          </w:rPr>
+          <w:t xml:space="preserve">scripts/seed-data.ts</w:t>
+        </w:r>
+      </w:hyperlink>
+      <w:r>
+        <w:t xml:space="preserve">）。</w:t>
+      </w:r>
+    </w:p>
+    <w:p>
+      <w:pPr>
+        <w:pStyle w:val="ListParagraph"/>
+        <w:numPr>
+          <w:ilvl w:val="0"/>
+          <w:numId w:val="18"/>
+        </w:numPr>
+      </w:pPr>
+      <w:r>
+        <w:rPr>
+          <w:b/>
+        </w:rPr>
+        <w:t xml:space="preserve">商品</w:t>
+      </w:r>
+      <w:r>
+        <w:t xml:space="preserve">：名字像真实女装店（「xx 感 xx 裙」），每件 2–3 色 × 4–5 码；约 10% 的规格库存为 0，部分带补货日期。</w:t>
+      </w:r>
+    </w:p>
+    <w:p>
+      <w:pPr>
+        <w:pStyle w:val="ListParagraph"/>
+        <w:numPr>
+          <w:ilvl w:val="0"/>
+          <w:numId w:val="18"/>
+        </w:numPr>
+      </w:pPr>
+      <w:r>
+        <w:rPr>
+          <w:b/>
+        </w:rPr>
+        <w:t xml:space="preserve">订单</w:t>
+      </w:r>
+      <w:r>
+        <w:t xml:space="preserve">：分布在「现在」之前 60 天；状态比例约为已完成 45%、已签收 15%、运输中 12%、已付款 8%、待付款 5%、已取消 15%；每单 1–3 件。</w:t>
+      </w:r>
+    </w:p>
+    <w:p>
+      <w:pPr>
+        <w:pStyle w:val="ListParagraph"/>
+        <w:numPr>
+          <w:ilvl w:val="0"/>
+          <w:numId w:val="18"/>
+        </w:numPr>
+      </w:pPr>
+      <w:r>
+        <w:rPr>
+          <w:b/>
+        </w:rPr>
+        <w:t xml:space="preserve">物流</w:t>
+      </w:r>
+      <w:r>
+        <w:t xml:space="preserve">：发货后的订单都有物流节点，时间递增、城市路线合理；约 3% 物流异常。</w:t>
+      </w:r>
+    </w:p>
+    <w:p>
+      <w:pPr>
+        <w:pStyle w:val="ListParagraph"/>
+        <w:numPr>
+          <w:ilvl w:val="0"/>
+          <w:numId w:val="18"/>
+        </w:numPr>
+      </w:pPr>
+      <w:r>
+        <w:rPr>
+          <w:b/>
+        </w:rPr>
+        <w:t xml:space="preserve">售后原因</w:t>
+      </w:r>
+      <w:r>
+        <w:t xml:space="preserve">：口语化中文，同一类原因换着说（「腰太紧了」「M 码偏小」「比想象中短」「洗了一次就起球」……）。分类字段故意留空，留给以后用 Jev 批量打标签。</w:t>
+      </w:r>
+    </w:p>
+    <w:p>
+      <w:pPr>
+        <w:pStyle w:val="ListParagraph"/>
+        <w:numPr>
+          <w:ilvl w:val="0"/>
+          <w:numId w:val="18"/>
+        </w:numPr>
+      </w:pPr>
+      <w:r>
+        <w:rPr>
+          <w:b/>
+        </w:rPr>
+        <w:t xml:space="preserve">隐私</w:t>
+      </w:r>
+      <w:r>
+        <w:t xml:space="preserve">：手机号统一显示成 138****xxxx，地址全部虚构。</w:t>
+      </w:r>
+    </w:p>
+    <w:p>
+      <w:pPr>
+        <w:pStyle w:val="Heading2"/>
+      </w:pPr>
+      <w:r>
+        <w:t xml:space="preserve">模拟流量和评测集</w:t>
+      </w:r>
+    </w:p>
+    <w:p>
+      <w:pPr>
+        <w:pStyle w:val="ListParagraph"/>
+        <w:numPr>
+          <w:ilvl w:val="0"/>
+          <w:numId w:val="19"/>
+        </w:numPr>
+      </w:pPr>
+      <w:r>
+        <w:rPr>
+          <w:b/>
+        </w:rPr>
+        <w:t xml:space="preserve">模拟流量</w:t>
+      </w:r>
+      <w:r>
+        <w:t xml:space="preserve">（</w:t>
+      </w:r>
+      <w:hyperlink r:id="rId18" w:history="1">
+        <w:r>
+          <w:rPr>
+            <w:rStyle w:val="CodeChar"/>
+          </w:rPr>
+          <w:t xml:space="preserve">lib/analytics/gen-traffic.ts</w:t>
+        </w:r>
+      </w:hyperlink>
+      <w:r>
+        <w:t xml:space="preserve">）：约 60 个历史会话、295 条买家消息，分布在「现在」之前 7 天，白天多、夜里少。各层条数是精确设定的：风险 12 / L1 65 / L2 165 / L3 35 / 人工 18，即 4% / 22% / 56% / 12% / 6%。延迟和成本按实测取值：L1 20–50 毫秒、L2 0.3–0.6 秒、L3 3–9 秒，每条都算上后台风险检查约 $0.000059。全部打上「模拟」标记，不进卖家会话列表，看板底部注明「含模拟历史数据」。</w:t>
+      </w:r>
+    </w:p>
+    <w:p>
+      <w:pPr>
+        <w:pStyle w:val="ListParagraph"/>
+        <w:numPr>
+          <w:ilvl w:val="0"/>
+          <w:numId w:val="19"/>
+        </w:numPr>
+      </w:pPr>
+      <w:r>
+        <w:rPr>
+          <w:b/>
+        </w:rPr>
+        <w:t xml:space="preserve">评测集</w:t>
+      </w:r>
+      <w:r>
+        <w:t xml:space="preserve">：</w:t>
+      </w:r>
+      <w:hyperlink r:id="rId19" w:history="1">
+        <w:r>
+          <w:rPr>
+            <w:rStyle w:val="CodeChar"/>
+          </w:rPr>
+          <w:t xml:space="preserve">data/eval/cases.json</w:t>
+        </w:r>
+      </w:hyperlink>
+      <w:r>
+        <w:t xml:space="preserve"> 60 条主评测，覆盖单轮问答、多轮上下文、风险转人工；</w:t>
+      </w:r>
+      <w:hyperlink r:id="rId20" w:history="1">
+        <w:r>
+          <w:rPr>
+            <w:rStyle w:val="CodeChar"/>
+          </w:rPr>
+          <w:t xml:space="preserve">data/eval/holdout.json</w:t>
+        </w:r>
+      </w:hyperlink>
+      <w:r>
+        <w:t xml:space="preserve"> 15 条留出集，写好后从不拿来调提示词，只用来检查有没有「对着考卷调参」。</w:t>
+      </w:r>
+    </w:p>
+    <w:p>
+      <w:pPr>
+        <w:pStyle w:val="Heading1"/>
+      </w:pPr>
+      <w:r>
+        <w:t xml:space="preserve">六、项目文件地图</w:t>
+      </w:r>
+    </w:p>
+    <w:p>
+      <w:pPr/>
+      <w:r>
+        <w:t xml:space="preserve">按本文的各部分，列出每部分对应的文件和里面是什么。链接指向 GitHub 私有仓库 yxtzan/qimu-cs-agent，需要用有权限的账号登录才能打开。</w:t>
+      </w:r>
+    </w:p>
+    <w:p>
+      <w:pPr>
+        <w:pStyle w:val="Heading2"/>
+      </w:pPr>
+      <w:r>
+        <w:t xml:space="preserve">规格文档（对应第二节）</w:t>
+      </w:r>
+    </w:p>
+    <w:p>
+      <w:pPr>
+        <w:pStyle w:val="ListParagraph"/>
+        <w:numPr>
+          <w:ilvl w:val="0"/>
+          <w:numId w:val="20"/>
+        </w:numPr>
+      </w:pPr>
+      <w:hyperlink r:id="rId3" w:history="1">
+        <w:r>
+          <w:rPr>
+            <w:rStyle w:val="CodeChar"/>
+          </w:rPr>
+          <w:t xml:space="preserve">docs/PRD.md</w:t>
+        </w:r>
+      </w:hyperlink>
+      <w:r>
+        <w:t xml:space="preserve">：产品需求，有哪些页面、每页做什么、P0/P1 优先级、演示剧本。</w:t>
+      </w:r>
+    </w:p>
+    <w:p>
+      <w:pPr>
+        <w:pStyle w:val="ListParagraph"/>
+        <w:numPr>
+          <w:ilvl w:val="0"/>
+          <w:numId w:val="20"/>
+        </w:numPr>
+      </w:pPr>
+      <w:hyperlink r:id="rId4" w:history="1">
+        <w:r>
+          <w:rPr>
+            <w:rStyle w:val="CodeChar"/>
+          </w:rPr>
+          <w:t xml:space="preserve">docs/ARCHITECTURE.md</w:t>
+        </w:r>
+      </w:hyperlink>
+      <w:r>
+        <w:t xml:space="preserve">：技术方案，消息进来后每一步怎么处理、风险闸门、L3 的约束。</w:t>
+      </w:r>
+    </w:p>
+    <w:p>
+      <w:pPr>
+        <w:pStyle w:val="ListParagraph"/>
+        <w:numPr>
+          <w:ilvl w:val="0"/>
+          <w:numId w:val="20"/>
+        </w:numPr>
+      </w:pPr>
+      <w:hyperlink r:id="rId5" w:history="1">
+        <w:r>
+          <w:rPr>
+            <w:rStyle w:val="CodeChar"/>
+          </w:rPr>
+          <w:t xml:space="preserve">docs/CONTRACTS.md</w:t>
+        </w:r>
+      </w:hyperlink>
+      <w:r>
+        <w:t xml:space="preserve"> + </w:t>
+      </w:r>
+      <w:hyperlink r:id="rId6" w:history="1">
+        <w:r>
+          <w:rPr>
+            <w:rStyle w:val="CodeChar"/>
+          </w:rPr>
+          <w:t xml:space="preserve">lib/types.ts</w:t>
+        </w:r>
+      </w:hyperlink>
+      <w:r>
+        <w:t xml:space="preserve">：接口合同，前后端传什么数据、字段叫什么。</w:t>
+      </w:r>
+    </w:p>
+    <w:p>
+      <w:pPr>
+        <w:pStyle w:val="ListParagraph"/>
+        <w:numPr>
+          <w:ilvl w:val="0"/>
+          <w:numId w:val="20"/>
+        </w:numPr>
+      </w:pPr>
+      <w:hyperlink r:id="rId7" w:history="1">
+        <w:r>
+          <w:rPr>
+            <w:rStyle w:val="CodeChar"/>
+          </w:rPr>
+          <w:t xml:space="preserve">docs/DATA_SPEC.md</w:t>
+        </w:r>
+      </w:hyperlink>
+      <w:r>
+        <w:t xml:space="preserve">：虚构数据规格，第五节的所有规则都出自这里。</w:t>
+      </w:r>
+    </w:p>
+    <w:p>
+      <w:pPr>
+        <w:pStyle w:val="ListParagraph"/>
+        <w:numPr>
+          <w:ilvl w:val="0"/>
+          <w:numId w:val="20"/>
+        </w:numPr>
+      </w:pPr>
+      <w:hyperlink r:id="rId8" w:history="1">
+        <w:r>
+          <w:rPr>
+            <w:rStyle w:val="CodeChar"/>
+          </w:rPr>
+          <w:t xml:space="preserve">docs/DECISIONS.md</w:t>
+        </w:r>
+      </w:hyperlink>
+      <w:r>
+        <w:t xml:space="preserve">：决策记录，每个设计为什么这么做、放弃了什么。</w:t>
+      </w:r>
+    </w:p>
+    <w:p>
+      <w:pPr>
+        <w:pStyle w:val="ListParagraph"/>
+        <w:numPr>
+          <w:ilvl w:val="0"/>
+          <w:numId w:val="20"/>
+        </w:numPr>
+      </w:pPr>
+      <w:hyperlink r:id="rId21" w:history="1">
+        <w:r>
+          <w:rPr>
+            <w:rStyle w:val="CodeChar"/>
+          </w:rPr>
+          <w:t xml:space="preserve">docs/TASKS.md</w:t>
+        </w:r>
+      </w:hyperlink>
+      <w:r>
+        <w:t xml:space="preserve"> 和 </w:t>
+      </w:r>
+      <w:hyperlink r:id="rId22" w:history="1">
+        <w:r>
+          <w:rPr>
+            <w:rStyle w:val="CodeChar"/>
+          </w:rPr>
+          <w:t xml:space="preserve">docs/prompts/</w:t>
+        </w:r>
+      </w:hyperlink>
+      <w:r>
+        <w:t xml:space="preserve">：任务板（每个任务的验收标准）和发给 AI 代码助手的任务提示词。</w:t>
+      </w:r>
+    </w:p>
+    <w:p>
+      <w:pPr>
+        <w:pStyle w:val="Heading2"/>
+      </w:pPr>
+      <w:r>
+        <w:t xml:space="preserve">消息处理流水线（对应第三节、「工作流是怎么编排的」）</w:t>
+      </w:r>
+    </w:p>
+    <w:p>
+      <w:pPr>
+        <w:pStyle w:val="ListParagraph"/>
+        <w:numPr>
+          <w:ilvl w:val="0"/>
+          <w:numId w:val="21"/>
+        </w:numPr>
+      </w:pPr>
+      <w:hyperlink r:id="rId10" w:history="1">
+        <w:r>
+          <w:rPr>
+            <w:rStyle w:val="CodeChar"/>
+          </w:rPr>
+          <w:t xml:space="preserve">lib/brain/pipeline.ts</w:t>
+        </w:r>
+      </w:hyperlink>
+      <w:r>
+        <w:t xml:space="preserve">：主流水线，更新状态 → 模型判断和规则匹配并行 → 风险闸门 → 分层处理。</w:t>
+      </w:r>
+    </w:p>
+    <w:p>
+      <w:pPr>
+        <w:pStyle w:val="ListParagraph"/>
+        <w:numPr>
+          <w:ilvl w:val="0"/>
+          <w:numId w:val="21"/>
+        </w:numPr>
+      </w:pPr>
+      <w:hyperlink r:id="rId23" w:history="1">
+        <w:r>
+          <w:rPr>
+            <w:rStyle w:val="CodeChar"/>
+          </w:rPr>
+          <w:t xml:space="preserve">lib/brain/state.ts</w:t>
+        </w:r>
+      </w:hyperlink>
+      <w:r>
+        <w:t xml:space="preserve">、</w:t>
+      </w:r>
+      <w:hyperlink r:id="rId24" w:history="1">
+        <w:r>
+          <w:rPr>
+            <w:rStyle w:val="CodeChar"/>
+          </w:rPr>
+          <w:t xml:space="preserve">lib/brain/slots.ts</w:t>
+        </w:r>
+      </w:hyperlink>
+      <w:r>
+        <w:t xml:space="preserve">：对话状态本，从消息里提取订单号、商品、身高体重。</w:t>
+      </w:r>
+    </w:p>
+    <w:p>
+      <w:pPr>
+        <w:pStyle w:val="ListParagraph"/>
+        <w:numPr>
+          <w:ilvl w:val="0"/>
+          <w:numId w:val="21"/>
+        </w:numPr>
+      </w:pPr>
+      <w:hyperlink r:id="rId25" w:history="1">
+        <w:r>
+          <w:rPr>
+            <w:rStyle w:val="CodeChar"/>
+          </w:rPr>
+          <w:t xml:space="preserve">lib/brain/rules.ts</w:t>
+        </w:r>
+      </w:hyperlink>
+      <w:r>
+        <w:t xml:space="preserve">、</w:t>
+      </w:r>
+      <w:hyperlink r:id="rId26" w:history="1">
+        <w:r>
+          <w:rPr>
+            <w:rStyle w:val="CodeChar"/>
+          </w:rPr>
+          <w:t xml:space="preserve">lib/rules/</w:t>
+        </w:r>
+      </w:hyperlink>
+      <w:r>
+        <w:t xml:space="preserve">：L1 规则匹配，以及「建议删除」的判断。</w:t>
+      </w:r>
+    </w:p>
+    <w:p>
+      <w:pPr>
+        <w:pStyle w:val="ListParagraph"/>
+        <w:numPr>
+          <w:ilvl w:val="0"/>
+          <w:numId w:val="21"/>
+        </w:numPr>
+      </w:pPr>
+      <w:hyperlink r:id="rId27" w:history="1">
+        <w:r>
+          <w:rPr>
+            <w:rStyle w:val="CodeChar"/>
+          </w:rPr>
+          <w:t xml:space="preserve">lib/brain/handlers/</w:t>
+        </w:r>
+      </w:hyperlink>
+      <w:r>
+        <w:t xml:space="preserve">：每个意图的子工作流（查询类、写操作类、咨询类）。</w:t>
+      </w:r>
+    </w:p>
+    <w:p>
+      <w:pPr>
+        <w:pStyle w:val="ListParagraph"/>
+        <w:numPr>
+          <w:ilvl w:val="0"/>
+          <w:numId w:val="21"/>
+        </w:numPr>
+      </w:pPr>
+      <w:hyperlink r:id="rId28" w:history="1">
+        <w:r>
+          <w:rPr>
+            <w:rStyle w:val="CodeChar"/>
+          </w:rPr>
+          <w:t xml:space="preserve">lib/brain/action.ts</w:t>
+        </w:r>
+      </w:hyperlink>
+      <w:r>
+        <w:t xml:space="preserve">、</w:t>
+      </w:r>
+      <w:hyperlink r:id="rId29" w:history="1">
+        <w:r>
+          <w:rPr>
+            <w:rStyle w:val="CodeChar"/>
+          </w:rPr>
+          <w:t xml:space="preserve">lib/brain/handoff.ts</w:t>
+        </w:r>
+      </w:hyperlink>
+      <w:r>
+        <w:t xml:space="preserve">：确认卡执行、转人工和摘要。</w:t>
+      </w:r>
+    </w:p>
+    <w:p>
+      <w:pPr>
+        <w:pStyle w:val="Heading2"/>
+      </w:pPr>
+      <w:r>
+        <w:t xml:space="preserve">模型和提示词（对应「大模型是怎么设置的」）</w:t>
+      </w:r>
+    </w:p>
+    <w:p>
+      <w:pPr>
+        <w:pStyle w:val="ListParagraph"/>
+        <w:numPr>
+          <w:ilvl w:val="0"/>
+          <w:numId w:val="22"/>
+        </w:numPr>
+      </w:pPr>
+      <w:hyperlink r:id="rId30" w:history="1">
+        <w:r>
+          <w:rPr>
+            <w:rStyle w:val="CodeChar"/>
+          </w:rPr>
+          <w:t xml:space="preserve">lib/brain/decide/questions.ts</w:t>
+        </w:r>
+      </w:hyperlink>
+      <w:r>
+        <w:t xml:space="preserve">：发给 Jev 的 7 个结构化问题和 20 个意图的定义。</w:t>
+      </w:r>
+    </w:p>
+    <w:p>
+      <w:pPr>
+        <w:pStyle w:val="ListParagraph"/>
+        <w:numPr>
+          <w:ilvl w:val="0"/>
+          <w:numId w:val="22"/>
+        </w:numPr>
+      </w:pPr>
+      <w:hyperlink r:id="rId31" w:history="1">
+        <w:r>
+          <w:rPr>
+            <w:rStyle w:val="CodeChar"/>
+          </w:rPr>
+          <w:t xml:space="preserve">lib/brain/decide/</w:t>
+        </w:r>
+      </w:hyperlink>
+      <w:r>
+        <w:t xml:space="preserve">：Jev → 备用模型 → 关键词的三级降级、超时控制、定时预热。</w:t>
+      </w:r>
+    </w:p>
+    <w:p>
+      <w:pPr>
+        <w:pStyle w:val="ListParagraph"/>
+        <w:numPr>
+          <w:ilvl w:val="0"/>
+          <w:numId w:val="22"/>
+        </w:numPr>
+      </w:pPr>
+      <w:hyperlink r:id="rId32" w:history="1">
+        <w:r>
+          <w:rPr>
+            <w:rStyle w:val="CodeChar"/>
+          </w:rPr>
+          <w:t xml:space="preserve">lib/brain/agent.ts</w:t>
+        </w:r>
+      </w:hyperlink>
+      <w:r>
+        <w:t xml:space="preserve">、</w:t>
+      </w:r>
+      <w:hyperlink r:id="rId33" w:history="1">
+        <w:r>
+          <w:rPr>
+            <w:rStyle w:val="CodeChar"/>
+          </w:rPr>
+          <w:t xml:space="preserve">lib/brain/prompts/agent.ts</w:t>
+        </w:r>
+      </w:hyperlink>
+      <w:r>
+        <w:t xml:space="preserve">：L3 Agent 的循环、每轮动态约束和系统提示词。</w:t>
+      </w:r>
+    </w:p>
+    <w:p>
+      <w:pPr>
+        <w:pStyle w:val="ListParagraph"/>
+        <w:numPr>
+          <w:ilvl w:val="0"/>
+          <w:numId w:val="22"/>
+        </w:numPr>
+      </w:pPr>
+      <w:hyperlink r:id="rId34" w:history="1">
+        <w:r>
+          <w:rPr>
+            <w:rStyle w:val="CodeChar"/>
+          </w:rPr>
+          <w:t xml:space="preserve">lib/brain/prompts/handoff.ts</w:t>
+        </w:r>
+      </w:hyperlink>
+      <w:r>
+        <w:t xml:space="preserve">：转人工摘要的提示词。</w:t>
+      </w:r>
+    </w:p>
+    <w:p>
+      <w:pPr>
+        <w:pStyle w:val="ListParagraph"/>
+        <w:numPr>
+          <w:ilvl w:val="0"/>
+          <w:numId w:val="22"/>
+        </w:numPr>
+      </w:pPr>
+      <w:hyperlink r:id="rId35" w:history="1">
+        <w:r>
+          <w:rPr>
+            <w:rStyle w:val="CodeChar"/>
+          </w:rPr>
+          <w:t xml:space="preserve">lib/llm/</w:t>
+        </w:r>
+      </w:hyperlink>
+      <w:r>
+        <w:t xml:space="preserve">：OpenRouter 调用、模型配置、成本计算。</w:t>
+      </w:r>
+    </w:p>
+    <w:p>
+      <w:pPr>
+        <w:pStyle w:val="Heading2"/>
+      </w:pPr>
+      <w:r>
+        <w:t xml:space="preserve">风险闸门（对应「风险闸门是怎么设计的」「意图模糊时怎么办」）</w:t>
+      </w:r>
+    </w:p>
+    <w:p>
+      <w:pPr>
+        <w:pStyle w:val="ListParagraph"/>
+        <w:numPr>
+          <w:ilvl w:val="0"/>
+          <w:numId w:val="23"/>
+        </w:numPr>
+      </w:pPr>
+      <w:hyperlink r:id="rId36" w:history="1">
+        <w:r>
+          <w:rPr>
+            <w:rStyle w:val="CodeChar"/>
+          </w:rPr>
+          <w:t xml:space="preserve">lib/brain/risk.ts</w:t>
+        </w:r>
+      </w:hyperlink>
+      <w:r>
+        <w:t xml:space="preserve">：硬关键词 + Jev 打分，阈值和关键词降级。</w:t>
+      </w:r>
+    </w:p>
+    <w:p>
+      <w:pPr>
+        <w:pStyle w:val="ListParagraph"/>
+        <w:numPr>
+          <w:ilvl w:val="0"/>
+          <w:numId w:val="23"/>
+        </w:numPr>
+      </w:pPr>
+      <w:hyperlink r:id="rId37" w:history="1">
+        <w:r>
+          <w:rPr>
+            <w:rStyle w:val="CodeChar"/>
+          </w:rPr>
+          <w:t xml:space="preserve">lib/brain/caution.ts</w:t>
+        </w:r>
+      </w:hyperlink>
+      <w:r>
+        <w:t xml:space="preserve">：黄区安抚、递转人工按钮、连续两轮黄区转人工。</w:t>
+      </w:r>
+    </w:p>
+    <w:p>
+      <w:pPr>
+        <w:pStyle w:val="ListParagraph"/>
+        <w:numPr>
+          <w:ilvl w:val="0"/>
+          <w:numId w:val="23"/>
+        </w:numPr>
+      </w:pPr>
+      <w:hyperlink r:id="rId38" w:history="1">
+        <w:r>
+          <w:rPr>
+            <w:rStyle w:val="CodeChar"/>
+          </w:rPr>
+          <w:t xml:space="preserve">lib/brain/background.ts</w:t>
+        </w:r>
+      </w:hyperlink>
+      <w:r>
+        <w:t xml:space="preserve">：L1 秒回之后在后台继续跑的风险检查。</w:t>
+      </w:r>
+    </w:p>
+    <w:p>
+      <w:pPr>
+        <w:pStyle w:val="Heading2"/>
+      </w:pPr>
+      <w:r>
+        <w:t xml:space="preserve">工具和写操作安全（对应「两个安全设计」「模型幻觉怎么处理」）</w:t>
+      </w:r>
+    </w:p>
+    <w:p>
+      <w:pPr>
+        <w:pStyle w:val="ListParagraph"/>
+        <w:numPr>
+          <w:ilvl w:val="0"/>
+          <w:numId w:val="24"/>
+        </w:numPr>
+      </w:pPr>
+      <w:hyperlink r:id="rId39" w:history="1">
+        <w:r>
+          <w:rPr>
+            <w:rStyle w:val="CodeChar"/>
+          </w:rPr>
+          <w:t xml:space="preserve">lib/tools/registry.ts</w:t>
+        </w:r>
+      </w:hyperlink>
+      <w:r>
+        <w:t xml:space="preserve">：15 个工具的中文说明和参数格式，买家身份由代码注入。</w:t>
+      </w:r>
+    </w:p>
+    <w:p>
+      <w:pPr>
+        <w:pStyle w:val="ListParagraph"/>
+        <w:numPr>
+          <w:ilvl w:val="0"/>
+          <w:numId w:val="24"/>
+        </w:numPr>
+      </w:pPr>
+      <w:hyperlink r:id="rId14" w:history="1">
+        <w:r>
+          <w:rPr>
+            <w:rStyle w:val="CodeChar"/>
+          </w:rPr>
+          <w:t xml:space="preserve">lib/tools/write-rules.ts</w:t>
+        </w:r>
+      </w:hyperlink>
+      <w:r>
+        <w:t xml:space="preserve">：退款、换货、改地址、取消的业务规则校验。</w:t>
+      </w:r>
+    </w:p>
+    <w:p>
+      <w:pPr>
+        <w:pStyle w:val="ListParagraph"/>
+        <w:numPr>
+          <w:ilvl w:val="0"/>
+          <w:numId w:val="24"/>
+        </w:numPr>
+      </w:pPr>
+      <w:hyperlink r:id="rId40" w:history="1">
+        <w:r>
+          <w:rPr>
+            <w:rStyle w:val="CodeChar"/>
+          </w:rPr>
+          <w:t xml:space="preserve">lib/tools/execute-pending.ts</w:t>
+        </w:r>
+      </w:hyperlink>
+      <w:r>
+        <w:t xml:space="preserve">：买家点确认后才真正执行。</w:t>
+      </w:r>
+    </w:p>
+    <w:p>
+      <w:pPr>
+        <w:pStyle w:val="ListParagraph"/>
+        <w:numPr>
+          <w:ilvl w:val="0"/>
+          <w:numId w:val="24"/>
+        </w:numPr>
+      </w:pPr>
+      <w:hyperlink r:id="rId41" w:history="1">
+        <w:r>
+          <w:rPr>
+            <w:rStyle w:val="CodeChar"/>
+          </w:rPr>
+          <w:t xml:space="preserve">lib/tools/recommend-size.ts</w:t>
+        </w:r>
+      </w:hyperlink>
+      <w:r>
+        <w:t xml:space="preserve">：确定性的尺码推荐算法。</w:t>
+      </w:r>
+    </w:p>
+    <w:p>
+      <w:pPr>
+        <w:pStyle w:val="Heading2"/>
+      </w:pPr>
+      <w:r>
+        <w:t xml:space="preserve">知识库和检索</w:t>
+      </w:r>
+    </w:p>
+    <w:p>
+      <w:pPr>
+        <w:pStyle w:val="ListParagraph"/>
+        <w:numPr>
+          <w:ilvl w:val="0"/>
+          <w:numId w:val="25"/>
+        </w:numPr>
+      </w:pPr>
+      <w:hyperlink r:id="rId15" w:history="1">
+        <w:r>
+          <w:rPr>
+            <w:rStyle w:val="CodeChar"/>
+          </w:rPr>
+          <w:t xml:space="preserve">data/seed/kb/</w:t>
+        </w:r>
+      </w:hyperlink>
+      <w:r>
+        <w:t xml:space="preserve">：10 篇知识库原文。</w:t>
+      </w:r>
+    </w:p>
+    <w:p>
+      <w:pPr>
+        <w:pStyle w:val="ListParagraph"/>
+        <w:numPr>
+          <w:ilvl w:val="0"/>
+          <w:numId w:val="25"/>
+        </w:numPr>
+      </w:pPr>
+      <w:hyperlink r:id="rId42" w:history="1">
+        <w:r>
+          <w:rPr>
+            <w:rStyle w:val="CodeChar"/>
+          </w:rPr>
+          <w:t xml:space="preserve">lib/rag/</w:t>
+        </w:r>
+      </w:hyperlink>
+      <w:r>
+        <w:t xml:space="preserve">：切块、向量化、相似度检索、超时退回字面匹配、向量缓存。</w:t>
+      </w:r>
+    </w:p>
+    <w:p>
+      <w:pPr>
+        <w:pStyle w:val="Heading2"/>
+      </w:pPr>
+      <w:r>
+        <w:t xml:space="preserve">虚构数据（对应第五节）</w:t>
+      </w:r>
+    </w:p>
+    <w:p>
+      <w:pPr>
+        <w:pStyle w:val="ListParagraph"/>
+        <w:numPr>
+          <w:ilvl w:val="0"/>
+          <w:numId w:val="26"/>
+        </w:numPr>
+      </w:pPr>
+      <w:hyperlink r:id="rId43" w:history="1">
+        <w:r>
+          <w:rPr>
+            <w:rStyle w:val="CodeChar"/>
+          </w:rPr>
+          <w:t xml:space="preserve">data/seed/</w:t>
+        </w:r>
+      </w:hyperlink>
+      <w:r>
+        <w:t xml:space="preserve">：店铺、商品、买家、订单、优惠券、尺码表、规则的 JSON。</w:t>
+      </w:r>
+    </w:p>
+    <w:p>
+      <w:pPr>
+        <w:pStyle w:val="ListParagraph"/>
+        <w:numPr>
+          <w:ilvl w:val="0"/>
+          <w:numId w:val="26"/>
+        </w:numPr>
+      </w:pPr>
+      <w:hyperlink r:id="rId13" w:history="1">
+        <w:r>
+          <w:rPr>
+            <w:rStyle w:val="CodeChar"/>
+          </w:rPr>
+          <w:t xml:space="preserve">scripts/seed-heroes.ts</w:t>
+        </w:r>
+      </w:hyperlink>
+      <w:r>
+        <w:t xml:space="preserve">、</w:t>
+      </w:r>
+      <w:hyperlink r:id="rId17" w:history="1">
+        <w:r>
+          <w:rPr>
+            <w:rStyle w:val="CodeChar"/>
+          </w:rPr>
+          <w:t xml:space="preserve">scripts/seed-data.ts</w:t>
+        </w:r>
+      </w:hyperlink>
+      <w:r>
+        <w:t xml:space="preserve">、</w:t>
+      </w:r>
+      <w:hyperlink r:id="rId44" w:history="1">
+        <w:r>
+          <w:rPr>
+            <w:rStyle w:val="CodeChar"/>
+          </w:rPr>
+          <w:t xml:space="preserve">scripts/seed.ts</w:t>
+        </w:r>
+      </w:hyperlink>
+      <w:r>
+        <w:t xml:space="preserve">：英雄数据常量、按种子生成普通数据、一键生成并建索引。</w:t>
+      </w:r>
+    </w:p>
+    <w:p>
+      <w:pPr>
+        <w:pStyle w:val="ListParagraph"/>
+        <w:numPr>
+          <w:ilvl w:val="0"/>
+          <w:numId w:val="26"/>
+        </w:numPr>
+      </w:pPr>
+      <w:hyperlink r:id="rId45" w:history="1">
+        <w:r>
+          <w:rPr>
+            <w:rStyle w:val="CodeChar"/>
+          </w:rPr>
+          <w:t xml:space="preserve">scripts/check-seed.ts</w:t>
+        </w:r>
+      </w:hyperlink>
+      <w:r>
+        <w:t xml:space="preserve">：独立检查脚本，逐条核对规格书的硬要求。</w:t>
+      </w:r>
+    </w:p>
+    <w:p>
+      <w:pPr>
+        <w:pStyle w:val="ListParagraph"/>
+        <w:numPr>
+          <w:ilvl w:val="0"/>
+          <w:numId w:val="26"/>
+        </w:numPr>
+      </w:pPr>
+      <w:hyperlink r:id="rId18" w:history="1">
+        <w:r>
+          <w:rPr>
+            <w:rStyle w:val="CodeChar"/>
+          </w:rPr>
+          <w:t xml:space="preserve">lib/analytics/gen-traffic.ts</w:t>
+        </w:r>
+      </w:hyperlink>
+      <w:r>
+        <w:t xml:space="preserve">：295 条模拟历史消息。</w:t>
+      </w:r>
+    </w:p>
+    <w:p>
+      <w:pPr>
+        <w:pStyle w:val="Heading2"/>
+      </w:pPr>
+      <w:r>
+        <w:t xml:space="preserve">评测</w:t>
+      </w:r>
+    </w:p>
+    <w:p>
+      <w:pPr>
+        <w:pStyle w:val="ListParagraph"/>
+        <w:numPr>
+          <w:ilvl w:val="0"/>
+          <w:numId w:val="27"/>
+        </w:numPr>
+      </w:pPr>
+      <w:hyperlink r:id="rId19" w:history="1">
+        <w:r>
+          <w:rPr>
+            <w:rStyle w:val="CodeChar"/>
+          </w:rPr>
+          <w:t xml:space="preserve">data/eval/cases.json</w:t>
+        </w:r>
+      </w:hyperlink>
+      <w:r>
+        <w:t xml:space="preserve">、</w:t>
+      </w:r>
+      <w:hyperlink r:id="rId20" w:history="1">
+        <w:r>
+          <w:rPr>
+            <w:rStyle w:val="CodeChar"/>
+          </w:rPr>
+          <w:t xml:space="preserve">data/eval/holdout.json</w:t>
+        </w:r>
+      </w:hyperlink>
+      <w:r>
+        <w:t xml:space="preserve">：60 条主评测、15 条留出集。</w:t>
+      </w:r>
+    </w:p>
+    <w:p>
+      <w:pPr>
+        <w:pStyle w:val="ListParagraph"/>
+        <w:numPr>
+          <w:ilvl w:val="0"/>
+          <w:numId w:val="27"/>
+        </w:numPr>
+      </w:pPr>
+      <w:hyperlink r:id="rId46" w:history="1">
+        <w:r>
+          <w:rPr>
+            <w:rStyle w:val="CodeChar"/>
+          </w:rPr>
+          <w:t xml:space="preserve">lib/eval/run.ts</w:t>
+        </w:r>
+      </w:hyperlink>
+      <w:r>
+        <w:t xml:space="preserve">、</w:t>
+      </w:r>
+      <w:hyperlink r:id="rId47" w:history="1">
+        <w:r>
+          <w:rPr>
+            <w:rStyle w:val="CodeChar"/>
+          </w:rPr>
+          <w:t xml:space="preserve">scripts/eval.ts</w:t>
+        </w:r>
+      </w:hyperlink>
+      <w:r>
+        <w:t xml:space="preserve">：评测脚本，算意图、路由、风险的准确率。</w:t>
+      </w:r>
+    </w:p>
+    <w:p>
+      <w:pPr>
+        <w:pStyle w:val="ListParagraph"/>
+        <w:numPr>
+          <w:ilvl w:val="0"/>
+          <w:numId w:val="27"/>
+        </w:numPr>
+      </w:pPr>
+      <w:hyperlink r:id="rId48" w:history="1">
+        <w:r>
+          <w:rPr>
+            <w:rStyle w:val="CodeChar"/>
+          </w:rPr>
+          <w:t xml:space="preserve">docs/reports/</w:t>
+        </w:r>
+      </w:hyperlink>
+      <w:r>
+        <w:t xml:space="preserve">：评测报告和测速数据。</w:t>
+      </w:r>
+    </w:p>
+    <w:p>
+      <w:pPr>
+        <w:pStyle w:val="Heading2"/>
+      </w:pPr>
+      <w:r>
+        <w:t xml:space="preserve">界面和演示模式</w:t>
+      </w:r>
+    </w:p>
+    <w:p>
+      <w:pPr>
+        <w:pStyle w:val="ListParagraph"/>
+        <w:numPr>
+          <w:ilvl w:val="0"/>
+          <w:numId w:val="28"/>
+        </w:numPr>
+      </w:pPr>
+      <w:hyperlink r:id="rId49" w:history="1">
+        <w:r>
+          <w:rPr>
+            <w:rStyle w:val="CodeChar"/>
+          </w:rPr>
+          <w:t xml:space="preserve">app/(shop)/</w:t>
+        </w:r>
+      </w:hyperlink>
+      <w:r>
+        <w:t xml:space="preserve">：买家商城（首页、商品、订单）。</w:t>
+      </w:r>
+    </w:p>
+    <w:p>
+      <w:pPr>
+        <w:pStyle w:val="ListParagraph"/>
+        <w:numPr>
+          <w:ilvl w:val="0"/>
+          <w:numId w:val="28"/>
+        </w:numPr>
+      </w:pPr>
+      <w:hyperlink r:id="rId50" w:history="1">
+        <w:r>
+          <w:rPr>
+            <w:rStyle w:val="CodeChar"/>
+          </w:rPr>
+          <w:t xml:space="preserve">app/seller/</w:t>
+        </w:r>
+      </w:hyperlink>
+      <w:r>
+        <w:t xml:space="preserve">：卖家后台（会话、接管、知识库、规则、看板）。</w:t>
+      </w:r>
+    </w:p>
+    <w:p>
+      <w:pPr>
+        <w:pStyle w:val="ListParagraph"/>
+        <w:numPr>
+          <w:ilvl w:val="0"/>
+          <w:numId w:val="28"/>
+        </w:numPr>
+      </w:pPr>
+      <w:hyperlink r:id="rId51" w:history="1">
+        <w:r>
+          <w:rPr>
+            <w:rStyle w:val="CodeChar"/>
+          </w:rPr>
+          <w:t xml:space="preserve">components/chat/</w:t>
+        </w:r>
+      </w:hyperlink>
+      <w:r>
+        <w:t xml:space="preserve">：客服聊天窗和各种卡片。</w:t>
+      </w:r>
+    </w:p>
+    <w:p>
+      <w:pPr>
+        <w:pStyle w:val="ListParagraph"/>
+        <w:numPr>
+          <w:ilvl w:val="0"/>
+          <w:numId w:val="28"/>
+        </w:numPr>
+      </w:pPr>
+      <w:hyperlink r:id="rId52" w:history="1">
+        <w:r>
+          <w:rPr>
+            <w:rStyle w:val="CodeChar"/>
+          </w:rPr>
+          <w:t xml:space="preserve">components/demo/</w:t>
+        </w:r>
+      </w:hyperlink>
+      <w:r>
+        <w:t xml:space="preserve">：演示模式，步骤和台词在 </w:t>
       </w:r>
       <w:r>
         <w:rPr>
           <w:rStyle w:val="CodeChar"/>
         </w:rPr>
-        <w:t xml:space="preserve">npm run e2e</w:t>
-      </w:r>
-      <w:r>
-        <w:t xml:space="preserve"> 6 步全绿，就可以录演示视频了。</w:t>
+        <w:t xml:space="preserve">steps.ts</w:t>
+      </w:r>
+      <w:r>
+        <w:t xml:space="preserve">。</w:t>
+      </w:r>
+    </w:p>
+    <w:p>
+      <w:pPr>
+        <w:pStyle w:val="ListParagraph"/>
+        <w:numPr>
+          <w:ilvl w:val="0"/>
+          <w:numId w:val="28"/>
+        </w:numPr>
+      </w:pPr>
+      <w:hyperlink r:id="rId53" w:history="1">
+        <w:r>
+          <w:rPr>
+            <w:rStyle w:val="CodeChar"/>
+          </w:rPr>
+          <w:t xml:space="preserve">app/api/</w:t>
+        </w:r>
+      </w:hyperlink>
+      <w:r>
+        <w:t xml:space="preserve">：前端调用的全部接口。</w:t>
       </w:r>
     </w:p>
     <w:p>
@@ -5115,7 +5199,95 @@
         <w:pStyle w:val="Heading2"/>
       </w:pPr>
       <w:r>
-        <w:t xml:space="preserve">对外讲时可能被问到的问题</w:t>
+        <w:t xml:space="preserve">公开部署</w:t>
+      </w:r>
+    </w:p>
+    <w:p>
+      <w:pPr>
+        <w:pStyle w:val="ListParagraph"/>
+        <w:numPr>
+          <w:ilvl w:val="0"/>
+          <w:numId w:val="29"/>
+        </w:numPr>
+      </w:pPr>
+      <w:hyperlink r:id="rId54" w:history="1">
+        <w:r>
+          <w:rPr>
+            <w:rStyle w:val="CodeChar"/>
+          </w:rPr>
+          <w:t xml:space="preserve">docs/DEPLOY.md</w:t>
+        </w:r>
+      </w:hyperlink>
+      <w:r>
+        <w:t xml:space="preserve">：服务器部署和更新步骤。</w:t>
+      </w:r>
+    </w:p>
+    <w:p>
+      <w:pPr>
+        <w:pStyle w:val="ListParagraph"/>
+        <w:numPr>
+          <w:ilvl w:val="0"/>
+          <w:numId w:val="29"/>
+        </w:numPr>
+      </w:pPr>
+      <w:hyperlink r:id="rId55" w:history="1">
+        <w:r>
+          <w:rPr>
+            <w:rStyle w:val="CodeChar"/>
+          </w:rPr>
+          <w:t xml:space="preserve">docs/DEMO.md</w:t>
+        </w:r>
+      </w:hyperlink>
+      <w:r>
+        <w:t xml:space="preserve">：演示脚本、常见追问和出问题时的备用方案。</w:t>
+      </w:r>
+    </w:p>
+    <w:p>
+      <w:pPr>
+        <w:pStyle w:val="ListParagraph"/>
+        <w:numPr>
+          <w:ilvl w:val="0"/>
+          <w:numId w:val="29"/>
+        </w:numPr>
+      </w:pPr>
+      <w:hyperlink r:id="rId56" w:history="1">
+        <w:r>
+          <w:rPr>
+            <w:rStyle w:val="CodeChar"/>
+          </w:rPr>
+          <w:t xml:space="preserve">lib/store/visitor-context.ts</w:t>
+        </w:r>
+      </w:hyperlink>
+      <w:r>
+        <w:t xml:space="preserve">：每位访客一份独立数据，互不影响。</w:t>
+      </w:r>
+    </w:p>
+    <w:p>
+      <w:pPr>
+        <w:pStyle w:val="ListParagraph"/>
+        <w:numPr>
+          <w:ilvl w:val="0"/>
+          <w:numId w:val="29"/>
+        </w:numPr>
+      </w:pPr>
+      <w:hyperlink r:id="rId57" w:history="1">
+        <w:r>
+          <w:rPr>
+            <w:rStyle w:val="CodeChar"/>
+          </w:rPr>
+          <w:t xml:space="preserve">lib/store/public-limits.ts</w:t>
+        </w:r>
+      </w:hyperlink>
+      <w:r>
+        <w:t xml:space="preserve">：访问限流和每日费用上限。</w:t>
+      </w:r>
+    </w:p>
+    <w:p>
+      <w:pPr>
+        <w:pStyle w:val="Heading1"/>
+      </w:pPr>
+      <w:r>
+        <w:t xml:space="preserve">七、对外讲时可能被问到的问题</w:t>
       </w:r>
     </w:p>
     <w:p>
@@ -5139,7 +5311,7 @@
         <w:t xml:space="preserve">问：Jev 是英文模型，中文行吗？</w:t>
       </w:r>
       <w:r>
-        <w:t xml:space="preserve"> 答：没有假设，用数据说话。T06 评测用 60 条中文测试句给出了实测准确率和门槛建议（评测还在跑，结果出来后补进这里）。就算有判断不准的，把握低的也会自动掉到大模型那一层。</w:t>
+        <w:t xml:space="preserve"> 答：没有假设，用数据说话。60 条中文测试句的主评测里，意图准确率约 95.5%，端到端 57/60 通过；另外留了 15 条从没拿来调过参的留出集，13/15 通过。就算有判断不准的，把握低的也会自动掉到大模型那一层。</w:t>
       </w:r>
     </w:p>
     <w:p>
@@ -5204,10 +5376,10 @@
     </w:p>
     <w:p>
       <w:pPr>
-        <w:pStyle w:val="Heading2"/>
-      </w:pPr>
-      <w:r>
-        <w:t xml:space="preserve">术语表</w:t>
+        <w:pStyle w:val="Heading1"/>
+      </w:pPr>
+      <w:r>
+        <w:t xml:space="preserve">八、术语表</w:t>
       </w:r>
     </w:p>
     <w:tbl>
@@ -5511,21 +5683,25 @@
             <w:r>
               <w:t xml:space="preserve">前后端之间约定好的数据格式（</w:t>
             </w:r>
-            <w:r>
-              <w:rPr>
-                <w:rStyle w:val="CodeChar"/>
-              </w:rPr>
-              <w:t xml:space="preserve">lib/types.ts</w:t>
-            </w:r>
+            <w:hyperlink r:id="rId6" w:history="1">
+              <w:r>
+                <w:rPr>
+                  <w:rStyle w:val="CodeChar"/>
+                </w:rPr>
+                <w:t xml:space="preserve">lib/types.ts</w:t>
+              </w:r>
+            </w:hyperlink>
             <w:r>
               <w:t xml:space="preserve"> + </w:t>
             </w:r>
-            <w:r>
-              <w:rPr>
-                <w:rStyle w:val="CodeChar"/>
-              </w:rPr>
-              <w:t xml:space="preserve">CONTRACTS.md</w:t>
-            </w:r>
+            <w:hyperlink r:id="rId5" w:history="1">
+              <w:r>
+                <w:rPr>
+                  <w:rStyle w:val="CodeChar"/>
+                </w:rPr>
+                <w:t xml:space="preserve">CONTRACTS.md</w:t>
+              </w:r>
+            </w:hyperlink>
             <w:r>
               <w:t xml:space="preserve">）</w:t>
             </w:r>
@@ -5863,13 +6039,13 @@
     <w:abstractNumId w:val="0"/>
   </w:num>
   <w:num w:numId="8">
-    <w:abstractNumId w:val="0"/>
-  </w:num>
-  <w:num w:numId="9">
     <w:abstractNumId w:val="1"/>
     <w:lvlOverride w:ilvl="0">
       <w:startOverride w:val="1"/>
     </w:lvlOverride>
+  </w:num>
+  <w:num w:numId="9">
+    <w:abstractNumId w:val="0"/>
   </w:num>
   <w:num w:numId="10">
     <w:abstractNumId w:val="0"/>
@@ -5878,7 +6054,10 @@
     <w:abstractNumId w:val="0"/>
   </w:num>
   <w:num w:numId="12">
-    <w:abstractNumId w:val="0"/>
+    <w:abstractNumId w:val="1"/>
+    <w:lvlOverride w:ilvl="0">
+      <w:startOverride w:val="1"/>
+    </w:lvlOverride>
   </w:num>
   <w:num w:numId="13">
     <w:abstractNumId w:val="1"/>
@@ -5887,10 +6066,7 @@
     </w:lvlOverride>
   </w:num>
   <w:num w:numId="14">
-    <w:abstractNumId w:val="1"/>
-    <w:lvlOverride w:ilvl="0">
-      <w:startOverride w:val="1"/>
-    </w:lvlOverride>
+    <w:abstractNumId w:val="0"/>
   </w:num>
   <w:num w:numId="15">
     <w:abstractNumId w:val="0"/>
@@ -5905,6 +6081,36 @@
     <w:abstractNumId w:val="0"/>
   </w:num>
   <w:num w:numId="19">
+    <w:abstractNumId w:val="0"/>
+  </w:num>
+  <w:num w:numId="20">
+    <w:abstractNumId w:val="0"/>
+  </w:num>
+  <w:num w:numId="21">
+    <w:abstractNumId w:val="0"/>
+  </w:num>
+  <w:num w:numId="22">
+    <w:abstractNumId w:val="0"/>
+  </w:num>
+  <w:num w:numId="23">
+    <w:abstractNumId w:val="0"/>
+  </w:num>
+  <w:num w:numId="24">
+    <w:abstractNumId w:val="0"/>
+  </w:num>
+  <w:num w:numId="25">
+    <w:abstractNumId w:val="0"/>
+  </w:num>
+  <w:num w:numId="26">
+    <w:abstractNumId w:val="0"/>
+  </w:num>
+  <w:num w:numId="27">
+    <w:abstractNumId w:val="0"/>
+  </w:num>
+  <w:num w:numId="28">
+    <w:abstractNumId w:val="0"/>
+  </w:num>
+  <w:num w:numId="29">
     <w:abstractNumId w:val="0"/>
   </w:num>
 </w:numbering>
@@ -5938,12 +6144,13 @@
     <w:qFormat/>
     <w:pPr>
       <w:keepNext/>
-      <w:spacing w:before="360" w:after="120"/>
+      <w:spacing w:before="560" w:after="200"/>
       <w:outlineLvl w:val="0"/>
     </w:pPr>
     <w:rPr>
       <w:b/>
-      <w:sz w:val="32"/>
+      <w:color w:val="1F2A44"/>
+      <w:sz w:val="40"/>
     </w:rPr>
   </w:style>
   <w:style w:type="paragraph" w:styleId="Heading2">
@@ -5953,12 +6160,13 @@
     <w:qFormat/>
     <w:pPr>
       <w:keepNext/>
-      <w:spacing w:before="280" w:after="100"/>
+      <w:spacing w:before="320" w:after="120"/>
       <w:outlineLvl w:val="1"/>
     </w:pPr>
     <w:rPr>
       <w:b/>
-      <w:sz w:val="26"/>
+      <w:color w:val="2F3B55"/>
+      <w:sz w:val="30"/>
     </w:rPr>
   </w:style>
   <w:style w:type="paragraph" w:styleId="Heading3">
